--- a/documenten/format_leerlingdossier_PWS2120.docx
+++ b/documenten/format_leerlingdossier_PWS2120.docx
@@ -4,7 +4,7 @@
   <w:body>
     <w:p>
       <w:pPr>
-        <w:pStyle w:val="897"/>
+        <w:pStyle w:val="899"/>
         <w:pBdr/>
         <w:bidi w:val="false"/>
         <w:spacing w:line="276" w:lineRule="auto"/>
@@ -43,7 +43,7 @@
     </w:p>
     <w:p>
       <w:pPr>
-        <w:pStyle w:val="897"/>
+        <w:pStyle w:val="899"/>
         <w:pBdr/>
         <w:bidi w:val="false"/>
         <w:spacing w:line="276" w:lineRule="auto"/>
@@ -79,7 +79,7 @@
     </w:p>
     <w:p>
       <w:pPr>
-        <w:pStyle w:val="897"/>
+        <w:pStyle w:val="899"/>
         <w:pBdr/>
         <w:bidi w:val="false"/>
         <w:spacing w:line="276" w:lineRule="auto"/>
@@ -123,7 +123,7 @@
     </w:p>
     <w:p>
       <w:pPr>
-        <w:pStyle w:val="897"/>
+        <w:pStyle w:val="899"/>
         <w:pBdr/>
         <w:bidi w:val="false"/>
         <w:spacing w:line="276" w:lineRule="auto"/>
@@ -1906,7 +1906,7 @@
     </w:p>
     <w:p>
       <w:pPr>
-        <w:pStyle w:val="897"/>
+        <w:pStyle w:val="899"/>
         <w:pBdr/>
         <w:bidi w:val="false"/>
         <w:spacing w:line="276" w:lineRule="auto"/>
@@ -1944,7 +1944,7 @@
     </w:p>
     <w:p>
       <w:pPr>
-        <w:pStyle w:val="897"/>
+        <w:pStyle w:val="899"/>
         <w:pBdr/>
         <w:bidi w:val="false"/>
         <w:spacing w:line="276" w:lineRule="auto"/>
@@ -1980,7 +1980,7 @@
     </w:p>
     <w:p>
       <w:pPr>
-        <w:pStyle w:val="897"/>
+        <w:pStyle w:val="899"/>
         <w:pBdr/>
         <w:bidi w:val="false"/>
         <w:spacing w:line="276" w:lineRule="auto"/>
@@ -2021,7 +2021,7 @@
     </w:p>
     <w:p>
       <w:pPr>
-        <w:pStyle w:val="897"/>
+        <w:pStyle w:val="899"/>
         <w:pBdr/>
         <w:bidi w:val="false"/>
         <w:spacing w:line="276" w:lineRule="auto"/>
@@ -2065,7 +2065,7 @@
     </w:p>
     <w:p>
       <w:pPr>
-        <w:pStyle w:val="897"/>
+        <w:pStyle w:val="899"/>
         <w:pBdr/>
         <w:bidi w:val="false"/>
         <w:spacing w:line="276" w:lineRule="auto"/>
@@ -2117,7 +2117,7 @@
     </w:p>
     <w:p>
       <w:pPr>
-        <w:pStyle w:val="897"/>
+        <w:pStyle w:val="899"/>
         <w:pBdr/>
         <w:bidi w:val="false"/>
         <w:spacing w:line="276" w:lineRule="auto"/>
@@ -2205,7 +2205,7 @@
     </w:p>
     <w:p>
       <w:pPr>
-        <w:pStyle w:val="897"/>
+        <w:pStyle w:val="899"/>
         <w:pBdr/>
         <w:bidi w:val="false"/>
         <w:spacing w:line="276" w:lineRule="auto"/>
@@ -2242,7 +2242,7 @@
     </w:p>
     <w:p>
       <w:pPr>
-        <w:pStyle w:val="897"/>
+        <w:pStyle w:val="899"/>
         <w:pBdr/>
         <w:bidi w:val="false"/>
         <w:spacing w:line="276" w:lineRule="auto"/>
@@ -2278,7 +2278,7 @@
     </w:p>
     <w:p>
       <w:pPr>
-        <w:pStyle w:val="897"/>
+        <w:pStyle w:val="899"/>
         <w:pBdr/>
         <w:bidi w:val="false"/>
         <w:spacing w:line="276" w:lineRule="auto"/>
@@ -2314,7 +2314,7 @@
     </w:p>
     <w:p>
       <w:pPr>
-        <w:pStyle w:val="897"/>
+        <w:pStyle w:val="899"/>
         <w:pBdr/>
         <w:bidi w:val="false"/>
         <w:spacing w:line="276" w:lineRule="auto"/>
@@ -2350,7 +2350,7 @@
     </w:p>
     <w:p>
       <w:pPr>
-        <w:pStyle w:val="897"/>
+        <w:pStyle w:val="899"/>
         <w:pBdr/>
         <w:bidi w:val="false"/>
         <w:spacing w:line="276" w:lineRule="auto"/>
@@ -2386,7 +2386,7 @@
     </w:p>
     <w:p>
       <w:pPr>
-        <w:pStyle w:val="897"/>
+        <w:pStyle w:val="899"/>
         <w:pBdr/>
         <w:bidi w:val="false"/>
         <w:spacing w:line="276" w:lineRule="auto"/>
@@ -2440,7 +2440,7 @@
     </w:p>
     <w:p>
       <w:pPr>
-        <w:pStyle w:val="897"/>
+        <w:pStyle w:val="899"/>
         <w:pBdr/>
         <w:bidi w:val="false"/>
         <w:spacing w:line="276" w:lineRule="auto"/>
@@ -2489,7 +2489,7 @@
     </w:p>
     <w:p>
       <w:pPr>
-        <w:pStyle w:val="897"/>
+        <w:pStyle w:val="899"/>
         <w:pBdr/>
         <w:bidi w:val="false"/>
         <w:spacing w:line="276" w:lineRule="auto"/>
@@ -2534,7 +2534,7 @@
     </w:p>
     <w:p>
       <w:pPr>
-        <w:pStyle w:val="897"/>
+        <w:pStyle w:val="899"/>
         <w:pBdr/>
         <w:bidi w:val="false"/>
         <w:spacing w:line="276" w:lineRule="auto"/>
@@ -2570,7 +2570,7 @@
     </w:p>
     <w:p>
       <w:pPr>
-        <w:pStyle w:val="897"/>
+        <w:pStyle w:val="899"/>
         <w:pBdr/>
         <w:bidi w:val="false"/>
         <w:spacing w:line="276" w:lineRule="auto"/>
@@ -2606,7 +2606,7 @@
     </w:p>
     <w:p>
       <w:pPr>
-        <w:pStyle w:val="897"/>
+        <w:pStyle w:val="899"/>
         <w:pBdr/>
         <w:bidi w:val="false"/>
         <w:spacing w:line="276" w:lineRule="auto"/>
@@ -2642,7 +2642,7 @@
     </w:p>
     <w:p>
       <w:pPr>
-        <w:pStyle w:val="897"/>
+        <w:pStyle w:val="899"/>
         <w:pBdr/>
         <w:bidi w:val="false"/>
         <w:spacing w:line="276" w:lineRule="auto"/>
@@ -2754,7 +2754,7 @@
     </w:p>
     <w:p>
       <w:pPr>
-        <w:pStyle w:val="897"/>
+        <w:pStyle w:val="899"/>
         <w:pBdr/>
         <w:bidi w:val="false"/>
         <w:spacing w:line="276" w:lineRule="auto"/>
@@ -2792,7 +2792,7 @@
       <w:hyperlink r:id="rId10" w:tooltip="https://nexxdott.com/voor-jongeren/" w:history="1">
         <w:r>
           <w:rPr>
-            <w:rStyle w:val="898"/>
+            <w:rStyle w:val="900"/>
             <w:rFonts w:ascii="Arial" w:hAnsi="Arial"/>
             <w:sz w:val="22"/>
             <w:szCs w:val="22"/>
@@ -2804,7 +2804,7 @@
       <w:hyperlink r:id="rId11" w:tooltip="https://nexxdott.com/voor-jongeren/" w:history="1">
         <w:r>
           <w:rPr>
-            <w:rStyle w:val="898"/>
+            <w:rStyle w:val="900"/>
             <w:rFonts w:ascii="Arial" w:hAnsi="Arial"/>
             <w:sz w:val="22"/>
             <w:szCs w:val="22"/>
@@ -2841,7 +2841,7 @@
     </w:p>
     <w:p>
       <w:pPr>
-        <w:pStyle w:val="897"/>
+        <w:pStyle w:val="899"/>
         <w:pBdr/>
         <w:bidi w:val="false"/>
         <w:spacing w:line="276" w:lineRule="auto"/>
@@ -2877,7 +2877,7 @@
     </w:p>
     <w:p>
       <w:pPr>
-        <w:pStyle w:val="897"/>
+        <w:pStyle w:val="899"/>
         <w:pBdr/>
         <w:bidi w:val="false"/>
         <w:spacing w:line="276" w:lineRule="auto"/>
@@ -2915,7 +2915,7 @@
     </w:p>
     <w:p>
       <w:pPr>
-        <w:pStyle w:val="897"/>
+        <w:pStyle w:val="899"/>
         <w:pBdr/>
         <w:bidi w:val="false"/>
         <w:spacing w:line="276" w:lineRule="auto"/>
@@ -2953,7 +2953,7 @@
     </w:p>
     <w:p>
       <w:pPr>
-        <w:pStyle w:val="897"/>
+        <w:pStyle w:val="899"/>
         <w:pBdr/>
         <w:bidi w:val="false"/>
         <w:spacing w:line="276" w:lineRule="auto"/>
@@ -2991,7 +2991,7 @@
     </w:p>
     <w:p>
       <w:pPr>
-        <w:pStyle w:val="897"/>
+        <w:pStyle w:val="899"/>
         <w:pBdr/>
         <w:bidi w:val="false"/>
         <w:spacing w:line="276" w:lineRule="auto"/>
@@ -3029,7 +3029,7 @@
     </w:p>
     <w:p>
       <w:pPr>
-        <w:pStyle w:val="897"/>
+        <w:pStyle w:val="899"/>
         <w:pBdr/>
         <w:bidi w:val="false"/>
         <w:spacing w:line="276" w:lineRule="auto"/>
@@ -3067,7 +3067,7 @@
     </w:p>
     <w:p>
       <w:pPr>
-        <w:pStyle w:val="897"/>
+        <w:pStyle w:val="899"/>
         <w:pBdr/>
         <w:bidi w:val="false"/>
         <w:spacing w:line="276" w:lineRule="auto"/>
@@ -3103,7 +3103,7 @@
     </w:p>
     <w:p>
       <w:pPr>
-        <w:pStyle w:val="897"/>
+        <w:pStyle w:val="899"/>
         <w:pBdr/>
         <w:bidi w:val="false"/>
         <w:spacing w:line="276" w:lineRule="auto"/>
@@ -3148,7 +3148,7 @@
     </w:p>
     <w:p>
       <w:pPr>
-        <w:pStyle w:val="897"/>
+        <w:pStyle w:val="899"/>
         <w:pBdr/>
         <w:bidi w:val="false"/>
         <w:spacing w:line="276" w:lineRule="auto"/>
@@ -3184,7 +3184,7 @@
     </w:p>
     <w:p>
       <w:pPr>
-        <w:pStyle w:val="897"/>
+        <w:pStyle w:val="899"/>
         <w:pBdr/>
         <w:bidi w:val="false"/>
         <w:spacing w:line="276" w:lineRule="auto"/>
@@ -3235,7 +3235,7 @@
     </w:p>
     <w:p>
       <w:pPr>
-        <w:pStyle w:val="897"/>
+        <w:pStyle w:val="899"/>
         <w:numPr>
           <w:ilvl w:val="0"/>
           <w:numId w:val="3"/>
@@ -3294,7 +3294,7 @@
     </w:p>
     <w:p>
       <w:pPr>
-        <w:pStyle w:val="897"/>
+        <w:pStyle w:val="899"/>
         <w:numPr>
           <w:ilvl w:val="1"/>
           <w:numId w:val="3"/>
@@ -3334,7 +3334,7 @@
       <w:hyperlink r:id="rId12" w:tooltip="https://coenkd.github.io/PWS2120/6. Actorenanalyse en inkaderen onderzoeksthema %28CURIOUS%29.html" w:history="1">
         <w:r>
           <w:rPr>
-            <w:rStyle w:val="883"/>
+            <w:rStyle w:val="885"/>
             <w:rFonts w:ascii="Arial" w:hAnsi="Arial"/>
             <w:sz w:val="22"/>
             <w:szCs w:val="22"/>
@@ -3345,7 +3345,7 @@
         </w:r>
         <w:r>
           <w:rPr>
-            <w:rStyle w:val="883"/>
+            <w:rStyle w:val="885"/>
             <w:rFonts w:ascii="Arial" w:hAnsi="Arial"/>
             <w:sz w:val="22"/>
             <w:szCs w:val="22"/>
@@ -3355,7 +3355,7 @@
         </w:r>
         <w:r>
           <w:rPr>
-            <w:rStyle w:val="883"/>
+            <w:rStyle w:val="885"/>
             <w:rFonts w:ascii="Arial" w:hAnsi="Arial"/>
             <w:sz w:val="22"/>
             <w:szCs w:val="22"/>
@@ -3386,7 +3386,7 @@
     </w:p>
     <w:p>
       <w:pPr>
-        <w:pStyle w:val="897"/>
+        <w:pStyle w:val="899"/>
         <w:pBdr/>
         <w:bidi w:val="false"/>
         <w:spacing w:line="276" w:lineRule="auto"/>
@@ -3430,7 +3430,7 @@
     </w:p>
     <w:p>
       <w:pPr>
-        <w:pStyle w:val="897"/>
+        <w:pStyle w:val="899"/>
         <w:pBdr/>
         <w:bidi w:val="false"/>
         <w:spacing w:line="276" w:lineRule="auto"/>
@@ -3484,7 +3484,7 @@
     </w:p>
     <w:p>
       <w:pPr>
-        <w:pStyle w:val="897"/>
+        <w:pStyle w:val="899"/>
         <w:numPr>
           <w:ilvl w:val="0"/>
           <w:numId w:val="4"/>
@@ -3533,7 +3533,7 @@
     </w:p>
     <w:p>
       <w:pPr>
-        <w:pStyle w:val="897"/>
+        <w:pStyle w:val="899"/>
         <w:pBdr/>
         <w:bidi w:val="false"/>
         <w:spacing w:line="276" w:lineRule="auto"/>
@@ -3577,7 +3577,7 @@
     </w:p>
     <w:p>
       <w:pPr>
-        <w:pStyle w:val="897"/>
+        <w:pStyle w:val="899"/>
         <w:pBdr/>
         <w:bidi w:val="false"/>
         <w:spacing w:line="276" w:lineRule="auto"/>
@@ -3607,34 +3607,24 @@
           <w:szCs w:val="22"/>
           <w:lang w:val="en-US"/>
         </w:rPr>
-        <w:t xml:space="preserve">Les 7: Je hebt in deze les een set variabelen gegenereerd waarvan je de tien belangrijkste rondom een cirkel hebt geplaatst. Hier heb je een relatiecirkel van gemaakt en bij enkele relatiestromen heb je een bijbehorend verhaal geschreven. Laat hier zien wat je geproduceerd hebt.</w:t>
+        <w:t xml:space="preserve">Les 7: Je hebt in deze </w:t>
       </w:r>
       <w:r>
         <w:rPr>
           <w:rFonts w:ascii="Arial" w:hAnsi="Arial"/>
           <w:sz w:val="22"/>
           <w:szCs w:val="22"/>
-        </w:rPr>
-      </w:r>
-    </w:p>
-    <w:p>
-      <w:pPr>
-        <w:pStyle w:val="897"/>
-        <w:numPr>
-          <w:ilvl w:val="0"/>
-          <w:numId w:val="5"/>
-        </w:numPr>
-        <w:pBdr/>
-        <w:bidi w:val="false"/>
-        <w:spacing w:line="276" w:lineRule="auto"/>
-        <w:ind/>
-        <w:jc w:val="left"/>
+          <w:lang w:val="en-US"/>
+        </w:rPr>
+        <w:t xml:space="preserve">les een set variabelen gegenereerd waarvan je de tien belangrijkste rondom een cirkel hebt geplaatst. Hier heb je een relatiecirkel van gemaakt en bij enkele relatiestromen heb je een bijbehorend verhaal geschreven. Laat hier zien wat je geproduceerd hebt.</w:t>
+      </w:r>
+      <w:r>
         <w:rPr>
           <w:rFonts w:ascii="Arial" w:hAnsi="Arial"/>
           <w:sz w:val="22"/>
           <w:szCs w:val="22"/>
         </w:rPr>
-      </w:pPr>
+      </w:r>
       <w:r>
         <w:rPr>
           <w:rFonts w:ascii="Arial" w:hAnsi="Arial"/>
@@ -3643,8 +3633,26 @@
           <w:highlight w:val="none"/>
           <w:lang w:val="en-US"/>
         </w:rPr>
-        <w:t xml:space="preserve">Set variabelen zoveel mogelijk uitgesplitst naar de 3 p</w:t>
-      </w:r>
+      </w:r>
+    </w:p>
+    <w:p>
+      <w:pPr>
+        <w:pStyle w:val="899"/>
+        <w:numPr>
+          <w:ilvl w:val="0"/>
+          <w:numId w:val="5"/>
+        </w:numPr>
+        <w:pBdr/>
+        <w:bidi w:val="false"/>
+        <w:spacing w:line="276" w:lineRule="auto"/>
+        <w:ind/>
+        <w:jc w:val="left"/>
+        <w:rPr>
+          <w:rFonts w:ascii="Arial" w:hAnsi="Arial"/>
+          <w:sz w:val="22"/>
+          <w:szCs w:val="22"/>
+        </w:rPr>
+      </w:pPr>
       <w:r>
         <w:rPr>
           <w:rFonts w:ascii="Arial" w:hAnsi="Arial"/>
@@ -3653,7 +3661,7 @@
           <w:highlight w:val="none"/>
           <w:lang w:val="en-US"/>
         </w:rPr>
-        <w:t xml:space="preserve">'s</w:t>
+        <w:t xml:space="preserve">Set variabelen zoveel mogelijk uitgesplitst naar de 3 p</w:t>
       </w:r>
       <w:r>
         <w:rPr>
@@ -3663,6 +3671,7 @@
           <w:highlight w:val="none"/>
           <w:lang w:val="en-US"/>
         </w:rPr>
+        <w:t xml:space="preserve">'s</w:t>
       </w:r>
       <w:r>
         <w:rPr>
@@ -3671,10 +3680,17 @@
           <w:szCs w:val="22"/>
         </w:rPr>
       </w:r>
+      <w:r>
+        <w:rPr>
+          <w:rFonts w:ascii="Arial" w:hAnsi="Arial"/>
+          <w:sz w:val="22"/>
+          <w:szCs w:val="22"/>
+        </w:rPr>
+      </w:r>
     </w:p>
     <w:p>
       <w:pPr>
-        <w:pStyle w:val="897"/>
+        <w:pStyle w:val="899"/>
         <w:numPr>
           <w:ilvl w:val="0"/>
           <w:numId w:val="5"/>
@@ -3707,10 +3723,17 @@
           <w:szCs w:val="22"/>
         </w:rPr>
       </w:r>
+      <w:r>
+        <w:rPr>
+          <w:rFonts w:ascii="Arial" w:hAnsi="Arial"/>
+          <w:sz w:val="22"/>
+          <w:szCs w:val="22"/>
+        </w:rPr>
+      </w:r>
     </w:p>
     <w:p>
       <w:pPr>
-        <w:pStyle w:val="897"/>
+        <w:pStyle w:val="899"/>
         <w:numPr>
           <w:ilvl w:val="0"/>
           <w:numId w:val="5"/>
@@ -3743,10 +3766,17 @@
           <w:szCs w:val="22"/>
         </w:rPr>
       </w:r>
+      <w:r>
+        <w:rPr>
+          <w:rFonts w:ascii="Arial" w:hAnsi="Arial"/>
+          <w:sz w:val="22"/>
+          <w:szCs w:val="22"/>
+        </w:rPr>
+      </w:r>
     </w:p>
     <w:p>
       <w:pPr>
-        <w:pStyle w:val="897"/>
+        <w:pStyle w:val="899"/>
         <w:numPr>
           <w:ilvl w:val="0"/>
           <w:numId w:val="5"/>
@@ -3784,6 +3814,1616 @@
       <w:r>
         <w:rPr>
           <w:rFonts w:ascii="Arial" w:hAnsi="Arial"/>
+          <w:sz w:val="22"/>
+          <w:szCs w:val="22"/>
+        </w:rPr>
+      </w:r>
+    </w:p>
+    <w:p>
+      <w:pPr>
+        <w:pStyle w:val="899"/>
+        <w:pBdr/>
+        <w:bidi w:val="false"/>
+        <w:spacing w:line="276" w:lineRule="auto"/>
+        <w:ind/>
+        <w:jc w:val="left"/>
+        <w:rPr>
+          <w:rFonts w:ascii="Arial" w:hAnsi="Arial"/>
+          <w:sz w:val="22"/>
+          <w:szCs w:val="22"/>
+        </w:rPr>
+      </w:pPr>
+      <w:r>
+        <w:rPr>
+          <w:rFonts w:ascii="Arial" w:hAnsi="Arial"/>
+          <w:sz w:val="22"/>
+          <w:szCs w:val="22"/>
+        </w:rPr>
+      </w:r>
+      <w:r>
+        <w:rPr>
+          <w:rFonts w:ascii="Arial" w:hAnsi="Arial"/>
+          <w:sz w:val="22"/>
+          <w:szCs w:val="22"/>
+        </w:rPr>
+      </w:r>
+      <w:r>
+        <w:rPr>
+          <w:rFonts w:ascii="Arial" w:hAnsi="Arial"/>
+          <w:sz w:val="22"/>
+          <w:szCs w:val="22"/>
+        </w:rPr>
+      </w:r>
+    </w:p>
+    <w:p>
+      <w:pPr>
+        <w:pStyle w:val="899"/>
+        <w:pBdr/>
+        <w:bidi w:val="false"/>
+        <w:spacing w:line="276" w:lineRule="auto"/>
+        <w:ind/>
+        <w:jc w:val="left"/>
+        <w:rPr>
+          <w:rFonts w:ascii="Arial" w:hAnsi="Arial"/>
+          <w:sz w:val="22"/>
+          <w:szCs w:val="22"/>
+          <w:highlight w:val="none"/>
+          <w:lang w:val="en-US"/>
+        </w:rPr>
+      </w:pPr>
+      <w:r>
+        <w:rPr>
+          <w:rFonts w:ascii="Arial" w:hAnsi="Arial"/>
+          <w:sz w:val="22"/>
+          <w:szCs w:val="22"/>
+          <w:highlight w:val="none"/>
+          <w:lang w:val="en-US"/>
+        </w:rPr>
+        <w:t xml:space="preserve">Les 8 Causaal diagram</w:t>
+      </w:r>
+      <w:r>
+        <w:rPr>
+          <w:rFonts w:ascii="Arial" w:hAnsi="Arial"/>
+          <w:sz w:val="22"/>
+          <w:szCs w:val="22"/>
+        </w:rPr>
+      </w:r>
+    </w:p>
+    <w:p>
+      <w:pPr>
+        <w:pStyle w:val="840"/>
+        <w:pBdr>
+          <w:top w:val="none" w:color="000000" w:sz="4" w:space="0"/>
+          <w:left w:val="none" w:color="000000" w:sz="4" w:space="0"/>
+          <w:bottom w:val="none" w:color="000000" w:sz="4" w:space="0"/>
+          <w:right w:val="none" w:color="000000" w:sz="4" w:space="0"/>
+        </w:pBdr>
+        <w:spacing/>
+        <w:ind w:right="0" w:firstLine="0" w:left="0"/>
+        <w:rPr>
+          <w:rFonts w:ascii="Arial" w:hAnsi="Arial" w:eastAsia="Arial" w:cs="Arial"/>
+          <w:b/>
+          <w:bCs/>
+          <w:color w:val="000000"/>
+          <w:sz w:val="28"/>
+          <w:szCs w:val="28"/>
+          <w:lang w:val="en-US"/>
+        </w:rPr>
+      </w:pPr>
+      <w:r>
+        <w:rPr>
+          <w:rFonts w:ascii="Arial" w:hAnsi="Arial" w:eastAsia="Arial" w:cs="Arial"/>
+          <w:b/>
+          <w:color w:val="000000"/>
+          <w:sz w:val="28"/>
+          <w:lang w:val="en-US"/>
+        </w:rPr>
+        <w:t xml:space="preserve">Uit de module:</w:t>
+      </w:r>
+      <w:r>
+        <w:rPr>
+          <w:rFonts w:ascii="Arial" w:hAnsi="Arial" w:cs="Arial"/>
+          <w:sz w:val="28"/>
+        </w:rPr>
+      </w:r>
+    </w:p>
+    <w:p>
+      <w:pPr>
+        <w:pStyle w:val="840"/>
+        <w:pBdr>
+          <w:top w:val="none" w:color="000000" w:sz="4" w:space="0"/>
+          <w:left w:val="none" w:color="000000" w:sz="4" w:space="0"/>
+          <w:bottom w:val="none" w:color="000000" w:sz="4" w:space="0"/>
+          <w:right w:val="none" w:color="000000" w:sz="4" w:space="0"/>
+        </w:pBdr>
+        <w:spacing/>
+        <w:ind w:right="0" w:firstLine="0" w:left="0"/>
+        <w:rPr>
+          <w:rFonts w:ascii="Arial" w:hAnsi="Arial" w:cs="Arial"/>
+          <w:bCs/>
+          <w:i/>
+          <w:sz w:val="20"/>
+          <w:szCs w:val="20"/>
+        </w:rPr>
+      </w:pPr>
+      <w:r>
+        <w:rPr>
+          <w:rFonts w:ascii="Arial" w:hAnsi="Arial" w:eastAsia="Arial" w:cs="Arial"/>
+          <w:b/>
+          <w:i/>
+          <w:iCs/>
+          <w:color w:val="000000"/>
+          <w:sz w:val="20"/>
+          <w:szCs w:val="20"/>
+          <w:lang w:val="en-US"/>
+        </w:rPr>
+      </w:r>
+      <w:r>
+        <w:rPr>
+          <w:rFonts w:ascii="Arial" w:hAnsi="Arial" w:eastAsia="Arial" w:cs="Arial"/>
+          <w:b/>
+          <w:i/>
+          <w:iCs/>
+          <w:color w:val="000000"/>
+          <w:sz w:val="20"/>
+          <w:szCs w:val="20"/>
+        </w:rPr>
+        <w:t xml:space="preserve">Oriëntatie met chatbot</w:t>
+      </w:r>
+      <w:r>
+        <w:rPr>
+          <w:rFonts w:ascii="Arial" w:hAnsi="Arial" w:eastAsia="Arial" w:cs="Arial"/>
+          <w:i/>
+          <w:iCs/>
+          <w:sz w:val="20"/>
+          <w:szCs w:val="20"/>
+        </w:rPr>
+      </w:r>
+      <w:r>
+        <w:rPr>
+          <w:i/>
+          <w:iCs/>
+          <w:sz w:val="20"/>
+          <w:szCs w:val="20"/>
+        </w:rPr>
+      </w:r>
+    </w:p>
+    <w:p>
+      <w:pPr>
+        <w:pBdr>
+          <w:top w:val="none" w:color="000000" w:sz="4" w:space="0"/>
+          <w:left w:val="none" w:color="000000" w:sz="4" w:space="0"/>
+          <w:bottom w:val="none" w:color="000000" w:sz="4" w:space="0"/>
+          <w:right w:val="none" w:color="000000" w:sz="4" w:space="0"/>
+        </w:pBdr>
+        <w:spacing/>
+        <w:ind w:right="0" w:firstLine="0" w:left="0"/>
+        <w:rPr>
+          <w:rFonts w:ascii="Arial" w:hAnsi="Arial" w:cs="Arial"/>
+          <w:bCs/>
+          <w:i/>
+          <w:sz w:val="20"/>
+          <w:szCs w:val="20"/>
+        </w:rPr>
+      </w:pPr>
+      <w:r>
+        <w:rPr>
+          <w:rFonts w:ascii="Arial" w:hAnsi="Arial" w:eastAsia="Arial" w:cs="Arial"/>
+          <w:i/>
+          <w:iCs/>
+          <w:color w:val="000000"/>
+          <w:sz w:val="20"/>
+          <w:szCs w:val="20"/>
+        </w:rPr>
+        <w:t xml:space="preserve">Gebruik de chatbot om een eerste verkenning van het systeem te maken. Voorbeeldprompts:</w:t>
+      </w:r>
+      <w:r>
+        <w:rPr>
+          <w:rFonts w:ascii="Arial" w:hAnsi="Arial" w:eastAsia="Arial" w:cs="Arial"/>
+          <w:i/>
+          <w:iCs/>
+          <w:sz w:val="20"/>
+          <w:szCs w:val="20"/>
+        </w:rPr>
+      </w:r>
+    </w:p>
+    <w:p>
+      <w:pPr>
+        <w:pStyle w:val="864"/>
+        <w:numPr>
+          <w:ilvl w:val="0"/>
+          <w:numId w:val="6"/>
+        </w:numPr>
+        <w:pBdr>
+          <w:top w:val="none" w:color="000000" w:sz="4" w:space="0"/>
+          <w:left w:val="none" w:color="000000" w:sz="4" w:space="0"/>
+          <w:bottom w:val="none" w:color="000000" w:sz="4" w:space="0"/>
+          <w:right w:val="none" w:color="000000" w:sz="4" w:space="0"/>
+        </w:pBdr>
+        <w:spacing/>
+        <w:ind w:right="0"/>
+        <w:rPr>
+          <w:rFonts w:ascii="Arial" w:hAnsi="Arial" w:cs="Arial"/>
+          <w:bCs/>
+          <w:i/>
+          <w:sz w:val="20"/>
+          <w:szCs w:val="20"/>
+        </w:rPr>
+      </w:pPr>
+      <w:r>
+        <w:rPr>
+          <w:rFonts w:ascii="Arial" w:hAnsi="Arial" w:eastAsia="Arial" w:cs="Arial"/>
+          <w:b/>
+          <w:i/>
+          <w:iCs/>
+          <w:color w:val="000000"/>
+          <w:sz w:val="20"/>
+          <w:szCs w:val="20"/>
+        </w:rPr>
+        <w:t xml:space="preserve">Geef een lijst van variabelen</w:t>
+      </w:r>
+      <w:r>
+        <w:rPr>
+          <w:rFonts w:ascii="Arial" w:hAnsi="Arial" w:eastAsia="Arial" w:cs="Arial"/>
+          <w:i/>
+          <w:iCs/>
+          <w:color w:val="000000"/>
+          <w:sz w:val="20"/>
+          <w:szCs w:val="20"/>
+        </w:rPr>
+        <w:t xml:space="preserve"> (zaken die kunnen toe- of afnemen) in de complexe context van … (gebruik verschillende perspectieven, bijvoorbeeld de </w:t>
+      </w:r>
+      <w:r>
+        <w:rPr>
+          <w:rFonts w:ascii="Arial" w:hAnsi="Arial" w:eastAsia="Arial" w:cs="Arial"/>
+          <w:b/>
+          <w:i/>
+          <w:iCs/>
+          <w:color w:val="000000"/>
+          <w:sz w:val="20"/>
+          <w:szCs w:val="20"/>
+        </w:rPr>
+        <w:t xml:space="preserve">3 P’s</w:t>
+      </w:r>
+      <w:r>
+        <w:rPr>
+          <w:rFonts w:ascii="Arial" w:hAnsi="Arial" w:eastAsia="Arial" w:cs="Arial"/>
+          <w:i/>
+          <w:iCs/>
+          <w:color w:val="000000"/>
+          <w:sz w:val="20"/>
+          <w:szCs w:val="20"/>
+        </w:rPr>
+        <w:t xml:space="preserve">: People, Planet, Prosperity). (Specificeer als het antwoord te ruim is.)</w:t>
+      </w:r>
+      <w:r>
+        <w:rPr>
+          <w:rFonts w:ascii="Arial" w:hAnsi="Arial" w:eastAsia="Arial" w:cs="Arial"/>
+          <w:i/>
+          <w:iCs/>
+          <w:sz w:val="20"/>
+          <w:szCs w:val="20"/>
+        </w:rPr>
+      </w:r>
+    </w:p>
+    <w:p>
+      <w:pPr>
+        <w:pStyle w:val="864"/>
+        <w:numPr>
+          <w:ilvl w:val="0"/>
+          <w:numId w:val="6"/>
+        </w:numPr>
+        <w:pBdr>
+          <w:top w:val="none" w:color="000000" w:sz="4" w:space="0"/>
+          <w:left w:val="none" w:color="000000" w:sz="4" w:space="0"/>
+          <w:bottom w:val="none" w:color="000000" w:sz="4" w:space="0"/>
+          <w:right w:val="none" w:color="000000" w:sz="4" w:space="0"/>
+        </w:pBdr>
+        <w:spacing/>
+        <w:ind w:right="0"/>
+        <w:rPr>
+          <w:rFonts w:ascii="Arial" w:hAnsi="Arial" w:cs="Arial"/>
+          <w:bCs/>
+          <w:i/>
+          <w:sz w:val="20"/>
+          <w:szCs w:val="20"/>
+        </w:rPr>
+      </w:pPr>
+      <w:r>
+        <w:rPr>
+          <w:rFonts w:ascii="Arial" w:hAnsi="Arial" w:eastAsia="Arial" w:cs="Arial"/>
+          <w:b/>
+          <w:i/>
+          <w:iCs/>
+          <w:color w:val="000000"/>
+          <w:sz w:val="20"/>
+          <w:szCs w:val="20"/>
+        </w:rPr>
+        <w:t xml:space="preserve">Schets met deze variabelen een causaal diagram</w:t>
+      </w:r>
+      <w:r>
+        <w:rPr>
+          <w:rFonts w:ascii="Arial" w:hAnsi="Arial" w:eastAsia="Arial" w:cs="Arial"/>
+          <w:i/>
+          <w:iCs/>
+          <w:color w:val="000000"/>
+          <w:sz w:val="20"/>
+          <w:szCs w:val="20"/>
+        </w:rPr>
+        <w:t xml:space="preserve"> met </w:t>
+      </w:r>
+      <w:r>
+        <w:rPr>
+          <w:rFonts w:ascii="Arial" w:hAnsi="Arial" w:eastAsia="Arial" w:cs="Arial"/>
+          <w:b/>
+          <w:i/>
+          <w:iCs/>
+          <w:color w:val="000000"/>
+          <w:sz w:val="20"/>
+          <w:szCs w:val="20"/>
+        </w:rPr>
+        <w:t xml:space="preserve">O(pposite)-</w:t>
+      </w:r>
+      <w:r>
+        <w:rPr>
+          <w:rFonts w:ascii="Arial" w:hAnsi="Arial" w:eastAsia="Arial" w:cs="Arial"/>
+          <w:i/>
+          <w:iCs/>
+          <w:color w:val="000000"/>
+          <w:sz w:val="20"/>
+          <w:szCs w:val="20"/>
+        </w:rPr>
+        <w:t xml:space="preserve"> en </w:t>
+      </w:r>
+      <w:r>
+        <w:rPr>
+          <w:rFonts w:ascii="Arial" w:hAnsi="Arial" w:eastAsia="Arial" w:cs="Arial"/>
+          <w:b/>
+          <w:i/>
+          <w:iCs/>
+          <w:color w:val="000000"/>
+          <w:sz w:val="20"/>
+          <w:szCs w:val="20"/>
+        </w:rPr>
+        <w:t xml:space="preserve">S(ame)-pijlen</w:t>
+      </w:r>
+      <w:r>
+        <w:rPr>
+          <w:rFonts w:ascii="Arial" w:hAnsi="Arial" w:eastAsia="Arial" w:cs="Arial"/>
+          <w:i/>
+          <w:iCs/>
+          <w:color w:val="000000"/>
+          <w:sz w:val="20"/>
+          <w:szCs w:val="20"/>
+        </w:rPr>
+        <w:t xml:space="preserve">. Zoek naar causale lussen en beschrijf een betekenisvol verhaal.</w:t>
+      </w:r>
+      <w:r>
+        <w:rPr>
+          <w:rFonts w:ascii="Arial" w:hAnsi="Arial" w:eastAsia="Arial" w:cs="Arial"/>
+          <w:i/>
+          <w:iCs/>
+          <w:sz w:val="20"/>
+          <w:szCs w:val="20"/>
+        </w:rPr>
+      </w:r>
+    </w:p>
+    <w:p>
+      <w:pPr>
+        <w:pStyle w:val="864"/>
+        <w:numPr>
+          <w:ilvl w:val="0"/>
+          <w:numId w:val="6"/>
+        </w:numPr>
+        <w:pBdr>
+          <w:top w:val="none" w:color="000000" w:sz="4" w:space="0"/>
+          <w:left w:val="none" w:color="000000" w:sz="4" w:space="0"/>
+          <w:bottom w:val="none" w:color="000000" w:sz="4" w:space="0"/>
+          <w:right w:val="none" w:color="000000" w:sz="4" w:space="0"/>
+        </w:pBdr>
+        <w:spacing/>
+        <w:ind w:right="0"/>
+        <w:rPr>
+          <w:rFonts w:ascii="Arial" w:hAnsi="Arial" w:cs="Arial"/>
+          <w:bCs/>
+          <w:i/>
+          <w:sz w:val="20"/>
+          <w:szCs w:val="20"/>
+        </w:rPr>
+      </w:pPr>
+      <w:r>
+        <w:rPr>
+          <w:rFonts w:ascii="Arial" w:hAnsi="Arial" w:eastAsia="Arial" w:cs="Arial"/>
+          <w:b/>
+          <w:i/>
+          <w:iCs/>
+          <w:color w:val="000000"/>
+          <w:sz w:val="20"/>
+          <w:szCs w:val="20"/>
+        </w:rPr>
+        <w:t xml:space="preserve">Licht enkele belangrijke R(eïnforcing)- en B(alancing)-lussen eruit</w:t>
+      </w:r>
+      <w:r>
+        <w:rPr>
+          <w:rFonts w:ascii="Arial" w:hAnsi="Arial" w:eastAsia="Arial" w:cs="Arial"/>
+          <w:i/>
+          <w:iCs/>
+          <w:color w:val="000000"/>
+          <w:sz w:val="20"/>
+          <w:szCs w:val="20"/>
+        </w:rPr>
+        <w:t xml:space="preserve"> waarin je centrale variabele een plek heeft en vertel het bijbehorende verhaal.</w:t>
+      </w:r>
+      <w:r>
+        <w:rPr>
+          <w:rFonts w:ascii="Arial" w:hAnsi="Arial" w:eastAsia="Arial" w:cs="Arial"/>
+          <w:i/>
+          <w:iCs/>
+          <w:sz w:val="20"/>
+          <w:szCs w:val="20"/>
+        </w:rPr>
+      </w:r>
+    </w:p>
+    <w:p>
+      <w:pPr>
+        <w:pStyle w:val="864"/>
+        <w:numPr>
+          <w:ilvl w:val="0"/>
+          <w:numId w:val="6"/>
+        </w:numPr>
+        <w:pBdr>
+          <w:top w:val="none" w:color="000000" w:sz="4" w:space="0"/>
+          <w:left w:val="none" w:color="000000" w:sz="4" w:space="0"/>
+          <w:bottom w:val="none" w:color="000000" w:sz="4" w:space="0"/>
+          <w:right w:val="none" w:color="000000" w:sz="4" w:space="0"/>
+        </w:pBdr>
+        <w:spacing/>
+        <w:ind w:right="0"/>
+        <w:rPr>
+          <w:rFonts w:ascii="Arial" w:hAnsi="Arial" w:cs="Arial"/>
+          <w:bCs/>
+          <w:i/>
+          <w:sz w:val="20"/>
+          <w:szCs w:val="20"/>
+        </w:rPr>
+      </w:pPr>
+      <w:r>
+        <w:rPr>
+          <w:rFonts w:ascii="Arial" w:hAnsi="Arial" w:eastAsia="Arial" w:cs="Arial"/>
+          <w:b/>
+          <w:i/>
+          <w:iCs/>
+          <w:color w:val="000000"/>
+          <w:sz w:val="20"/>
+          <w:szCs w:val="20"/>
+        </w:rPr>
+        <w:t xml:space="preserve">Aan welke SDG’s raken deze verhalen?</w:t>
+      </w:r>
+      <w:r>
+        <w:rPr>
+          <w:rFonts w:ascii="Arial" w:hAnsi="Arial" w:eastAsia="Arial" w:cs="Arial"/>
+          <w:i/>
+          <w:iCs/>
+          <w:sz w:val="20"/>
+          <w:szCs w:val="20"/>
+        </w:rPr>
+      </w:r>
+    </w:p>
+    <w:p>
+      <w:pPr>
+        <w:pStyle w:val="864"/>
+        <w:numPr>
+          <w:ilvl w:val="0"/>
+          <w:numId w:val="6"/>
+        </w:numPr>
+        <w:pBdr>
+          <w:top w:val="none" w:color="000000" w:sz="4" w:space="0"/>
+          <w:left w:val="none" w:color="000000" w:sz="4" w:space="0"/>
+          <w:bottom w:val="none" w:color="000000" w:sz="4" w:space="0"/>
+          <w:right w:val="none" w:color="000000" w:sz="4" w:space="0"/>
+        </w:pBdr>
+        <w:spacing/>
+        <w:ind w:right="0"/>
+        <w:rPr>
+          <w:rFonts w:ascii="Arial" w:hAnsi="Arial" w:cs="Arial"/>
+          <w:bCs/>
+          <w:i/>
+          <w:sz w:val="20"/>
+          <w:szCs w:val="20"/>
+        </w:rPr>
+      </w:pPr>
+      <w:r>
+        <w:rPr>
+          <w:rFonts w:ascii="Arial" w:hAnsi="Arial" w:eastAsia="Arial" w:cs="Arial"/>
+          <w:b/>
+          <w:i/>
+          <w:iCs/>
+          <w:color w:val="000000"/>
+          <w:sz w:val="20"/>
+          <w:szCs w:val="20"/>
+        </w:rPr>
+        <w:t xml:space="preserve">Hoe verhoudt dit complexe systeem zich tot de Doughnut van Raworth?</w:t>
+      </w:r>
+      <w:r>
+        <w:rPr>
+          <w:rFonts w:ascii="Arial" w:hAnsi="Arial" w:eastAsia="Arial" w:cs="Arial"/>
+          <w:i/>
+          <w:iCs/>
+          <w:sz w:val="20"/>
+          <w:szCs w:val="20"/>
+        </w:rPr>
+      </w:r>
+    </w:p>
+    <w:p>
+      <w:pPr>
+        <w:pStyle w:val="864"/>
+        <w:numPr>
+          <w:ilvl w:val="0"/>
+          <w:numId w:val="6"/>
+        </w:numPr>
+        <w:pBdr>
+          <w:top w:val="none" w:color="000000" w:sz="4" w:space="0"/>
+          <w:left w:val="none" w:color="000000" w:sz="4" w:space="0"/>
+          <w:bottom w:val="none" w:color="000000" w:sz="4" w:space="0"/>
+          <w:right w:val="none" w:color="000000" w:sz="4" w:space="0"/>
+        </w:pBdr>
+        <w:spacing/>
+        <w:ind w:right="0"/>
+        <w:rPr>
+          <w:rFonts w:ascii="Arial" w:hAnsi="Arial" w:cs="Arial"/>
+          <w:bCs/>
+          <w:i/>
+          <w:sz w:val="20"/>
+          <w:szCs w:val="20"/>
+        </w:rPr>
+      </w:pPr>
+      <w:r>
+        <w:rPr>
+          <w:rFonts w:ascii="Arial" w:hAnsi="Arial" w:eastAsia="Arial" w:cs="Arial"/>
+          <w:b/>
+          <w:i/>
+          <w:iCs/>
+          <w:color w:val="000000"/>
+          <w:sz w:val="20"/>
+          <w:szCs w:val="20"/>
+        </w:rPr>
+        <w:t xml:space="preserve">Zoek en benoem leverage points (hefboompunten).</w:t>
+      </w:r>
+      <w:r>
+        <w:rPr>
+          <w:rFonts w:ascii="Arial" w:hAnsi="Arial" w:eastAsia="Arial" w:cs="Arial"/>
+          <w:i/>
+          <w:iCs/>
+          <w:color w:val="000000"/>
+          <w:sz w:val="20"/>
+          <w:szCs w:val="20"/>
+        </w:rPr>
+        <w:t xml:space="preserve"> Dit zijn variabelen in je systeem waarmee je het systeem heel sterk zou kunnen beïnvloeden.</w:t>
+      </w:r>
+      <w:r>
+        <w:rPr>
+          <w:rFonts w:ascii="Arial" w:hAnsi="Arial" w:eastAsia="Arial" w:cs="Arial"/>
+          <w:i/>
+          <w:iCs/>
+          <w:sz w:val="20"/>
+          <w:szCs w:val="20"/>
+        </w:rPr>
+      </w:r>
+    </w:p>
+    <w:p>
+      <w:pPr>
+        <w:pStyle w:val="864"/>
+        <w:numPr>
+          <w:ilvl w:val="0"/>
+          <w:numId w:val="6"/>
+        </w:numPr>
+        <w:pBdr>
+          <w:top w:val="none" w:color="000000" w:sz="4" w:space="0"/>
+          <w:left w:val="none" w:color="000000" w:sz="4" w:space="0"/>
+          <w:bottom w:val="none" w:color="000000" w:sz="4" w:space="0"/>
+          <w:right w:val="none" w:color="000000" w:sz="4" w:space="0"/>
+        </w:pBdr>
+        <w:spacing/>
+        <w:ind w:right="0"/>
+        <w:rPr>
+          <w:rFonts w:ascii="Arial" w:hAnsi="Arial" w:cs="Arial"/>
+          <w:bCs/>
+          <w:i/>
+          <w:sz w:val="20"/>
+          <w:szCs w:val="20"/>
+        </w:rPr>
+      </w:pPr>
+      <w:r>
+        <w:rPr>
+          <w:rFonts w:ascii="Arial" w:hAnsi="Arial" w:eastAsia="Arial" w:cs="Arial"/>
+          <w:i/>
+          <w:iCs/>
+          <w:color w:val="000000"/>
+          <w:sz w:val="20"/>
+          <w:szCs w:val="20"/>
+        </w:rPr>
+        <w:t xml:space="preserve">⚠️ </w:t>
+      </w:r>
+      <w:r>
+        <w:rPr>
+          <w:rFonts w:ascii="Arial" w:hAnsi="Arial" w:eastAsia="Arial" w:cs="Arial"/>
+          <w:b/>
+          <w:i/>
+          <w:iCs/>
+          <w:color w:val="000000"/>
+          <w:sz w:val="20"/>
+          <w:szCs w:val="20"/>
+        </w:rPr>
+        <w:t xml:space="preserve">Let op:</w:t>
+      </w:r>
+      <w:r>
+        <w:rPr>
+          <w:rFonts w:ascii="Arial" w:hAnsi="Arial" w:eastAsia="Arial" w:cs="Arial"/>
+          <w:i/>
+          <w:iCs/>
+          <w:color w:val="000000"/>
+          <w:sz w:val="20"/>
+          <w:szCs w:val="20"/>
+        </w:rPr>
+        <w:t xml:space="preserve"> Wees kritisch op de gegenereerde antwoorden. Vraag door en controleer de logica.</w:t>
+      </w:r>
+      <w:r>
+        <w:rPr>
+          <w:rFonts w:ascii="Arial" w:hAnsi="Arial" w:eastAsia="Arial" w:cs="Arial"/>
+          <w:i/>
+          <w:iCs/>
+          <w:sz w:val="20"/>
+          <w:szCs w:val="20"/>
+        </w:rPr>
+      </w:r>
+    </w:p>
+    <w:p>
+      <w:pPr>
+        <w:pStyle w:val="840"/>
+        <w:pBdr>
+          <w:top w:val="none" w:color="000000" w:sz="4" w:space="0"/>
+          <w:left w:val="none" w:color="000000" w:sz="4" w:space="0"/>
+          <w:bottom w:val="none" w:color="000000" w:sz="4" w:space="0"/>
+          <w:right w:val="none" w:color="000000" w:sz="4" w:space="0"/>
+        </w:pBdr>
+        <w:spacing/>
+        <w:ind w:right="0" w:firstLine="0" w:left="0"/>
+        <w:rPr>
+          <w:rFonts w:ascii="Arial" w:hAnsi="Arial" w:cs="Arial"/>
+          <w:bCs/>
+          <w:i/>
+          <w:sz w:val="20"/>
+          <w:szCs w:val="20"/>
+        </w:rPr>
+      </w:pPr>
+      <w:r>
+        <w:rPr>
+          <w:rFonts w:ascii="Arial" w:hAnsi="Arial" w:eastAsia="Arial" w:cs="Arial"/>
+          <w:b/>
+          <w:i/>
+          <w:iCs/>
+          <w:color w:val="000000"/>
+          <w:sz w:val="20"/>
+          <w:szCs w:val="20"/>
+        </w:rPr>
+        <w:t xml:space="preserve">Uitwerking causaal diagram</w:t>
+      </w:r>
+      <w:r>
+        <w:rPr>
+          <w:rFonts w:ascii="Arial" w:hAnsi="Arial" w:eastAsia="Arial" w:cs="Arial"/>
+          <w:i/>
+          <w:iCs/>
+          <w:sz w:val="20"/>
+          <w:szCs w:val="20"/>
+        </w:rPr>
+      </w:r>
+    </w:p>
+    <w:p>
+      <w:pPr>
+        <w:pBdr>
+          <w:top w:val="none" w:color="000000" w:sz="4" w:space="0"/>
+          <w:left w:val="none" w:color="000000" w:sz="4" w:space="0"/>
+          <w:bottom w:val="none" w:color="000000" w:sz="4" w:space="0"/>
+          <w:right w:val="none" w:color="000000" w:sz="4" w:space="0"/>
+        </w:pBdr>
+        <w:spacing/>
+        <w:ind w:right="0" w:firstLine="0" w:left="0"/>
+        <w:rPr>
+          <w:rFonts w:ascii="Arial" w:hAnsi="Arial" w:cs="Arial"/>
+          <w:bCs/>
+          <w:i/>
+          <w:sz w:val="20"/>
+          <w:szCs w:val="20"/>
+        </w:rPr>
+      </w:pPr>
+      <w:r>
+        <w:rPr>
+          <w:rFonts w:ascii="Arial" w:hAnsi="Arial" w:eastAsia="Arial" w:cs="Arial"/>
+          <w:i/>
+          <w:iCs/>
+          <w:color w:val="000000"/>
+          <w:sz w:val="20"/>
+          <w:szCs w:val="20"/>
+        </w:rPr>
+        <w:t xml:space="preserve">Na de oriëntatie ga je zelf aan de slag met het maken van een causaal diagram: Gebruik om je causale diagram te maken: </w:t>
+      </w:r>
+      <w:hyperlink r:id="rId13" w:tooltip="https://insightmaker.com/" w:history="1">
+        <w:r>
+          <w:rPr>
+            <w:rStyle w:val="885"/>
+            <w:rFonts w:ascii="Arial" w:hAnsi="Arial" w:eastAsia="Arial" w:cs="Arial"/>
+            <w:i/>
+            <w:iCs/>
+            <w:color w:val="0000ee"/>
+            <w:sz w:val="20"/>
+            <w:szCs w:val="20"/>
+            <w:u w:val="single"/>
+          </w:rPr>
+          <w:t xml:space="preserve">insightmaker</w:t>
+        </w:r>
+      </w:hyperlink>
+      <w:r>
+        <w:rPr>
+          <w:rFonts w:ascii="Arial" w:hAnsi="Arial" w:eastAsia="Arial" w:cs="Arial"/>
+          <w:i/>
+          <w:iCs/>
+          <w:sz w:val="20"/>
+          <w:szCs w:val="20"/>
+        </w:rPr>
+      </w:r>
+      <w:r>
+        <w:rPr>
+          <w:rFonts w:ascii="Arial" w:hAnsi="Arial" w:eastAsia="Arial" w:cs="Arial"/>
+          <w:i/>
+          <w:iCs/>
+          <w:sz w:val="20"/>
+          <w:szCs w:val="20"/>
+        </w:rPr>
+      </w:r>
+    </w:p>
+    <w:p>
+      <w:pPr>
+        <w:pStyle w:val="864"/>
+        <w:numPr>
+          <w:ilvl w:val="0"/>
+          <w:numId w:val="7"/>
+        </w:numPr>
+        <w:pBdr>
+          <w:top w:val="none" w:color="000000" w:sz="4" w:space="0"/>
+          <w:left w:val="none" w:color="000000" w:sz="4" w:space="0"/>
+          <w:bottom w:val="none" w:color="000000" w:sz="4" w:space="0"/>
+          <w:right w:val="none" w:color="000000" w:sz="4" w:space="0"/>
+        </w:pBdr>
+        <w:spacing/>
+        <w:ind w:right="0"/>
+        <w:rPr>
+          <w:rFonts w:ascii="Arial" w:hAnsi="Arial" w:cs="Arial"/>
+          <w:bCs/>
+          <w:i/>
+          <w:sz w:val="20"/>
+          <w:szCs w:val="20"/>
+        </w:rPr>
+      </w:pPr>
+      <w:r>
+        <w:rPr>
+          <w:rFonts w:ascii="Arial" w:hAnsi="Arial" w:eastAsia="Arial" w:cs="Arial"/>
+          <w:b/>
+          <w:i/>
+          <w:iCs/>
+          <w:color w:val="000000"/>
+          <w:sz w:val="20"/>
+          <w:szCs w:val="20"/>
+        </w:rPr>
+        <w:t xml:space="preserve">Voer alleen variabelen en verbanden in die je zelf begrijpt.</w:t>
+      </w:r>
+      <w:r>
+        <w:rPr>
+          <w:rFonts w:ascii="Arial" w:hAnsi="Arial" w:eastAsia="Arial" w:cs="Arial"/>
+          <w:i/>
+          <w:iCs/>
+          <w:color w:val="000000"/>
+          <w:sz w:val="20"/>
+          <w:szCs w:val="20"/>
+        </w:rPr>
+        <w:t xml:space="preserve"> Het helpt om hier een verhaal bij te maken.</w:t>
+      </w:r>
+      <w:r>
+        <w:rPr>
+          <w:rFonts w:ascii="Arial" w:hAnsi="Arial" w:eastAsia="Arial" w:cs="Arial"/>
+          <w:i/>
+          <w:iCs/>
+          <w:sz w:val="20"/>
+          <w:szCs w:val="20"/>
+        </w:rPr>
+      </w:r>
+    </w:p>
+    <w:p>
+      <w:pPr>
+        <w:pStyle w:val="864"/>
+        <w:numPr>
+          <w:ilvl w:val="0"/>
+          <w:numId w:val="7"/>
+        </w:numPr>
+        <w:pBdr>
+          <w:top w:val="none" w:color="000000" w:sz="4" w:space="0"/>
+          <w:left w:val="none" w:color="000000" w:sz="4" w:space="0"/>
+          <w:bottom w:val="none" w:color="000000" w:sz="4" w:space="0"/>
+          <w:right w:val="none" w:color="000000" w:sz="4" w:space="0"/>
+        </w:pBdr>
+        <w:spacing/>
+        <w:ind w:right="0"/>
+        <w:rPr>
+          <w:rFonts w:ascii="Arial" w:hAnsi="Arial" w:cs="Arial"/>
+          <w:bCs/>
+          <w:i/>
+          <w:sz w:val="20"/>
+          <w:szCs w:val="20"/>
+        </w:rPr>
+      </w:pPr>
+      <w:r>
+        <w:rPr>
+          <w:rFonts w:ascii="Arial" w:hAnsi="Arial" w:eastAsia="Arial" w:cs="Arial"/>
+          <w:b/>
+          <w:i/>
+          <w:iCs/>
+          <w:color w:val="000000"/>
+          <w:sz w:val="20"/>
+          <w:szCs w:val="20"/>
+        </w:rPr>
+        <w:t xml:space="preserve">Geef in je causale diagram ook R- en B-loops weer</w:t>
+      </w:r>
+      <w:r>
+        <w:rPr>
+          <w:rFonts w:ascii="Arial" w:hAnsi="Arial" w:eastAsia="Arial" w:cs="Arial"/>
+          <w:i/>
+          <w:iCs/>
+          <w:color w:val="000000"/>
+          <w:sz w:val="20"/>
+          <w:szCs w:val="20"/>
+        </w:rPr>
+        <w:t xml:space="preserve"> en analyseer hoe deze feedbacklussen het systeem beïnvloeden. Door deze oefening krijg je inzicht in eigenschappen van complexe systemen en hoe verschillende krachten samenwerken of tegenwerken binnen een complex vraagstuk.</w:t>
+      </w:r>
+      <w:r>
+        <w:rPr>
+          <w:rFonts w:ascii="Arial" w:hAnsi="Arial" w:cs="Arial"/>
+          <w:i/>
+          <w:iCs/>
+          <w:sz w:val="20"/>
+          <w:szCs w:val="20"/>
+        </w:rPr>
+      </w:r>
+    </w:p>
+    <w:p>
+      <w:pPr>
+        <w:pBdr>
+          <w:top w:val="none" w:color="000000" w:sz="4" w:space="0"/>
+          <w:left w:val="none" w:color="000000" w:sz="4" w:space="0"/>
+          <w:bottom w:val="none" w:color="000000" w:sz="4" w:space="0"/>
+          <w:right w:val="none" w:color="000000" w:sz="4" w:space="0"/>
+        </w:pBdr>
+        <w:spacing/>
+        <w:ind w:right="0"/>
+        <w:rPr>
+          <w:rFonts w:ascii="Arial" w:hAnsi="Arial" w:cs="Arial"/>
+          <w:sz w:val="24"/>
+          <w:szCs w:val="24"/>
+        </w:rPr>
+      </w:pPr>
+      <w:r>
+        <w:rPr>
+          <w:rFonts w:ascii="Arial" w:hAnsi="Arial" w:cs="Arial"/>
+          <w:sz w:val="24"/>
+          <w:szCs w:val="24"/>
+        </w:rPr>
+      </w:r>
+      <w:r>
+        <w:rPr>
+          <w:rFonts w:ascii="Arial" w:hAnsi="Arial" w:cs="Arial"/>
+          <w:sz w:val="24"/>
+          <w:szCs w:val="24"/>
+        </w:rPr>
+      </w:r>
+      <w:r>
+        <w:rPr>
+          <w:rFonts w:ascii="Arial" w:hAnsi="Arial" w:cs="Arial"/>
+          <w:sz w:val="24"/>
+          <w:szCs w:val="24"/>
+        </w:rPr>
+      </w:r>
+    </w:p>
+    <w:p>
+      <w:pPr>
+        <w:pBdr>
+          <w:top w:val="none" w:color="000000" w:sz="4" w:space="0"/>
+          <w:left w:val="none" w:color="000000" w:sz="4" w:space="0"/>
+          <w:bottom w:val="none" w:color="000000" w:sz="4" w:space="0"/>
+          <w:right w:val="none" w:color="000000" w:sz="4" w:space="0"/>
+        </w:pBdr>
+        <w:spacing/>
+        <w:ind w:right="0"/>
+        <w:rPr>
+          <w:rFonts w:ascii="Arial" w:hAnsi="Arial" w:eastAsia="Arial" w:cs="Arial"/>
+          <w:b/>
+          <w:bCs/>
+          <w:color w:val="000000"/>
+          <w:sz w:val="32"/>
+          <w:szCs w:val="32"/>
+          <w:highlight w:val="none"/>
+        </w:rPr>
+      </w:pPr>
+      <w:r>
+        <w:rPr>
+          <w:rFonts w:ascii="Arial" w:hAnsi="Arial" w:eastAsia="Arial" w:cs="Arial"/>
+          <w:b/>
+          <w:bCs/>
+          <w:color w:val="000000"/>
+          <w:sz w:val="32"/>
+          <w:szCs w:val="32"/>
+          <w:highlight w:val="none"/>
+          <w:lang w:val="en-US"/>
+        </w:rPr>
+        <w:t xml:space="preserve">Todo:</w:t>
+      </w:r>
+      <w:r>
+        <w:rPr>
+          <w:rFonts w:ascii="Arial" w:hAnsi="Arial" w:eastAsia="Arial" w:cs="Arial"/>
+          <w:b/>
+          <w:bCs/>
+          <w:color w:val="000000"/>
+          <w:sz w:val="32"/>
+          <w:szCs w:val="32"/>
+          <w:highlight w:val="none"/>
+          <w:lang w:val="en-US"/>
+        </w:rPr>
+      </w:r>
+    </w:p>
+    <w:p>
+      <w:pPr>
+        <w:pBdr>
+          <w:top w:val="none" w:color="000000" w:sz="4" w:space="0"/>
+          <w:left w:val="none" w:color="000000" w:sz="4" w:space="0"/>
+          <w:bottom w:val="none" w:color="000000" w:sz="4" w:space="0"/>
+          <w:right w:val="none" w:color="000000" w:sz="4" w:space="0"/>
+        </w:pBdr>
+        <w:spacing/>
+        <w:ind w:right="0"/>
+        <w:rPr>
+          <w:rFonts w:ascii="Arial" w:hAnsi="Arial" w:eastAsia="Arial" w:cs="Arial"/>
+          <w:color w:val="000000"/>
+          <w:sz w:val="24"/>
+          <w:szCs w:val="24"/>
+          <w:highlight w:val="none"/>
+          <w:lang w:val="en-US"/>
+        </w:rPr>
+      </w:pPr>
+      <w:r>
+        <w:rPr>
+          <w:rFonts w:ascii="Arial" w:hAnsi="Arial" w:eastAsia="Arial" w:cs="Arial"/>
+          <w:color w:val="000000"/>
+          <w:sz w:val="24"/>
+          <w:highlight w:val="none"/>
+          <w:lang w:val="en-US" w:bidi="en-US"/>
+        </w:rPr>
+      </w:r>
+      <w:r>
+        <w:rPr>
+          <w:rFonts w:ascii="Arial" w:hAnsi="Arial" w:eastAsia="Arial" w:cs="Arial"/>
+          <w:color w:val="000000"/>
+          <w:sz w:val="24"/>
+          <w:highlight w:val="none"/>
+          <w:lang w:val="en-US" w:bidi="en-US"/>
+        </w:rPr>
+      </w:r>
+      <w:r>
+        <w:rPr>
+          <w:rFonts w:ascii="Arial" w:hAnsi="Arial" w:eastAsia="Arial" w:cs="Arial"/>
+          <w:color w:val="000000"/>
+          <w:sz w:val="24"/>
+          <w:highlight w:val="none"/>
+          <w:lang w:val="en-US"/>
+        </w:rPr>
+      </w:r>
+    </w:p>
+    <w:p>
+      <w:pPr>
+        <w:pStyle w:val="864"/>
+        <w:numPr>
+          <w:ilvl w:val="0"/>
+          <w:numId w:val="8"/>
+        </w:numPr>
+        <w:pBdr>
+          <w:top w:val="none" w:color="000000" w:sz="4" w:space="0"/>
+          <w:left w:val="none" w:color="000000" w:sz="4" w:space="0"/>
+          <w:bottom w:val="none" w:color="000000" w:sz="4" w:space="0"/>
+          <w:right w:val="none" w:color="000000" w:sz="4" w:space="0"/>
+        </w:pBdr>
+        <w:spacing/>
+        <w:ind w:right="0"/>
+        <w:rPr>
+          <w:rFonts w:ascii="Arial" w:hAnsi="Arial" w:eastAsia="Arial" w:cs="Arial"/>
+          <w:color w:val="000000"/>
+          <w:sz w:val="24"/>
+          <w:szCs w:val="24"/>
+          <w:highlight w:val="none"/>
+          <w:lang w:val="en-US"/>
+        </w:rPr>
+      </w:pPr>
+      <w:r>
+        <w:rPr>
+          <w:rFonts w:ascii="Arial" w:hAnsi="Arial" w:eastAsia="Arial" w:cs="Arial"/>
+          <w:color w:val="000000"/>
+          <w:sz w:val="24"/>
+          <w:highlight w:val="none"/>
+          <w:lang w:val="en-US"/>
+        </w:rPr>
+        <w:t xml:space="preserve">Deel hier de link naar jouw causaal diagram in jouw insightmaker.</w:t>
+      </w:r>
+      <w:r>
+        <w:rPr>
+          <w:rFonts w:ascii="Arial" w:hAnsi="Arial" w:cs="Arial"/>
+          <w:sz w:val="24"/>
+          <w:szCs w:val="24"/>
+        </w:rPr>
+      </w:r>
+      <w:r/>
+    </w:p>
+    <w:p>
+      <w:pPr>
+        <w:pBdr>
+          <w:top w:val="none" w:color="000000" w:sz="4" w:space="0"/>
+          <w:left w:val="none" w:color="000000" w:sz="4" w:space="0"/>
+          <w:bottom w:val="none" w:color="000000" w:sz="4" w:space="0"/>
+          <w:right w:val="none" w:color="000000" w:sz="4" w:space="0"/>
+        </w:pBdr>
+        <w:spacing/>
+        <w:ind w:right="0"/>
+        <w:rPr>
+          <w:rFonts w:ascii="Arial" w:hAnsi="Arial" w:cs="Arial"/>
+          <w:sz w:val="24"/>
+          <w:szCs w:val="24"/>
+        </w:rPr>
+      </w:pPr>
+      <w:r>
+        <w:rPr>
+          <w:rFonts w:ascii="Arial" w:hAnsi="Arial" w:cs="Arial"/>
+          <w:sz w:val="24"/>
+          <w:szCs w:val="24"/>
+        </w:rPr>
+      </w:r>
+      <w:r>
+        <w:rPr>
+          <w:rFonts w:ascii="Arial" w:hAnsi="Arial" w:cs="Arial"/>
+          <w:sz w:val="24"/>
+          <w:szCs w:val="24"/>
+        </w:rPr>
+      </w:r>
+      <w:r>
+        <w:rPr>
+          <w:rFonts w:ascii="Arial" w:hAnsi="Arial" w:cs="Arial"/>
+          <w:sz w:val="24"/>
+          <w:szCs w:val="24"/>
+        </w:rPr>
+      </w:r>
+    </w:p>
+    <w:p>
+      <w:pPr>
+        <w:pStyle w:val="864"/>
+        <w:numPr>
+          <w:ilvl w:val="0"/>
+          <w:numId w:val="8"/>
+        </w:numPr>
+        <w:pBdr>
+          <w:top w:val="none" w:color="000000" w:sz="4" w:space="0"/>
+          <w:left w:val="none" w:color="000000" w:sz="4" w:space="0"/>
+          <w:bottom w:val="none" w:color="000000" w:sz="4" w:space="0"/>
+          <w:right w:val="none" w:color="000000" w:sz="4" w:space="0"/>
+        </w:pBdr>
+        <w:spacing/>
+        <w:ind w:right="0"/>
+        <w:rPr>
+          <w:rFonts w:ascii="Arial" w:hAnsi="Arial" w:cs="Arial"/>
+          <w:sz w:val="24"/>
+          <w:szCs w:val="24"/>
+          <w:highlight w:val="none"/>
+        </w:rPr>
+      </w:pPr>
+      <w:r>
+        <w:rPr>
+          <w:rFonts w:ascii="Arial" w:hAnsi="Arial" w:eastAsia="Arial" w:cs="Arial"/>
+          <w:color w:val="000000"/>
+          <w:sz w:val="24"/>
+          <w:highlight w:val="none"/>
+          <w:lang w:val="en-US"/>
+        </w:rPr>
+        <w:t xml:space="preserve">Beschrijf in verhaal vorm minimaal </w:t>
+      </w:r>
+      <w:r>
+        <w:rPr>
+          <w:rFonts w:ascii="Arial" w:hAnsi="Arial" w:eastAsia="Arial" w:cs="Arial"/>
+          <w:color w:val="000000"/>
+          <w:sz w:val="24"/>
+          <w:highlight w:val="none"/>
+          <w:lang w:val="en-US"/>
+        </w:rPr>
+        <w:t xml:space="preserve">é</w:t>
+      </w:r>
+      <w:r>
+        <w:rPr>
+          <w:rFonts w:ascii="Arial" w:hAnsi="Arial" w:eastAsia="Arial" w:cs="Arial"/>
+          <w:color w:val="000000"/>
+          <w:sz w:val="24"/>
+          <w:highlight w:val="none"/>
+          <w:lang w:val="en-US"/>
+        </w:rPr>
+        <w:t xml:space="preserve">én versterkende causale lus (R(e</w:t>
+      </w:r>
+      <w:r>
+        <w:rPr>
+          <w:rFonts w:ascii="Arial" w:hAnsi="Arial" w:eastAsia="Arial" w:cs="Arial"/>
+          <w:color w:val="000000"/>
+          <w:sz w:val="24"/>
+          <w:highlight w:val="none"/>
+          <w:lang w:val="en-US"/>
+        </w:rPr>
+        <w:t xml:space="preserve">ïnforcing) loop)</w:t>
+      </w:r>
+      <w:r>
+        <w:rPr>
+          <w:rFonts w:ascii="Arial" w:hAnsi="Arial" w:cs="Arial"/>
+          <w:sz w:val="24"/>
+          <w:szCs w:val="24"/>
+        </w:rPr>
+      </w:r>
+      <w:r>
+        <w:rPr>
+          <w:rFonts w:ascii="Arial" w:hAnsi="Arial" w:eastAsia="Arial" w:cs="Arial"/>
+          <w:color w:val="000000"/>
+          <w:sz w:val="24"/>
+          <w:szCs w:val="24"/>
+          <w:highlight w:val="none"/>
+          <w:lang w:val="en-US"/>
+        </w:rPr>
+      </w:r>
+    </w:p>
+    <w:p>
+      <w:pPr>
+        <w:pBdr>
+          <w:top w:val="none" w:color="000000" w:sz="4" w:space="0"/>
+          <w:left w:val="none" w:color="000000" w:sz="4" w:space="0"/>
+          <w:bottom w:val="none" w:color="000000" w:sz="4" w:space="0"/>
+          <w:right w:val="none" w:color="000000" w:sz="4" w:space="0"/>
+        </w:pBdr>
+        <w:spacing/>
+        <w:ind w:right="0"/>
+        <w:rPr>
+          <w:rFonts w:ascii="Arial" w:hAnsi="Arial" w:eastAsia="Arial" w:cs="Arial"/>
+          <w:color w:val="000000"/>
+          <w:sz w:val="24"/>
+          <w:szCs w:val="24"/>
+          <w:highlight w:val="none"/>
+          <w:lang w:val="en-US"/>
+        </w:rPr>
+      </w:pPr>
+      <w:r>
+        <w:rPr>
+          <w:rFonts w:ascii="Arial" w:hAnsi="Arial" w:eastAsia="Arial" w:cs="Arial"/>
+          <w:color w:val="000000"/>
+          <w:sz w:val="24"/>
+          <w:szCs w:val="24"/>
+          <w:highlight w:val="none"/>
+          <w:lang w:val="en-US"/>
+        </w:rPr>
+      </w:r>
+      <w:r>
+        <w:rPr>
+          <w:rFonts w:ascii="Arial" w:hAnsi="Arial" w:eastAsia="Arial" w:cs="Arial"/>
+          <w:color w:val="000000"/>
+          <w:sz w:val="24"/>
+          <w:szCs w:val="24"/>
+          <w:highlight w:val="none"/>
+          <w:lang w:val="en-US"/>
+        </w:rPr>
+      </w:r>
+      <w:r>
+        <w:rPr>
+          <w:rFonts w:ascii="Arial" w:hAnsi="Arial" w:eastAsia="Arial" w:cs="Arial"/>
+          <w:color w:val="000000"/>
+          <w:sz w:val="24"/>
+          <w:szCs w:val="24"/>
+          <w:highlight w:val="none"/>
+          <w:lang w:val="en-US"/>
+        </w:rPr>
+      </w:r>
+    </w:p>
+    <w:p>
+      <w:pPr>
+        <w:pStyle w:val="864"/>
+        <w:numPr>
+          <w:ilvl w:val="0"/>
+          <w:numId w:val="8"/>
+        </w:numPr>
+        <w:pBdr>
+          <w:top w:val="none" w:color="000000" w:sz="4" w:space="0"/>
+          <w:left w:val="none" w:color="000000" w:sz="4" w:space="0"/>
+          <w:bottom w:val="none" w:color="000000" w:sz="4" w:space="0"/>
+          <w:right w:val="none" w:color="000000" w:sz="4" w:space="0"/>
+        </w:pBdr>
+        <w:spacing/>
+        <w:ind w:right="0"/>
+        <w:rPr>
+          <w:rFonts w:ascii="Arial" w:hAnsi="Arial" w:cs="Arial"/>
+          <w:sz w:val="24"/>
+          <w:szCs w:val="24"/>
+          <w:highlight w:val="none"/>
+          <w:lang w:val="en-US" w:bidi="en-US"/>
+        </w:rPr>
+      </w:pPr>
+      <w:r>
+        <w:rPr>
+          <w:rFonts w:ascii="Arial" w:hAnsi="Arial" w:cs="Arial"/>
+          <w:sz w:val="24"/>
+          <w:szCs w:val="24"/>
+          <w:highlight w:val="none"/>
+          <w:lang w:val="en-US" w:bidi="en-US"/>
+        </w:rPr>
+        <w:t xml:space="preserve">Benoem enkele kantelpunten/hefboompunten/leveragepoints: Dit zijn variabelen  in je systeem die bij wijziging het systeem sterk kunnen be</w:t>
+      </w:r>
+      <w:r>
+        <w:rPr>
+          <w:rFonts w:ascii="Arial" w:hAnsi="Arial" w:cs="Arial"/>
+          <w:sz w:val="24"/>
+          <w:szCs w:val="24"/>
+          <w:highlight w:val="none"/>
+          <w:lang w:val="en-US" w:bidi="en-US"/>
+        </w:rPr>
+        <w:t xml:space="preserve">ïnvloeden.</w:t>
+      </w:r>
+      <w:r>
+        <w:rPr>
+          <w:rFonts w:ascii="Arial" w:hAnsi="Arial" w:eastAsia="Arial" w:cs="Arial"/>
+          <w:color w:val="000000"/>
+          <w:sz w:val="24"/>
+          <w:szCs w:val="24"/>
+          <w:highlight w:val="none"/>
+          <w:lang w:val="en-US"/>
+        </w:rPr>
+      </w:r>
+    </w:p>
+    <w:p>
+      <w:pPr>
+        <w:pBdr>
+          <w:top w:val="none" w:color="000000" w:sz="4" w:space="0"/>
+          <w:left w:val="none" w:color="000000" w:sz="4" w:space="0"/>
+          <w:bottom w:val="none" w:color="000000" w:sz="4" w:space="0"/>
+          <w:right w:val="none" w:color="000000" w:sz="4" w:space="0"/>
+        </w:pBdr>
+        <w:spacing/>
+        <w:ind w:right="0"/>
+        <w:rPr>
+          <w:rFonts w:ascii="Arial" w:hAnsi="Arial" w:eastAsia="Arial" w:cs="Arial"/>
+          <w:color w:val="000000"/>
+          <w:sz w:val="24"/>
+          <w:szCs w:val="24"/>
+          <w:highlight w:val="none"/>
+          <w:lang w:val="en-US"/>
+        </w:rPr>
+      </w:pPr>
+      <w:r>
+        <w:rPr>
+          <w:rFonts w:ascii="Arial" w:hAnsi="Arial" w:cs="Arial"/>
+          <w:sz w:val="24"/>
+          <w:szCs w:val="24"/>
+          <w:highlight w:val="none"/>
+          <w:lang w:val="en-US" w:bidi="en-US"/>
+        </w:rPr>
+      </w:r>
+      <w:r>
+        <w:rPr>
+          <w:rFonts w:ascii="Arial" w:hAnsi="Arial" w:cs="Arial"/>
+          <w:sz w:val="24"/>
+          <w:szCs w:val="24"/>
+          <w:highlight w:val="none"/>
+          <w:lang w:val="en-US" w:bidi="en-US"/>
+        </w:rPr>
+      </w:r>
+      <w:r>
+        <w:rPr>
+          <w:rFonts w:ascii="Arial" w:hAnsi="Arial" w:cs="Arial"/>
+          <w:sz w:val="24"/>
+          <w:szCs w:val="24"/>
+          <w:highlight w:val="none"/>
+          <w:lang w:val="en-US" w:bidi="en-US"/>
+        </w:rPr>
+      </w:r>
+    </w:p>
+    <w:p>
+      <w:pPr>
+        <w:pStyle w:val="864"/>
+        <w:numPr>
+          <w:ilvl w:val="0"/>
+          <w:numId w:val="8"/>
+        </w:numPr>
+        <w:pBdr>
+          <w:top w:val="none" w:color="000000" w:sz="4" w:space="0"/>
+          <w:left w:val="none" w:color="000000" w:sz="4" w:space="0"/>
+          <w:bottom w:val="none" w:color="000000" w:sz="4" w:space="0"/>
+          <w:right w:val="none" w:color="000000" w:sz="4" w:space="0"/>
+        </w:pBdr>
+        <w:spacing/>
+        <w:ind w:right="0"/>
+        <w:rPr>
+          <w:rFonts w:ascii="Arial" w:hAnsi="Arial" w:cs="Arial"/>
+          <w:sz w:val="24"/>
+          <w:szCs w:val="24"/>
+          <w:highlight w:val="none"/>
+          <w:lang w:val="en-US"/>
+        </w:rPr>
+      </w:pPr>
+      <w:r>
+        <w:rPr>
+          <w:rFonts w:ascii="Arial" w:hAnsi="Arial" w:cs="Arial"/>
+          <w:sz w:val="24"/>
+          <w:szCs w:val="24"/>
+          <w:highlight w:val="none"/>
+          <w:lang w:val="en-US" w:bidi="en-US"/>
+        </w:rPr>
+        <w:t xml:space="preserve">Stel enkele interventies voor waarmee je die kantelpunten zou kunnen be</w:t>
+      </w:r>
+      <w:r>
+        <w:rPr>
+          <w:rFonts w:ascii="Arial" w:hAnsi="Arial" w:cs="Arial"/>
+          <w:sz w:val="24"/>
+          <w:szCs w:val="24"/>
+          <w:highlight w:val="none"/>
+          <w:lang w:val="en-US" w:bidi="en-US"/>
+        </w:rPr>
+        <w:t xml:space="preserve">ïnvloeden. Hebben die te maken met jouw inderzoeksvraag/thema?</w:t>
+      </w:r>
+      <w:r>
+        <w:rPr>
+          <w:rFonts w:ascii="Arial" w:hAnsi="Arial" w:cs="Arial"/>
+          <w:sz w:val="24"/>
+          <w:szCs w:val="24"/>
+          <w:highlight w:val="none"/>
+          <w:lang w:val="en-US" w:bidi="en-US"/>
+        </w:rPr>
+        <w:t xml:space="preserve"> </w:t>
+      </w:r>
+      <w:r>
+        <w:rPr>
+          <w:rFonts w:ascii="Arial" w:hAnsi="Arial" w:cs="Arial"/>
+          <w:sz w:val="24"/>
+          <w:szCs w:val="24"/>
+          <w:highlight w:val="none"/>
+          <w:lang w:val="en-US"/>
+        </w:rPr>
+      </w:r>
+      <w:r>
+        <w:rPr>
+          <w:rFonts w:ascii="Arial" w:hAnsi="Arial" w:cs="Arial"/>
+          <w:sz w:val="24"/>
+          <w:szCs w:val="24"/>
+          <w:highlight w:val="none"/>
+          <w:lang w:val="en-US" w:bidi="en-US"/>
+        </w:rPr>
+      </w:r>
+    </w:p>
+    <w:p>
+      <w:pPr>
+        <w:pBdr>
+          <w:top w:val="none" w:color="000000" w:sz="4" w:space="0"/>
+          <w:left w:val="none" w:color="000000" w:sz="4" w:space="0"/>
+          <w:bottom w:val="none" w:color="000000" w:sz="4" w:space="0"/>
+          <w:right w:val="none" w:color="000000" w:sz="4" w:space="0"/>
+        </w:pBdr>
+        <w:spacing/>
+        <w:ind w:right="0"/>
+        <w:rPr>
+          <w:rFonts w:ascii="Arial" w:hAnsi="Arial" w:cs="Arial"/>
+          <w:sz w:val="24"/>
+          <w:szCs w:val="24"/>
+          <w:highlight w:val="none"/>
+          <w:lang w:val="en-US" w:bidi="en-US"/>
+        </w:rPr>
+      </w:pPr>
+      <w:r>
+        <w:rPr>
+          <w:rFonts w:ascii="Arial" w:hAnsi="Arial" w:cs="Arial"/>
+          <w:sz w:val="24"/>
+          <w:szCs w:val="24"/>
+          <w:highlight w:val="none"/>
+          <w:lang w:val="en-US" w:bidi="en-US"/>
+        </w:rPr>
+      </w:r>
+      <w:r>
+        <w:rPr>
+          <w:rFonts w:ascii="Arial" w:hAnsi="Arial" w:cs="Arial"/>
+          <w:sz w:val="24"/>
+          <w:szCs w:val="24"/>
+          <w:highlight w:val="none"/>
+          <w:lang w:val="en-US" w:bidi="en-US"/>
+        </w:rPr>
+      </w:r>
+      <w:r>
+        <w:rPr>
+          <w:rFonts w:ascii="Arial" w:hAnsi="Arial" w:cs="Arial"/>
+          <w:sz w:val="24"/>
+          <w:szCs w:val="24"/>
+          <w:highlight w:val="none"/>
+          <w:lang w:val="en-US" w:bidi="en-US"/>
+        </w:rPr>
+      </w:r>
+    </w:p>
+    <w:p>
+      <w:pPr>
+        <w:pStyle w:val="864"/>
+        <w:numPr>
+          <w:ilvl w:val="0"/>
+          <w:numId w:val="8"/>
+        </w:numPr>
+        <w:pBdr>
+          <w:top w:val="none" w:color="000000" w:sz="4" w:space="0"/>
+          <w:left w:val="none" w:color="000000" w:sz="4" w:space="0"/>
+          <w:bottom w:val="none" w:color="000000" w:sz="4" w:space="0"/>
+          <w:right w:val="none" w:color="000000" w:sz="4" w:space="0"/>
+        </w:pBdr>
+        <w:spacing/>
+        <w:ind w:right="0"/>
+        <w:rPr>
+          <w:rFonts w:ascii="Arial" w:hAnsi="Arial" w:cs="Arial"/>
+          <w:sz w:val="24"/>
+          <w:szCs w:val="24"/>
+          <w:highlight w:val="none"/>
+          <w:lang w:val="en-US" w:bidi="en-US"/>
+        </w:rPr>
+      </w:pPr>
+      <w:r>
+        <w:rPr>
+          <w:rFonts w:ascii="Arial" w:hAnsi="Arial" w:cs="Arial"/>
+          <w:sz w:val="24"/>
+          <w:szCs w:val="24"/>
+          <w:highlight w:val="none"/>
+          <w:lang w:val="en-US" w:bidi="en-US"/>
+        </w:rPr>
+        <w:t xml:space="preserve">Bekijk de rubric en </w:t>
+      </w:r>
+      <w:r>
+        <w:rPr>
+          <w:rFonts w:ascii="Arial" w:hAnsi="Arial" w:cs="Arial"/>
+          <w:sz w:val="24"/>
+          <w:szCs w:val="24"/>
+          <w:highlight w:val="none"/>
+          <w:lang w:val="en-US"/>
+        </w:rPr>
+        <w:t xml:space="preserve">scoor jezelf eens. Het is goed om te weten waar je staat, wat je al heel goed door hebt en waar je nog kunt ontwikkelen</w:t>
+      </w:r>
+      <w:r>
+        <w:rPr>
+          <w:rFonts w:ascii="Arial" w:hAnsi="Arial" w:cs="Arial"/>
+          <w:sz w:val="24"/>
+          <w:szCs w:val="24"/>
+          <w:highlight w:val="none"/>
+          <w:lang w:val="en-US"/>
+        </w:rPr>
+      </w:r>
+    </w:p>
+    <w:p>
+      <w:pPr>
+        <w:pBdr>
+          <w:top w:val="none" w:color="000000" w:sz="4" w:space="0"/>
+          <w:left w:val="none" w:color="000000" w:sz="4" w:space="0"/>
+          <w:bottom w:val="none" w:color="000000" w:sz="4" w:space="0"/>
+          <w:right w:val="none" w:color="000000" w:sz="4" w:space="0"/>
+        </w:pBdr>
+        <w:spacing/>
+        <w:ind w:right="0"/>
+        <w:rPr>
+          <w:rFonts w:ascii="Arial" w:hAnsi="Arial" w:cs="Arial"/>
+          <w:sz w:val="24"/>
+          <w:szCs w:val="24"/>
+        </w:rPr>
+      </w:pPr>
+      <w:r>
+        <w:rPr>
+          <w:rFonts w:ascii="Arial" w:hAnsi="Arial" w:cs="Arial"/>
+          <w:sz w:val="24"/>
+          <w:szCs w:val="24"/>
+        </w:rPr>
+      </w:r>
+      <w:r>
+        <w:rPr>
+          <w:rFonts w:ascii="Arial" w:hAnsi="Arial" w:cs="Arial"/>
+          <w:sz w:val="24"/>
+          <w:szCs w:val="24"/>
+        </w:rPr>
+      </w:r>
+      <w:r>
+        <w:rPr>
+          <w:rFonts w:ascii="Arial" w:hAnsi="Arial" w:cs="Arial"/>
+          <w:sz w:val="24"/>
+          <w:szCs w:val="24"/>
+        </w:rPr>
+      </w:r>
+    </w:p>
+    <w:p>
+      <w:pPr>
+        <w:pBdr>
+          <w:top w:val="none" w:color="000000" w:sz="4" w:space="0"/>
+          <w:left w:val="none" w:color="000000" w:sz="4" w:space="0"/>
+          <w:bottom w:val="none" w:color="000000" w:sz="4" w:space="0"/>
+          <w:right w:val="none" w:color="000000" w:sz="4" w:space="0"/>
+        </w:pBdr>
+        <w:spacing/>
+        <w:ind w:right="0"/>
+        <w:rPr>
+          <w:rFonts w:ascii="Arial" w:hAnsi="Arial" w:cs="Arial"/>
+          <w:sz w:val="24"/>
+          <w:szCs w:val="24"/>
+        </w:rPr>
+      </w:pPr>
+      <w:r>
+        <w:rPr>
+          <w:rFonts w:ascii="Arial" w:hAnsi="Arial" w:eastAsia="Arial" w:cs="Arial"/>
+          <w:color w:val="000000"/>
+          <w:sz w:val="24"/>
+          <w:highlight w:val="none"/>
+          <w:lang w:val="en-US"/>
+        </w:rPr>
+      </w:r>
+      <w:r>
+        <w:rPr>
+          <w:rFonts w:ascii="Arial" w:hAnsi="Arial" w:eastAsia="Arial" w:cs="Arial"/>
+          <w:color w:val="000000"/>
+          <w:sz w:val="24"/>
+          <w:highlight w:val="none"/>
+          <w:lang w:val="en-US"/>
+        </w:rPr>
+      </w:r>
+      <w:r>
+        <w:rPr>
+          <w:rFonts w:ascii="Arial" w:hAnsi="Arial" w:eastAsia="Arial" w:cs="Arial"/>
+          <w:color w:val="000000"/>
+          <w:sz w:val="24"/>
+          <w:highlight w:val="none"/>
+          <w:lang w:val="en-US"/>
+        </w:rPr>
+      </w:r>
+    </w:p>
+    <w:p>
+      <w:pPr>
+        <w:pStyle w:val="899"/>
+        <w:pBdr/>
+        <w:bidi w:val="false"/>
+        <w:spacing w:line="276" w:lineRule="auto"/>
+        <w:ind/>
+        <w:jc w:val="left"/>
+        <w:rPr>
+          <w:rFonts w:ascii="Arial" w:hAnsi="Arial" w:cs="Arial"/>
+          <w:sz w:val="22"/>
+          <w:szCs w:val="22"/>
+        </w:rPr>
+      </w:pPr>
+      <w:r>
+        <w:rPr>
+          <w:rFonts w:ascii="Arial" w:hAnsi="Arial" w:eastAsia="Arial" w:cs="Arial"/>
+          <w:sz w:val="22"/>
+          <w:szCs w:val="22"/>
+          <w:highlight w:val="none"/>
+          <w:lang w:val="en-US"/>
+        </w:rPr>
+      </w:r>
+      <w:r>
+        <w:rPr>
+          <w:rFonts w:ascii="Arial" w:hAnsi="Arial" w:eastAsia="Arial" w:cs="Arial"/>
+          <w:sz w:val="22"/>
+          <w:szCs w:val="22"/>
+          <w:highlight w:val="none"/>
+          <w:lang w:val="en-US"/>
+        </w:rPr>
+      </w:r>
+      <w:r>
+        <w:rPr>
+          <w:rFonts w:ascii="Arial" w:hAnsi="Arial" w:eastAsia="Arial" w:cs="Arial"/>
           <w:sz w:val="22"/>
           <w:szCs w:val="22"/>
           <w:highlight w:val="none"/>
@@ -4636,6 +6276,429 @@
       <w:rPr>
         <w:rFonts w:hint="default" w:ascii="Wingdings" w:hAnsi="Wingdings" w:eastAsia="Wingdings" w:cs="Wingdings"/>
       </w:rPr>
+      <w:start w:val="1"/>
+      <w:suff w:val="tab"/>
+    </w:lvl>
+  </w:abstractNum>
+  <w:abstractNum w:abstractNumId="5">
+    <w:nsid w:val="32152FD2"/>
+    <w:lvl w:ilvl="0">
+      <w:isLgl w:val="false"/>
+      <w:lvlJc w:val="left"/>
+      <w:lvlText w:val="·"/>
+      <w:numFmt w:val="bullet"/>
+      <w:pPr>
+        <w:pBdr/>
+        <w:spacing/>
+        <w:ind w:hanging="360" w:left="709"/>
+      </w:pPr>
+      <w:rPr>
+        <w:rFonts w:hint="default" w:ascii="Symbol" w:hAnsi="Symbol" w:eastAsia="Symbol" w:cs="Symbol"/>
+      </w:rPr>
+      <w:start w:val="1"/>
+      <w:suff w:val="tab"/>
+    </w:lvl>
+    <w:lvl w:ilvl="1">
+      <w:isLgl w:val="false"/>
+      <w:lvlJc w:val="left"/>
+      <w:lvlText w:val="o"/>
+      <w:numFmt w:val="bullet"/>
+      <w:pPr>
+        <w:pBdr/>
+        <w:spacing/>
+        <w:ind w:hanging="360" w:left="1429"/>
+      </w:pPr>
+      <w:rPr>
+        <w:rFonts w:hint="default" w:ascii="Courier New" w:hAnsi="Courier New" w:eastAsia="Courier New" w:cs="Courier New"/>
+      </w:rPr>
+      <w:start w:val="1"/>
+      <w:suff w:val="tab"/>
+    </w:lvl>
+    <w:lvl w:ilvl="2">
+      <w:isLgl w:val="false"/>
+      <w:lvlJc w:val="left"/>
+      <w:lvlText w:val="§"/>
+      <w:numFmt w:val="bullet"/>
+      <w:pPr>
+        <w:pBdr/>
+        <w:spacing/>
+        <w:ind w:hanging="360" w:left="2149"/>
+      </w:pPr>
+      <w:rPr>
+        <w:rFonts w:hint="default" w:ascii="Wingdings" w:hAnsi="Wingdings" w:eastAsia="Wingdings" w:cs="Wingdings"/>
+      </w:rPr>
+      <w:start w:val="1"/>
+      <w:suff w:val="tab"/>
+    </w:lvl>
+    <w:lvl w:ilvl="3">
+      <w:isLgl w:val="false"/>
+      <w:lvlJc w:val="left"/>
+      <w:lvlText w:val="·"/>
+      <w:numFmt w:val="bullet"/>
+      <w:pPr>
+        <w:pBdr/>
+        <w:spacing/>
+        <w:ind w:hanging="360" w:left="2869"/>
+      </w:pPr>
+      <w:rPr>
+        <w:rFonts w:hint="default" w:ascii="Symbol" w:hAnsi="Symbol" w:eastAsia="Symbol" w:cs="Symbol"/>
+      </w:rPr>
+      <w:start w:val="1"/>
+      <w:suff w:val="tab"/>
+    </w:lvl>
+    <w:lvl w:ilvl="4">
+      <w:isLgl w:val="false"/>
+      <w:lvlJc w:val="left"/>
+      <w:lvlText w:val="o"/>
+      <w:numFmt w:val="bullet"/>
+      <w:pPr>
+        <w:pBdr/>
+        <w:spacing/>
+        <w:ind w:hanging="360" w:left="3589"/>
+      </w:pPr>
+      <w:rPr>
+        <w:rFonts w:hint="default" w:ascii="Courier New" w:hAnsi="Courier New" w:eastAsia="Courier New" w:cs="Courier New"/>
+      </w:rPr>
+      <w:start w:val="1"/>
+      <w:suff w:val="tab"/>
+    </w:lvl>
+    <w:lvl w:ilvl="5">
+      <w:isLgl w:val="false"/>
+      <w:lvlJc w:val="left"/>
+      <w:lvlText w:val="§"/>
+      <w:numFmt w:val="bullet"/>
+      <w:pPr>
+        <w:pBdr/>
+        <w:spacing/>
+        <w:ind w:hanging="360" w:left="4309"/>
+      </w:pPr>
+      <w:rPr>
+        <w:rFonts w:hint="default" w:ascii="Wingdings" w:hAnsi="Wingdings" w:eastAsia="Wingdings" w:cs="Wingdings"/>
+      </w:rPr>
+      <w:start w:val="1"/>
+      <w:suff w:val="tab"/>
+    </w:lvl>
+    <w:lvl w:ilvl="6">
+      <w:isLgl w:val="false"/>
+      <w:lvlJc w:val="left"/>
+      <w:lvlText w:val="·"/>
+      <w:numFmt w:val="bullet"/>
+      <w:pPr>
+        <w:pBdr/>
+        <w:spacing/>
+        <w:ind w:hanging="360" w:left="5029"/>
+      </w:pPr>
+      <w:rPr>
+        <w:rFonts w:hint="default" w:ascii="Symbol" w:hAnsi="Symbol" w:eastAsia="Symbol" w:cs="Symbol"/>
+      </w:rPr>
+      <w:start w:val="1"/>
+      <w:suff w:val="tab"/>
+    </w:lvl>
+    <w:lvl w:ilvl="7">
+      <w:isLgl w:val="false"/>
+      <w:lvlJc w:val="left"/>
+      <w:lvlText w:val="o"/>
+      <w:numFmt w:val="bullet"/>
+      <w:pPr>
+        <w:pBdr/>
+        <w:spacing/>
+        <w:ind w:hanging="360" w:left="5749"/>
+      </w:pPr>
+      <w:rPr>
+        <w:rFonts w:hint="default" w:ascii="Courier New" w:hAnsi="Courier New" w:eastAsia="Courier New" w:cs="Courier New"/>
+      </w:rPr>
+      <w:start w:val="1"/>
+      <w:suff w:val="tab"/>
+    </w:lvl>
+    <w:lvl w:ilvl="8">
+      <w:isLgl w:val="false"/>
+      <w:lvlJc w:val="left"/>
+      <w:lvlText w:val="§"/>
+      <w:numFmt w:val="bullet"/>
+      <w:pPr>
+        <w:pBdr/>
+        <w:spacing/>
+        <w:ind w:hanging="360" w:left="6469"/>
+      </w:pPr>
+      <w:rPr>
+        <w:rFonts w:hint="default" w:ascii="Wingdings" w:hAnsi="Wingdings" w:eastAsia="Wingdings" w:cs="Wingdings"/>
+      </w:rPr>
+      <w:start w:val="1"/>
+      <w:suff w:val="tab"/>
+    </w:lvl>
+  </w:abstractNum>
+  <w:abstractNum w:abstractNumId="6">
+    <w:nsid w:val="501291EF"/>
+    <w:lvl w:ilvl="0">
+      <w:isLgl w:val="false"/>
+      <w:lvlJc w:val="left"/>
+      <w:lvlText w:val="·"/>
+      <w:numFmt w:val="bullet"/>
+      <w:pPr>
+        <w:pBdr/>
+        <w:spacing/>
+        <w:ind w:hanging="360" w:left="709"/>
+      </w:pPr>
+      <w:rPr>
+        <w:rFonts w:hint="default" w:ascii="Symbol" w:hAnsi="Symbol" w:eastAsia="Symbol" w:cs="Symbol"/>
+      </w:rPr>
+      <w:start w:val="1"/>
+      <w:suff w:val="tab"/>
+    </w:lvl>
+    <w:lvl w:ilvl="1">
+      <w:isLgl w:val="false"/>
+      <w:lvlJc w:val="left"/>
+      <w:lvlText w:val="o"/>
+      <w:numFmt w:val="bullet"/>
+      <w:pPr>
+        <w:pBdr/>
+        <w:spacing/>
+        <w:ind w:hanging="360" w:left="1429"/>
+      </w:pPr>
+      <w:rPr>
+        <w:rFonts w:hint="default" w:ascii="Courier New" w:hAnsi="Courier New" w:eastAsia="Courier New" w:cs="Courier New"/>
+      </w:rPr>
+      <w:start w:val="1"/>
+      <w:suff w:val="tab"/>
+    </w:lvl>
+    <w:lvl w:ilvl="2">
+      <w:isLgl w:val="false"/>
+      <w:lvlJc w:val="left"/>
+      <w:lvlText w:val="§"/>
+      <w:numFmt w:val="bullet"/>
+      <w:pPr>
+        <w:pBdr/>
+        <w:spacing/>
+        <w:ind w:hanging="360" w:left="2149"/>
+      </w:pPr>
+      <w:rPr>
+        <w:rFonts w:hint="default" w:ascii="Wingdings" w:hAnsi="Wingdings" w:eastAsia="Wingdings" w:cs="Wingdings"/>
+      </w:rPr>
+      <w:start w:val="1"/>
+      <w:suff w:val="tab"/>
+    </w:lvl>
+    <w:lvl w:ilvl="3">
+      <w:isLgl w:val="false"/>
+      <w:lvlJc w:val="left"/>
+      <w:lvlText w:val="·"/>
+      <w:numFmt w:val="bullet"/>
+      <w:pPr>
+        <w:pBdr/>
+        <w:spacing/>
+        <w:ind w:hanging="360" w:left="2869"/>
+      </w:pPr>
+      <w:rPr>
+        <w:rFonts w:hint="default" w:ascii="Symbol" w:hAnsi="Symbol" w:eastAsia="Symbol" w:cs="Symbol"/>
+      </w:rPr>
+      <w:start w:val="1"/>
+      <w:suff w:val="tab"/>
+    </w:lvl>
+    <w:lvl w:ilvl="4">
+      <w:isLgl w:val="false"/>
+      <w:lvlJc w:val="left"/>
+      <w:lvlText w:val="o"/>
+      <w:numFmt w:val="bullet"/>
+      <w:pPr>
+        <w:pBdr/>
+        <w:spacing/>
+        <w:ind w:hanging="360" w:left="3589"/>
+      </w:pPr>
+      <w:rPr>
+        <w:rFonts w:hint="default" w:ascii="Courier New" w:hAnsi="Courier New" w:eastAsia="Courier New" w:cs="Courier New"/>
+      </w:rPr>
+      <w:start w:val="1"/>
+      <w:suff w:val="tab"/>
+    </w:lvl>
+    <w:lvl w:ilvl="5">
+      <w:isLgl w:val="false"/>
+      <w:lvlJc w:val="left"/>
+      <w:lvlText w:val="§"/>
+      <w:numFmt w:val="bullet"/>
+      <w:pPr>
+        <w:pBdr/>
+        <w:spacing/>
+        <w:ind w:hanging="360" w:left="4309"/>
+      </w:pPr>
+      <w:rPr>
+        <w:rFonts w:hint="default" w:ascii="Wingdings" w:hAnsi="Wingdings" w:eastAsia="Wingdings" w:cs="Wingdings"/>
+      </w:rPr>
+      <w:start w:val="1"/>
+      <w:suff w:val="tab"/>
+    </w:lvl>
+    <w:lvl w:ilvl="6">
+      <w:isLgl w:val="false"/>
+      <w:lvlJc w:val="left"/>
+      <w:lvlText w:val="·"/>
+      <w:numFmt w:val="bullet"/>
+      <w:pPr>
+        <w:pBdr/>
+        <w:spacing/>
+        <w:ind w:hanging="360" w:left="5029"/>
+      </w:pPr>
+      <w:rPr>
+        <w:rFonts w:hint="default" w:ascii="Symbol" w:hAnsi="Symbol" w:eastAsia="Symbol" w:cs="Symbol"/>
+      </w:rPr>
+      <w:start w:val="1"/>
+      <w:suff w:val="tab"/>
+    </w:lvl>
+    <w:lvl w:ilvl="7">
+      <w:isLgl w:val="false"/>
+      <w:lvlJc w:val="left"/>
+      <w:lvlText w:val="o"/>
+      <w:numFmt w:val="bullet"/>
+      <w:pPr>
+        <w:pBdr/>
+        <w:spacing/>
+        <w:ind w:hanging="360" w:left="5749"/>
+      </w:pPr>
+      <w:rPr>
+        <w:rFonts w:hint="default" w:ascii="Courier New" w:hAnsi="Courier New" w:eastAsia="Courier New" w:cs="Courier New"/>
+      </w:rPr>
+      <w:start w:val="1"/>
+      <w:suff w:val="tab"/>
+    </w:lvl>
+    <w:lvl w:ilvl="8">
+      <w:isLgl w:val="false"/>
+      <w:lvlJc w:val="left"/>
+      <w:lvlText w:val="§"/>
+      <w:numFmt w:val="bullet"/>
+      <w:pPr>
+        <w:pBdr/>
+        <w:spacing/>
+        <w:ind w:hanging="360" w:left="6469"/>
+      </w:pPr>
+      <w:rPr>
+        <w:rFonts w:hint="default" w:ascii="Wingdings" w:hAnsi="Wingdings" w:eastAsia="Wingdings" w:cs="Wingdings"/>
+      </w:rPr>
+      <w:start w:val="1"/>
+      <w:suff w:val="tab"/>
+    </w:lvl>
+  </w:abstractNum>
+  <w:abstractNum w:abstractNumId="7">
+    <w:nsid w:val="40966DF0"/>
+    <w:lvl w:ilvl="0">
+      <w:isLgl w:val="false"/>
+      <w:lvlJc w:val="left"/>
+      <w:lvlText w:val="%1."/>
+      <w:numFmt w:val="decimal"/>
+      <w:pPr>
+        <w:pBdr/>
+        <w:spacing/>
+        <w:ind w:hanging="360" w:left="720"/>
+      </w:pPr>
+      <w:rPr/>
+      <w:start w:val="1"/>
+      <w:suff w:val="tab"/>
+    </w:lvl>
+    <w:lvl w:ilvl="1">
+      <w:isLgl w:val="false"/>
+      <w:lvlJc w:val="left"/>
+      <w:lvlText w:val="%2."/>
+      <w:numFmt w:val="lowerLetter"/>
+      <w:pPr>
+        <w:pBdr/>
+        <w:spacing/>
+        <w:ind w:hanging="360" w:left="1440"/>
+      </w:pPr>
+      <w:rPr/>
+      <w:start w:val="1"/>
+      <w:suff w:val="tab"/>
+    </w:lvl>
+    <w:lvl w:ilvl="2">
+      <w:isLgl w:val="false"/>
+      <w:lvlJc w:val="right"/>
+      <w:lvlText w:val="%3."/>
+      <w:numFmt w:val="lowerRoman"/>
+      <w:pPr>
+        <w:pBdr/>
+        <w:spacing/>
+        <w:ind w:hanging="180" w:left="2160"/>
+      </w:pPr>
+      <w:rPr/>
+      <w:start w:val="1"/>
+      <w:suff w:val="tab"/>
+    </w:lvl>
+    <w:lvl w:ilvl="3">
+      <w:isLgl w:val="false"/>
+      <w:lvlJc w:val="left"/>
+      <w:lvlText w:val="%4."/>
+      <w:numFmt w:val="decimal"/>
+      <w:pPr>
+        <w:pBdr/>
+        <w:spacing/>
+        <w:ind w:hanging="360" w:left="2880"/>
+      </w:pPr>
+      <w:rPr/>
+      <w:start w:val="1"/>
+      <w:suff w:val="tab"/>
+    </w:lvl>
+    <w:lvl w:ilvl="4">
+      <w:isLgl w:val="false"/>
+      <w:lvlJc w:val="left"/>
+      <w:lvlText w:val="%5."/>
+      <w:numFmt w:val="lowerLetter"/>
+      <w:pPr>
+        <w:pBdr/>
+        <w:spacing/>
+        <w:ind w:hanging="360" w:left="3600"/>
+      </w:pPr>
+      <w:rPr/>
+      <w:start w:val="1"/>
+      <w:suff w:val="tab"/>
+    </w:lvl>
+    <w:lvl w:ilvl="5">
+      <w:isLgl w:val="false"/>
+      <w:lvlJc w:val="right"/>
+      <w:lvlText w:val="%6."/>
+      <w:numFmt w:val="lowerRoman"/>
+      <w:pPr>
+        <w:pBdr/>
+        <w:spacing/>
+        <w:ind w:hanging="180" w:left="4320"/>
+      </w:pPr>
+      <w:rPr/>
+      <w:start w:val="1"/>
+      <w:suff w:val="tab"/>
+    </w:lvl>
+    <w:lvl w:ilvl="6">
+      <w:isLgl w:val="false"/>
+      <w:lvlJc w:val="left"/>
+      <w:lvlText w:val="%7."/>
+      <w:numFmt w:val="decimal"/>
+      <w:pPr>
+        <w:pBdr/>
+        <w:spacing/>
+        <w:ind w:hanging="360" w:left="5040"/>
+      </w:pPr>
+      <w:rPr/>
+      <w:start w:val="1"/>
+      <w:suff w:val="tab"/>
+    </w:lvl>
+    <w:lvl w:ilvl="7">
+      <w:isLgl w:val="false"/>
+      <w:lvlJc w:val="left"/>
+      <w:lvlText w:val="%8."/>
+      <w:numFmt w:val="lowerLetter"/>
+      <w:pPr>
+        <w:pBdr/>
+        <w:spacing/>
+        <w:ind w:hanging="360" w:left="5760"/>
+      </w:pPr>
+      <w:rPr/>
+      <w:start w:val="1"/>
+      <w:suff w:val="tab"/>
+    </w:lvl>
+    <w:lvl w:ilvl="8">
+      <w:isLgl w:val="false"/>
+      <w:lvlJc w:val="right"/>
+      <w:lvlText w:val="%9."/>
+      <w:numFmt w:val="lowerRoman"/>
+      <w:pPr>
+        <w:pBdr/>
+        <w:spacing/>
+        <w:ind w:hanging="180" w:left="6480"/>
+      </w:pPr>
+      <w:rPr/>
       <w:start w:val="1"/>
       <w:suff w:val="tab"/>
     </w:lvl>
@@ -4654,6 +6717,15 @@
   </w:num>
   <w:num w:numId="5">
     <w:abstractNumId w:val="4"/>
+  </w:num>
+  <w:num w:numId="6">
+    <w:abstractNumId w:val="5"/>
+  </w:num>
+  <w:num w:numId="7">
+    <w:abstractNumId w:val="6"/>
+  </w:num>
+  <w:num w:numId="8">
+    <w:abstractNumId w:val="7"/>
   </w:num>
 </w:numbering>
 </file>
@@ -4816,7 +6888,7 @@
     <w:lsdException w:name="Bibliography" w:uiPriority="37"/>
     <w:lsdException w:name="TOC Heading" w:uiPriority="39" w:qFormat="1"/>
   </w:latentStyles>
-  <w:style w:type="table" w:styleId="709" w:default="1">
+  <w:style w:type="table" w:styleId="711" w:default="1">
     <w:name w:val="Normal Table"/>
     <w:uiPriority w:val="99"/>
     <w:semiHidden/>
@@ -5009,9 +7081,9 @@
       </w:tcPr>
     </w:tblStylePr>
   </w:style>
-  <w:style w:type="table" w:styleId="710">
+  <w:style w:type="table" w:styleId="712">
     <w:name w:val="Table Grid"/>
-    <w:basedOn w:val="709"/>
+    <w:basedOn w:val="711"/>
     <w:uiPriority w:val="59"/>
     <w:pPr>
       <w:pBdr/>
@@ -5208,9 +7280,9 @@
       </w:tcPr>
     </w:tblStylePr>
   </w:style>
-  <w:style w:type="table" w:styleId="711">
+  <w:style w:type="table" w:styleId="713">
     <w:name w:val="Table Grid Light"/>
-    <w:basedOn w:val="709"/>
+    <w:basedOn w:val="711"/>
     <w:uiPriority w:val="59"/>
     <w:pPr>
       <w:pBdr/>
@@ -5407,9 +7479,9 @@
       </w:tcPr>
     </w:tblStylePr>
   </w:style>
-  <w:style w:type="table" w:styleId="712">
+  <w:style w:type="table" w:styleId="714">
     <w:name w:val="Plain Table 1"/>
-    <w:basedOn w:val="709"/>
+    <w:basedOn w:val="711"/>
     <w:uiPriority w:val="59"/>
     <w:pPr>
       <w:pBdr/>
@@ -5632,9 +7704,9 @@
       </w:tcPr>
     </w:tblStylePr>
   </w:style>
-  <w:style w:type="table" w:styleId="713">
+  <w:style w:type="table" w:styleId="715">
     <w:name w:val="Plain Table 2"/>
-    <w:basedOn w:val="709"/>
+    <w:basedOn w:val="711"/>
     <w:uiPriority w:val="59"/>
     <w:pPr>
       <w:pBdr/>
@@ -5865,9 +7937,9 @@
       </w:tcPr>
     </w:tblStylePr>
   </w:style>
-  <w:style w:type="table" w:styleId="714">
+  <w:style w:type="table" w:styleId="716">
     <w:name w:val="Plain Table 3"/>
-    <w:basedOn w:val="709"/>
+    <w:basedOn w:val="711"/>
     <w:uiPriority w:val="99"/>
     <w:pPr>
       <w:pBdr/>
@@ -6095,9 +8167,9 @@
       </w:tcPr>
     </w:tblStylePr>
   </w:style>
-  <w:style w:type="table" w:styleId="715">
+  <w:style w:type="table" w:styleId="717">
     <w:name w:val="Plain Table 4"/>
-    <w:basedOn w:val="709"/>
+    <w:basedOn w:val="711"/>
     <w:uiPriority w:val="99"/>
     <w:pPr>
       <w:pBdr/>
@@ -6311,9 +8383,9 @@
       </w:tcPr>
     </w:tblStylePr>
   </w:style>
-  <w:style w:type="table" w:styleId="716">
+  <w:style w:type="table" w:styleId="718">
     <w:name w:val="Plain Table 5"/>
-    <w:basedOn w:val="709"/>
+    <w:basedOn w:val="711"/>
     <w:uiPriority w:val="99"/>
     <w:pPr>
       <w:pBdr/>
@@ -6544,9 +8616,9 @@
       </w:tcPr>
     </w:tblStylePr>
   </w:style>
-  <w:style w:type="table" w:styleId="717">
+  <w:style w:type="table" w:styleId="719">
     <w:name w:val="Grid Table 1 Light"/>
-    <w:basedOn w:val="709"/>
+    <w:basedOn w:val="711"/>
     <w:uiPriority w:val="99"/>
     <w:pPr>
       <w:pBdr/>
@@ -6767,9 +8839,9 @@
       </w:tcPr>
     </w:tblStylePr>
   </w:style>
-  <w:style w:type="table" w:styleId="718">
+  <w:style w:type="table" w:styleId="720">
     <w:name w:val="Grid Table 1 Light - Accent 1"/>
-    <w:basedOn w:val="709"/>
+    <w:basedOn w:val="711"/>
     <w:uiPriority w:val="99"/>
     <w:pPr>
       <w:pBdr/>
@@ -6990,9 +9062,9 @@
       </w:tcPr>
     </w:tblStylePr>
   </w:style>
-  <w:style w:type="table" w:styleId="719">
+  <w:style w:type="table" w:styleId="721">
     <w:name w:val="Grid Table 1 Light - Accent 2"/>
-    <w:basedOn w:val="709"/>
+    <w:basedOn w:val="711"/>
     <w:uiPriority w:val="99"/>
     <w:pPr>
       <w:pBdr/>
@@ -7213,9 +9285,9 @@
       </w:tcPr>
     </w:tblStylePr>
   </w:style>
-  <w:style w:type="table" w:styleId="720">
+  <w:style w:type="table" w:styleId="722">
     <w:name w:val="Grid Table 1 Light - Accent 3"/>
-    <w:basedOn w:val="709"/>
+    <w:basedOn w:val="711"/>
     <w:uiPriority w:val="99"/>
     <w:pPr>
       <w:pBdr/>
@@ -7436,9 +9508,9 @@
       </w:tcPr>
     </w:tblStylePr>
   </w:style>
-  <w:style w:type="table" w:styleId="721">
+  <w:style w:type="table" w:styleId="723">
     <w:name w:val="Grid Table 1 Light - Accent 4"/>
-    <w:basedOn w:val="709"/>
+    <w:basedOn w:val="711"/>
     <w:uiPriority w:val="99"/>
     <w:pPr>
       <w:pBdr/>
@@ -7659,9 +9731,9 @@
       </w:tcPr>
     </w:tblStylePr>
   </w:style>
-  <w:style w:type="table" w:styleId="722">
+  <w:style w:type="table" w:styleId="724">
     <w:name w:val="Grid Table 1 Light - Accent 5"/>
-    <w:basedOn w:val="709"/>
+    <w:basedOn w:val="711"/>
     <w:uiPriority w:val="99"/>
     <w:pPr>
       <w:pBdr/>
@@ -7882,9 +9954,9 @@
       </w:tcPr>
     </w:tblStylePr>
   </w:style>
-  <w:style w:type="table" w:styleId="723">
+  <w:style w:type="table" w:styleId="725">
     <w:name w:val="Grid Table 1 Light - Accent 6"/>
-    <w:basedOn w:val="709"/>
+    <w:basedOn w:val="711"/>
     <w:uiPriority w:val="99"/>
     <w:pPr>
       <w:pBdr/>
@@ -8105,9 +10177,9 @@
       </w:tcPr>
     </w:tblStylePr>
   </w:style>
-  <w:style w:type="table" w:styleId="724">
+  <w:style w:type="table" w:styleId="726">
     <w:name w:val="Grid Table 2"/>
-    <w:basedOn w:val="709"/>
+    <w:basedOn w:val="711"/>
     <w:uiPriority w:val="99"/>
     <w:pPr>
       <w:pBdr/>
@@ -8337,9 +10409,9 @@
       </w:tcPr>
     </w:tblStylePr>
   </w:style>
-  <w:style w:type="table" w:styleId="725">
+  <w:style w:type="table" w:styleId="727">
     <w:name w:val="Grid Table 2 - Accent 1"/>
-    <w:basedOn w:val="709"/>
+    <w:basedOn w:val="711"/>
     <w:uiPriority w:val="99"/>
     <w:pPr>
       <w:pBdr/>
@@ -8569,9 +10641,9 @@
       </w:tcPr>
     </w:tblStylePr>
   </w:style>
-  <w:style w:type="table" w:styleId="726">
+  <w:style w:type="table" w:styleId="728">
     <w:name w:val="Grid Table 2 - Accent 2"/>
-    <w:basedOn w:val="709"/>
+    <w:basedOn w:val="711"/>
     <w:uiPriority w:val="99"/>
     <w:pPr>
       <w:pBdr/>
@@ -8801,9 +10873,9 @@
       </w:tcPr>
     </w:tblStylePr>
   </w:style>
-  <w:style w:type="table" w:styleId="727">
+  <w:style w:type="table" w:styleId="729">
     <w:name w:val="Grid Table 2 - Accent 3"/>
-    <w:basedOn w:val="709"/>
+    <w:basedOn w:val="711"/>
     <w:uiPriority w:val="99"/>
     <w:pPr>
       <w:pBdr/>
@@ -9033,9 +11105,9 @@
       </w:tcPr>
     </w:tblStylePr>
   </w:style>
-  <w:style w:type="table" w:styleId="728">
+  <w:style w:type="table" w:styleId="730">
     <w:name w:val="Grid Table 2 - Accent 4"/>
-    <w:basedOn w:val="709"/>
+    <w:basedOn w:val="711"/>
     <w:uiPriority w:val="99"/>
     <w:pPr>
       <w:pBdr/>
@@ -9265,9 +11337,9 @@
       </w:tcPr>
     </w:tblStylePr>
   </w:style>
-  <w:style w:type="table" w:styleId="729">
+  <w:style w:type="table" w:styleId="731">
     <w:name w:val="Grid Table 2 - Accent 5"/>
-    <w:basedOn w:val="709"/>
+    <w:basedOn w:val="711"/>
     <w:uiPriority w:val="99"/>
     <w:pPr>
       <w:pBdr/>
@@ -9497,9 +11569,9 @@
       </w:tcPr>
     </w:tblStylePr>
   </w:style>
-  <w:style w:type="table" w:styleId="730">
+  <w:style w:type="table" w:styleId="732">
     <w:name w:val="Grid Table 2 - Accent 6"/>
-    <w:basedOn w:val="709"/>
+    <w:basedOn w:val="711"/>
     <w:uiPriority w:val="99"/>
     <w:pPr>
       <w:pBdr/>
@@ -9729,9 +11801,9 @@
       </w:tcPr>
     </w:tblStylePr>
   </w:style>
-  <w:style w:type="table" w:styleId="731">
+  <w:style w:type="table" w:styleId="733">
     <w:name w:val="Grid Table 3"/>
-    <w:basedOn w:val="709"/>
+    <w:basedOn w:val="711"/>
     <w:uiPriority w:val="99"/>
     <w:pPr>
       <w:pBdr/>
@@ -9974,9 +12046,9 @@
       </w:tcPr>
     </w:tblStylePr>
   </w:style>
-  <w:style w:type="table" w:styleId="732">
+  <w:style w:type="table" w:styleId="734">
     <w:name w:val="Grid Table 3 - Accent 1"/>
-    <w:basedOn w:val="709"/>
+    <w:basedOn w:val="711"/>
     <w:uiPriority w:val="99"/>
     <w:pPr>
       <w:pBdr/>
@@ -10219,9 +12291,9 @@
       </w:tcPr>
     </w:tblStylePr>
   </w:style>
-  <w:style w:type="table" w:styleId="733">
+  <w:style w:type="table" w:styleId="735">
     <w:name w:val="Grid Table 3 - Accent 2"/>
-    <w:basedOn w:val="709"/>
+    <w:basedOn w:val="711"/>
     <w:uiPriority w:val="99"/>
     <w:pPr>
       <w:pBdr/>
@@ -10464,9 +12536,9 @@
       </w:tcPr>
     </w:tblStylePr>
   </w:style>
-  <w:style w:type="table" w:styleId="734">
+  <w:style w:type="table" w:styleId="736">
     <w:name w:val="Grid Table 3 - Accent 3"/>
-    <w:basedOn w:val="709"/>
+    <w:basedOn w:val="711"/>
     <w:uiPriority w:val="99"/>
     <w:pPr>
       <w:pBdr/>
@@ -10709,9 +12781,9 @@
       </w:tcPr>
     </w:tblStylePr>
   </w:style>
-  <w:style w:type="table" w:styleId="735">
+  <w:style w:type="table" w:styleId="737">
     <w:name w:val="Grid Table 3 - Accent 4"/>
-    <w:basedOn w:val="709"/>
+    <w:basedOn w:val="711"/>
     <w:uiPriority w:val="99"/>
     <w:pPr>
       <w:pBdr/>
@@ -10954,9 +13026,9 @@
       </w:tcPr>
     </w:tblStylePr>
   </w:style>
-  <w:style w:type="table" w:styleId="736">
+  <w:style w:type="table" w:styleId="738">
     <w:name w:val="Grid Table 3 - Accent 5"/>
-    <w:basedOn w:val="709"/>
+    <w:basedOn w:val="711"/>
     <w:uiPriority w:val="99"/>
     <w:pPr>
       <w:pBdr/>
@@ -11199,9 +13271,9 @@
       </w:tcPr>
     </w:tblStylePr>
   </w:style>
-  <w:style w:type="table" w:styleId="737">
+  <w:style w:type="table" w:styleId="739">
     <w:name w:val="Grid Table 3 - Accent 6"/>
-    <w:basedOn w:val="709"/>
+    <w:basedOn w:val="711"/>
     <w:uiPriority w:val="99"/>
     <w:pPr>
       <w:pBdr/>
@@ -11444,9 +13516,9 @@
       </w:tcPr>
     </w:tblStylePr>
   </w:style>
-  <w:style w:type="table" w:styleId="738">
+  <w:style w:type="table" w:styleId="740">
     <w:name w:val="Grid Table 4"/>
-    <w:basedOn w:val="709"/>
+    <w:basedOn w:val="711"/>
     <w:uiPriority w:val="59"/>
     <w:pPr>
       <w:pBdr/>
@@ -11677,9 +13749,9 @@
       </w:tcPr>
     </w:tblStylePr>
   </w:style>
-  <w:style w:type="table" w:styleId="739">
+  <w:style w:type="table" w:styleId="741">
     <w:name w:val="Grid Table 4 - Accent 1"/>
-    <w:basedOn w:val="709"/>
+    <w:basedOn w:val="711"/>
     <w:uiPriority w:val="59"/>
     <w:pPr>
       <w:pBdr/>
@@ -11910,9 +13982,9 @@
       </w:tcPr>
     </w:tblStylePr>
   </w:style>
-  <w:style w:type="table" w:styleId="740">
+  <w:style w:type="table" w:styleId="742">
     <w:name w:val="Grid Table 4 - Accent 2"/>
-    <w:basedOn w:val="709"/>
+    <w:basedOn w:val="711"/>
     <w:uiPriority w:val="59"/>
     <w:pPr>
       <w:pBdr/>
@@ -12143,9 +14215,9 @@
       </w:tcPr>
     </w:tblStylePr>
   </w:style>
-  <w:style w:type="table" w:styleId="741">
+  <w:style w:type="table" w:styleId="743">
     <w:name w:val="Grid Table 4 - Accent 3"/>
-    <w:basedOn w:val="709"/>
+    <w:basedOn w:val="711"/>
     <w:uiPriority w:val="59"/>
     <w:pPr>
       <w:pBdr/>
@@ -12376,9 +14448,9 @@
       </w:tcPr>
     </w:tblStylePr>
   </w:style>
-  <w:style w:type="table" w:styleId="742">
+  <w:style w:type="table" w:styleId="744">
     <w:name w:val="Grid Table 4 - Accent 4"/>
-    <w:basedOn w:val="709"/>
+    <w:basedOn w:val="711"/>
     <w:uiPriority w:val="59"/>
     <w:pPr>
       <w:pBdr/>
@@ -12609,9 +14681,9 @@
       </w:tcPr>
     </w:tblStylePr>
   </w:style>
-  <w:style w:type="table" w:styleId="743">
+  <w:style w:type="table" w:styleId="745">
     <w:name w:val="Grid Table 4 - Accent 5"/>
-    <w:basedOn w:val="709"/>
+    <w:basedOn w:val="711"/>
     <w:uiPriority w:val="59"/>
     <w:pPr>
       <w:pBdr/>
@@ -12842,9 +14914,9 @@
       </w:tcPr>
     </w:tblStylePr>
   </w:style>
-  <w:style w:type="table" w:styleId="744">
+  <w:style w:type="table" w:styleId="746">
     <w:name w:val="Grid Table 4 - Accent 6"/>
-    <w:basedOn w:val="709"/>
+    <w:basedOn w:val="711"/>
     <w:uiPriority w:val="59"/>
     <w:pPr>
       <w:pBdr/>
@@ -13075,9 +15147,9 @@
       </w:tcPr>
     </w:tblStylePr>
   </w:style>
-  <w:style w:type="table" w:styleId="745">
+  <w:style w:type="table" w:styleId="747">
     <w:name w:val="Grid Table 5 Dark"/>
-    <w:basedOn w:val="709"/>
+    <w:basedOn w:val="711"/>
     <w:uiPriority w:val="99"/>
     <w:pPr>
       <w:pBdr/>
@@ -13303,9 +15375,9 @@
       </w:tcPr>
     </w:tblStylePr>
   </w:style>
-  <w:style w:type="table" w:styleId="746">
+  <w:style w:type="table" w:styleId="748">
     <w:name w:val="Grid Table 5 Dark- Accent 1"/>
-    <w:basedOn w:val="709"/>
+    <w:basedOn w:val="711"/>
     <w:uiPriority w:val="99"/>
     <w:pPr>
       <w:pBdr/>
@@ -13531,9 +15603,9 @@
       </w:tcPr>
     </w:tblStylePr>
   </w:style>
-  <w:style w:type="table" w:styleId="747">
+  <w:style w:type="table" w:styleId="749">
     <w:name w:val="Grid Table 5 Dark - Accent 2"/>
-    <w:basedOn w:val="709"/>
+    <w:basedOn w:val="711"/>
     <w:uiPriority w:val="99"/>
     <w:pPr>
       <w:pBdr/>
@@ -13759,9 +15831,9 @@
       </w:tcPr>
     </w:tblStylePr>
   </w:style>
-  <w:style w:type="table" w:styleId="748">
+  <w:style w:type="table" w:styleId="750">
     <w:name w:val="Grid Table 5 Dark - Accent 3"/>
-    <w:basedOn w:val="709"/>
+    <w:basedOn w:val="711"/>
     <w:uiPriority w:val="99"/>
     <w:pPr>
       <w:pBdr/>
@@ -13987,9 +16059,9 @@
       </w:tcPr>
     </w:tblStylePr>
   </w:style>
-  <w:style w:type="table" w:styleId="749">
+  <w:style w:type="table" w:styleId="751">
     <w:name w:val="Grid Table 5 Dark- Accent 4"/>
-    <w:basedOn w:val="709"/>
+    <w:basedOn w:val="711"/>
     <w:uiPriority w:val="99"/>
     <w:pPr>
       <w:pBdr/>
@@ -14215,9 +16287,9 @@
       </w:tcPr>
     </w:tblStylePr>
   </w:style>
-  <w:style w:type="table" w:styleId="750">
+  <w:style w:type="table" w:styleId="752">
     <w:name w:val="Grid Table 5 Dark - Accent 5"/>
-    <w:basedOn w:val="709"/>
+    <w:basedOn w:val="711"/>
     <w:uiPriority w:val="99"/>
     <w:pPr>
       <w:pBdr/>
@@ -14443,9 +16515,9 @@
       </w:tcPr>
     </w:tblStylePr>
   </w:style>
-  <w:style w:type="table" w:styleId="751">
+  <w:style w:type="table" w:styleId="753">
     <w:name w:val="Grid Table 5 Dark - Accent 6"/>
-    <w:basedOn w:val="709"/>
+    <w:basedOn w:val="711"/>
     <w:uiPriority w:val="99"/>
     <w:pPr>
       <w:pBdr/>
@@ -14671,9 +16743,9 @@
       </w:tcPr>
     </w:tblStylePr>
   </w:style>
-  <w:style w:type="table" w:styleId="752">
+  <w:style w:type="table" w:styleId="754">
     <w:name w:val="Grid Table 6 Colorful"/>
-    <w:basedOn w:val="709"/>
+    <w:basedOn w:val="711"/>
     <w:uiPriority w:val="99"/>
     <w:pPr>
       <w:pBdr/>
@@ -14901,9 +16973,9 @@
       </w:tcPr>
     </w:tblStylePr>
   </w:style>
-  <w:style w:type="table" w:styleId="753">
+  <w:style w:type="table" w:styleId="755">
     <w:name w:val="Grid Table 6 Colorful - Accent 1"/>
-    <w:basedOn w:val="709"/>
+    <w:basedOn w:val="711"/>
     <w:uiPriority w:val="99"/>
     <w:pPr>
       <w:pBdr/>
@@ -15131,9 +17203,9 @@
       </w:tcPr>
     </w:tblStylePr>
   </w:style>
-  <w:style w:type="table" w:styleId="754">
+  <w:style w:type="table" w:styleId="756">
     <w:name w:val="Grid Table 6 Colorful - Accent 2"/>
-    <w:basedOn w:val="709"/>
+    <w:basedOn w:val="711"/>
     <w:uiPriority w:val="99"/>
     <w:pPr>
       <w:pBdr/>
@@ -15361,9 +17433,9 @@
       </w:tcPr>
     </w:tblStylePr>
   </w:style>
-  <w:style w:type="table" w:styleId="755">
+  <w:style w:type="table" w:styleId="757">
     <w:name w:val="Grid Table 6 Colorful - Accent 3"/>
-    <w:basedOn w:val="709"/>
+    <w:basedOn w:val="711"/>
     <w:uiPriority w:val="99"/>
     <w:pPr>
       <w:pBdr/>
@@ -15591,9 +17663,9 @@
       </w:tcPr>
     </w:tblStylePr>
   </w:style>
-  <w:style w:type="table" w:styleId="756">
+  <w:style w:type="table" w:styleId="758">
     <w:name w:val="Grid Table 6 Colorful - Accent 4"/>
-    <w:basedOn w:val="709"/>
+    <w:basedOn w:val="711"/>
     <w:uiPriority w:val="99"/>
     <w:pPr>
       <w:pBdr/>
@@ -15821,9 +17893,9 @@
       </w:tcPr>
     </w:tblStylePr>
   </w:style>
-  <w:style w:type="table" w:styleId="757">
+  <w:style w:type="table" w:styleId="759">
     <w:name w:val="Grid Table 6 Colorful - Accent 5"/>
-    <w:basedOn w:val="709"/>
+    <w:basedOn w:val="711"/>
     <w:uiPriority w:val="99"/>
     <w:pPr>
       <w:pBdr/>
@@ -16051,9 +18123,9 @@
       </w:tcPr>
     </w:tblStylePr>
   </w:style>
-  <w:style w:type="table" w:styleId="758">
+  <w:style w:type="table" w:styleId="760">
     <w:name w:val="Grid Table 6 Colorful - Accent 6"/>
-    <w:basedOn w:val="709"/>
+    <w:basedOn w:val="711"/>
     <w:uiPriority w:val="99"/>
     <w:pPr>
       <w:pBdr/>
@@ -16281,9 +18353,9 @@
       </w:tcPr>
     </w:tblStylePr>
   </w:style>
-  <w:style w:type="table" w:styleId="759">
+  <w:style w:type="table" w:styleId="761">
     <w:name w:val="Grid Table 7 Colorful"/>
-    <w:basedOn w:val="709"/>
+    <w:basedOn w:val="711"/>
     <w:uiPriority w:val="99"/>
     <w:pPr>
       <w:pBdr/>
@@ -16535,9 +18607,9 @@
       </w:tcPr>
     </w:tblStylePr>
   </w:style>
-  <w:style w:type="table" w:styleId="760">
+  <w:style w:type="table" w:styleId="762">
     <w:name w:val="Grid Table 7 Colorful - Accent 1"/>
-    <w:basedOn w:val="709"/>
+    <w:basedOn w:val="711"/>
     <w:uiPriority w:val="99"/>
     <w:pPr>
       <w:pBdr/>
@@ -16789,9 +18861,9 @@
       </w:tcPr>
     </w:tblStylePr>
   </w:style>
-  <w:style w:type="table" w:styleId="761">
+  <w:style w:type="table" w:styleId="763">
     <w:name w:val="Grid Table 7 Colorful - Accent 2"/>
-    <w:basedOn w:val="709"/>
+    <w:basedOn w:val="711"/>
     <w:uiPriority w:val="99"/>
     <w:pPr>
       <w:pBdr/>
@@ -17043,9 +19115,9 @@
       </w:tcPr>
     </w:tblStylePr>
   </w:style>
-  <w:style w:type="table" w:styleId="762">
+  <w:style w:type="table" w:styleId="764">
     <w:name w:val="Grid Table 7 Colorful - Accent 3"/>
-    <w:basedOn w:val="709"/>
+    <w:basedOn w:val="711"/>
     <w:uiPriority w:val="99"/>
     <w:pPr>
       <w:pBdr/>
@@ -17297,9 +19369,9 @@
       </w:tcPr>
     </w:tblStylePr>
   </w:style>
-  <w:style w:type="table" w:styleId="763">
+  <w:style w:type="table" w:styleId="765">
     <w:name w:val="Grid Table 7 Colorful - Accent 4"/>
-    <w:basedOn w:val="709"/>
+    <w:basedOn w:val="711"/>
     <w:uiPriority w:val="99"/>
     <w:pPr>
       <w:pBdr/>
@@ -17551,9 +19623,9 @@
       </w:tcPr>
     </w:tblStylePr>
   </w:style>
-  <w:style w:type="table" w:styleId="764">
+  <w:style w:type="table" w:styleId="766">
     <w:name w:val="Grid Table 7 Colorful - Accent 5"/>
-    <w:basedOn w:val="709"/>
+    <w:basedOn w:val="711"/>
     <w:uiPriority w:val="99"/>
     <w:pPr>
       <w:pBdr/>
@@ -17805,9 +19877,9 @@
       </w:tcPr>
     </w:tblStylePr>
   </w:style>
-  <w:style w:type="table" w:styleId="765">
+  <w:style w:type="table" w:styleId="767">
     <w:name w:val="Grid Table 7 Colorful - Accent 6"/>
-    <w:basedOn w:val="709"/>
+    <w:basedOn w:val="711"/>
     <w:uiPriority w:val="99"/>
     <w:pPr>
       <w:pBdr/>
@@ -18059,9 +20131,9 @@
       </w:tcPr>
     </w:tblStylePr>
   </w:style>
-  <w:style w:type="table" w:styleId="766">
+  <w:style w:type="table" w:styleId="768">
     <w:name w:val="List Table 1 Light"/>
-    <w:basedOn w:val="709"/>
+    <w:basedOn w:val="711"/>
     <w:uiPriority w:val="99"/>
     <w:pPr>
       <w:pBdr/>
@@ -18275,9 +20347,9 @@
       </w:tcPr>
     </w:tblStylePr>
   </w:style>
-  <w:style w:type="table" w:styleId="767">
+  <w:style w:type="table" w:styleId="769">
     <w:name w:val="List Table 1 Light - Accent 1"/>
-    <w:basedOn w:val="709"/>
+    <w:basedOn w:val="711"/>
     <w:uiPriority w:val="99"/>
     <w:pPr>
       <w:pBdr/>
@@ -18491,9 +20563,9 @@
       </w:tcPr>
     </w:tblStylePr>
   </w:style>
-  <w:style w:type="table" w:styleId="768">
+  <w:style w:type="table" w:styleId="770">
     <w:name w:val="List Table 1 Light - Accent 2"/>
-    <w:basedOn w:val="709"/>
+    <w:basedOn w:val="711"/>
     <w:uiPriority w:val="99"/>
     <w:pPr>
       <w:pBdr/>
@@ -18707,9 +20779,9 @@
       </w:tcPr>
     </w:tblStylePr>
   </w:style>
-  <w:style w:type="table" w:styleId="769">
+  <w:style w:type="table" w:styleId="771">
     <w:name w:val="List Table 1 Light - Accent 3"/>
-    <w:basedOn w:val="709"/>
+    <w:basedOn w:val="711"/>
     <w:uiPriority w:val="99"/>
     <w:pPr>
       <w:pBdr/>
@@ -18923,9 +20995,9 @@
       </w:tcPr>
     </w:tblStylePr>
   </w:style>
-  <w:style w:type="table" w:styleId="770">
+  <w:style w:type="table" w:styleId="772">
     <w:name w:val="List Table 1 Light - Accent 4"/>
-    <w:basedOn w:val="709"/>
+    <w:basedOn w:val="711"/>
     <w:uiPriority w:val="99"/>
     <w:pPr>
       <w:pBdr/>
@@ -19139,9 +21211,9 @@
       </w:tcPr>
     </w:tblStylePr>
   </w:style>
-  <w:style w:type="table" w:styleId="771">
+  <w:style w:type="table" w:styleId="773">
     <w:name w:val="List Table 1 Light - Accent 5"/>
-    <w:basedOn w:val="709"/>
+    <w:basedOn w:val="711"/>
     <w:uiPriority w:val="99"/>
     <w:pPr>
       <w:pBdr/>
@@ -19355,9 +21427,9 @@
       </w:tcPr>
     </w:tblStylePr>
   </w:style>
-  <w:style w:type="table" w:styleId="772">
+  <w:style w:type="table" w:styleId="774">
     <w:name w:val="List Table 1 Light - Accent 6"/>
-    <w:basedOn w:val="709"/>
+    <w:basedOn w:val="711"/>
     <w:uiPriority w:val="99"/>
     <w:pPr>
       <w:pBdr/>
@@ -19571,9 +21643,9 @@
       </w:tcPr>
     </w:tblStylePr>
   </w:style>
-  <w:style w:type="table" w:styleId="773">
+  <w:style w:type="table" w:styleId="775">
     <w:name w:val="List Table 2"/>
-    <w:basedOn w:val="709"/>
+    <w:basedOn w:val="711"/>
     <w:uiPriority w:val="99"/>
     <w:pPr>
       <w:pBdr/>
@@ -19809,9 +21881,9 @@
       </w:tcPr>
     </w:tblStylePr>
   </w:style>
-  <w:style w:type="table" w:styleId="774">
+  <w:style w:type="table" w:styleId="776">
     <w:name w:val="List Table 2 - Accent 1"/>
-    <w:basedOn w:val="709"/>
+    <w:basedOn w:val="711"/>
     <w:uiPriority w:val="99"/>
     <w:pPr>
       <w:pBdr/>
@@ -20047,9 +22119,9 @@
       </w:tcPr>
     </w:tblStylePr>
   </w:style>
-  <w:style w:type="table" w:styleId="775">
+  <w:style w:type="table" w:styleId="777">
     <w:name w:val="List Table 2 - Accent 2"/>
-    <w:basedOn w:val="709"/>
+    <w:basedOn w:val="711"/>
     <w:uiPriority w:val="99"/>
     <w:pPr>
       <w:pBdr/>
@@ -20285,9 +22357,9 @@
       </w:tcPr>
     </w:tblStylePr>
   </w:style>
-  <w:style w:type="table" w:styleId="776">
+  <w:style w:type="table" w:styleId="778">
     <w:name w:val="List Table 2 - Accent 3"/>
-    <w:basedOn w:val="709"/>
+    <w:basedOn w:val="711"/>
     <w:uiPriority w:val="99"/>
     <w:pPr>
       <w:pBdr/>
@@ -20523,9 +22595,9 @@
       </w:tcPr>
     </w:tblStylePr>
   </w:style>
-  <w:style w:type="table" w:styleId="777">
+  <w:style w:type="table" w:styleId="779">
     <w:name w:val="List Table 2 - Accent 4"/>
-    <w:basedOn w:val="709"/>
+    <w:basedOn w:val="711"/>
     <w:uiPriority w:val="99"/>
     <w:pPr>
       <w:pBdr/>
@@ -20761,9 +22833,9 @@
       </w:tcPr>
     </w:tblStylePr>
   </w:style>
-  <w:style w:type="table" w:styleId="778">
+  <w:style w:type="table" w:styleId="780">
     <w:name w:val="List Table 2 - Accent 5"/>
-    <w:basedOn w:val="709"/>
+    <w:basedOn w:val="711"/>
     <w:uiPriority w:val="99"/>
     <w:pPr>
       <w:pBdr/>
@@ -20999,9 +23071,9 @@
       </w:tcPr>
     </w:tblStylePr>
   </w:style>
-  <w:style w:type="table" w:styleId="779">
+  <w:style w:type="table" w:styleId="781">
     <w:name w:val="List Table 2 - Accent 6"/>
-    <w:basedOn w:val="709"/>
+    <w:basedOn w:val="711"/>
     <w:uiPriority w:val="99"/>
     <w:pPr>
       <w:pBdr/>
@@ -21237,9 +23309,9 @@
       </w:tcPr>
     </w:tblStylePr>
   </w:style>
-  <w:style w:type="table" w:styleId="780">
+  <w:style w:type="table" w:styleId="782">
     <w:name w:val="List Table 3"/>
-    <w:basedOn w:val="709"/>
+    <w:basedOn w:val="711"/>
     <w:uiPriority w:val="99"/>
     <w:pPr>
       <w:pBdr/>
@@ -21465,9 +23537,9 @@
       </w:tcPr>
     </w:tblStylePr>
   </w:style>
-  <w:style w:type="table" w:styleId="781">
+  <w:style w:type="table" w:styleId="783">
     <w:name w:val="List Table 3 - Accent 1"/>
-    <w:basedOn w:val="709"/>
+    <w:basedOn w:val="711"/>
     <w:uiPriority w:val="99"/>
     <w:pPr>
       <w:pBdr/>
@@ -21693,9 +23765,9 @@
       </w:tcPr>
     </w:tblStylePr>
   </w:style>
-  <w:style w:type="table" w:styleId="782">
+  <w:style w:type="table" w:styleId="784">
     <w:name w:val="List Table 3 - Accent 2"/>
-    <w:basedOn w:val="709"/>
+    <w:basedOn w:val="711"/>
     <w:uiPriority w:val="99"/>
     <w:pPr>
       <w:pBdr/>
@@ -21921,9 +23993,9 @@
       </w:tcPr>
     </w:tblStylePr>
   </w:style>
-  <w:style w:type="table" w:styleId="783">
+  <w:style w:type="table" w:styleId="785">
     <w:name w:val="List Table 3 - Accent 3"/>
-    <w:basedOn w:val="709"/>
+    <w:basedOn w:val="711"/>
     <w:uiPriority w:val="99"/>
     <w:pPr>
       <w:pBdr/>
@@ -22149,9 +24221,9 @@
       </w:tcPr>
     </w:tblStylePr>
   </w:style>
-  <w:style w:type="table" w:styleId="784">
+  <w:style w:type="table" w:styleId="786">
     <w:name w:val="List Table 3 - Accent 4"/>
-    <w:basedOn w:val="709"/>
+    <w:basedOn w:val="711"/>
     <w:uiPriority w:val="99"/>
     <w:pPr>
       <w:pBdr/>
@@ -22377,9 +24449,9 @@
       </w:tcPr>
     </w:tblStylePr>
   </w:style>
-  <w:style w:type="table" w:styleId="785">
+  <w:style w:type="table" w:styleId="787">
     <w:name w:val="List Table 3 - Accent 5"/>
-    <w:basedOn w:val="709"/>
+    <w:basedOn w:val="711"/>
     <w:uiPriority w:val="99"/>
     <w:pPr>
       <w:pBdr/>
@@ -22605,9 +24677,9 @@
       </w:tcPr>
     </w:tblStylePr>
   </w:style>
-  <w:style w:type="table" w:styleId="786">
+  <w:style w:type="table" w:styleId="788">
     <w:name w:val="List Table 3 - Accent 6"/>
-    <w:basedOn w:val="709"/>
+    <w:basedOn w:val="711"/>
     <w:uiPriority w:val="99"/>
     <w:pPr>
       <w:pBdr/>
@@ -22833,9 +24905,9 @@
       </w:tcPr>
     </w:tblStylePr>
   </w:style>
-  <w:style w:type="table" w:styleId="787">
+  <w:style w:type="table" w:styleId="789">
     <w:name w:val="List Table 4"/>
-    <w:basedOn w:val="709"/>
+    <w:basedOn w:val="711"/>
     <w:uiPriority w:val="99"/>
     <w:pPr>
       <w:pBdr/>
@@ -23058,9 +25130,9 @@
       </w:tcPr>
     </w:tblStylePr>
   </w:style>
-  <w:style w:type="table" w:styleId="788">
+  <w:style w:type="table" w:styleId="790">
     <w:name w:val="List Table 4 - Accent 1"/>
-    <w:basedOn w:val="709"/>
+    <w:basedOn w:val="711"/>
     <w:uiPriority w:val="99"/>
     <w:pPr>
       <w:pBdr/>
@@ -23283,9 +25355,9 @@
       </w:tcPr>
     </w:tblStylePr>
   </w:style>
-  <w:style w:type="table" w:styleId="789">
+  <w:style w:type="table" w:styleId="791">
     <w:name w:val="List Table 4 - Accent 2"/>
-    <w:basedOn w:val="709"/>
+    <w:basedOn w:val="711"/>
     <w:uiPriority w:val="99"/>
     <w:pPr>
       <w:pBdr/>
@@ -23508,9 +25580,9 @@
       </w:tcPr>
     </w:tblStylePr>
   </w:style>
-  <w:style w:type="table" w:styleId="790">
+  <w:style w:type="table" w:styleId="792">
     <w:name w:val="List Table 4 - Accent 3"/>
-    <w:basedOn w:val="709"/>
+    <w:basedOn w:val="711"/>
     <w:uiPriority w:val="99"/>
     <w:pPr>
       <w:pBdr/>
@@ -23733,9 +25805,9 @@
       </w:tcPr>
     </w:tblStylePr>
   </w:style>
-  <w:style w:type="table" w:styleId="791">
+  <w:style w:type="table" w:styleId="793">
     <w:name w:val="List Table 4 - Accent 4"/>
-    <w:basedOn w:val="709"/>
+    <w:basedOn w:val="711"/>
     <w:uiPriority w:val="99"/>
     <w:pPr>
       <w:pBdr/>
@@ -23958,9 +26030,9 @@
       </w:tcPr>
     </w:tblStylePr>
   </w:style>
-  <w:style w:type="table" w:styleId="792">
+  <w:style w:type="table" w:styleId="794">
     <w:name w:val="List Table 4 - Accent 5"/>
-    <w:basedOn w:val="709"/>
+    <w:basedOn w:val="711"/>
     <w:uiPriority w:val="99"/>
     <w:pPr>
       <w:pBdr/>
@@ -24183,9 +26255,9 @@
       </w:tcPr>
     </w:tblStylePr>
   </w:style>
-  <w:style w:type="table" w:styleId="793">
+  <w:style w:type="table" w:styleId="795">
     <w:name w:val="List Table 4 - Accent 6"/>
-    <w:basedOn w:val="709"/>
+    <w:basedOn w:val="711"/>
     <w:uiPriority w:val="99"/>
     <w:pPr>
       <w:pBdr/>
@@ -24408,9 +26480,9 @@
       </w:tcPr>
     </w:tblStylePr>
   </w:style>
-  <w:style w:type="table" w:styleId="794">
+  <w:style w:type="table" w:styleId="796">
     <w:name w:val="List Table 5 Dark"/>
-    <w:basedOn w:val="709"/>
+    <w:basedOn w:val="711"/>
     <w:uiPriority w:val="99"/>
     <w:pPr>
       <w:pBdr/>
@@ -24650,9 +26722,9 @@
       </w:tcPr>
     </w:tblStylePr>
   </w:style>
-  <w:style w:type="table" w:styleId="795">
+  <w:style w:type="table" w:styleId="797">
     <w:name w:val="List Table 5 Dark - Accent 1"/>
-    <w:basedOn w:val="709"/>
+    <w:basedOn w:val="711"/>
     <w:uiPriority w:val="99"/>
     <w:pPr>
       <w:pBdr/>
@@ -24892,9 +26964,9 @@
       </w:tcPr>
     </w:tblStylePr>
   </w:style>
-  <w:style w:type="table" w:styleId="796">
+  <w:style w:type="table" w:styleId="798">
     <w:name w:val="List Table 5 Dark - Accent 2"/>
-    <w:basedOn w:val="709"/>
+    <w:basedOn w:val="711"/>
     <w:uiPriority w:val="99"/>
     <w:pPr>
       <w:pBdr/>
@@ -25134,9 +27206,9 @@
       </w:tcPr>
     </w:tblStylePr>
   </w:style>
-  <w:style w:type="table" w:styleId="797">
+  <w:style w:type="table" w:styleId="799">
     <w:name w:val="List Table 5 Dark - Accent 3"/>
-    <w:basedOn w:val="709"/>
+    <w:basedOn w:val="711"/>
     <w:uiPriority w:val="99"/>
     <w:pPr>
       <w:pBdr/>
@@ -25376,9 +27448,9 @@
       </w:tcPr>
     </w:tblStylePr>
   </w:style>
-  <w:style w:type="table" w:styleId="798">
+  <w:style w:type="table" w:styleId="800">
     <w:name w:val="List Table 5 Dark - Accent 4"/>
-    <w:basedOn w:val="709"/>
+    <w:basedOn w:val="711"/>
     <w:uiPriority w:val="99"/>
     <w:pPr>
       <w:pBdr/>
@@ -25618,9 +27690,9 @@
       </w:tcPr>
     </w:tblStylePr>
   </w:style>
-  <w:style w:type="table" w:styleId="799">
+  <w:style w:type="table" w:styleId="801">
     <w:name w:val="List Table 5 Dark - Accent 5"/>
-    <w:basedOn w:val="709"/>
+    <w:basedOn w:val="711"/>
     <w:uiPriority w:val="99"/>
     <w:pPr>
       <w:pBdr/>
@@ -25860,9 +27932,9 @@
       </w:tcPr>
     </w:tblStylePr>
   </w:style>
-  <w:style w:type="table" w:styleId="800">
+  <w:style w:type="table" w:styleId="802">
     <w:name w:val="List Table 5 Dark - Accent 6"/>
-    <w:basedOn w:val="709"/>
+    <w:basedOn w:val="711"/>
     <w:uiPriority w:val="99"/>
     <w:pPr>
       <w:pBdr/>
@@ -26102,9 +28174,9 @@
       </w:tcPr>
     </w:tblStylePr>
   </w:style>
-  <w:style w:type="table" w:styleId="801">
+  <w:style w:type="table" w:styleId="803">
     <w:name w:val="List Table 6 Colorful"/>
-    <w:basedOn w:val="709"/>
+    <w:basedOn w:val="711"/>
     <w:uiPriority w:val="99"/>
     <w:pPr>
       <w:pBdr/>
@@ -26325,9 +28397,9 @@
       </w:tcPr>
     </w:tblStylePr>
   </w:style>
-  <w:style w:type="table" w:styleId="802">
+  <w:style w:type="table" w:styleId="804">
     <w:name w:val="List Table 6 Colorful - Accent 1"/>
-    <w:basedOn w:val="709"/>
+    <w:basedOn w:val="711"/>
     <w:uiPriority w:val="99"/>
     <w:pPr>
       <w:pBdr/>
@@ -26548,9 +28620,9 @@
       </w:tcPr>
     </w:tblStylePr>
   </w:style>
-  <w:style w:type="table" w:styleId="803">
+  <w:style w:type="table" w:styleId="805">
     <w:name w:val="List Table 6 Colorful - Accent 2"/>
-    <w:basedOn w:val="709"/>
+    <w:basedOn w:val="711"/>
     <w:uiPriority w:val="99"/>
     <w:pPr>
       <w:pBdr/>
@@ -26771,9 +28843,9 @@
       </w:tcPr>
     </w:tblStylePr>
   </w:style>
-  <w:style w:type="table" w:styleId="804">
+  <w:style w:type="table" w:styleId="806">
     <w:name w:val="List Table 6 Colorful - Accent 3"/>
-    <w:basedOn w:val="709"/>
+    <w:basedOn w:val="711"/>
     <w:uiPriority w:val="99"/>
     <w:pPr>
       <w:pBdr/>
@@ -26994,9 +29066,9 @@
       </w:tcPr>
     </w:tblStylePr>
   </w:style>
-  <w:style w:type="table" w:styleId="805">
+  <w:style w:type="table" w:styleId="807">
     <w:name w:val="List Table 6 Colorful - Accent 4"/>
-    <w:basedOn w:val="709"/>
+    <w:basedOn w:val="711"/>
     <w:uiPriority w:val="99"/>
     <w:pPr>
       <w:pBdr/>
@@ -27217,9 +29289,9 @@
       </w:tcPr>
     </w:tblStylePr>
   </w:style>
-  <w:style w:type="table" w:styleId="806">
+  <w:style w:type="table" w:styleId="808">
     <w:name w:val="List Table 6 Colorful - Accent 5"/>
-    <w:basedOn w:val="709"/>
+    <w:basedOn w:val="711"/>
     <w:uiPriority w:val="99"/>
     <w:pPr>
       <w:pBdr/>
@@ -27440,9 +29512,9 @@
       </w:tcPr>
     </w:tblStylePr>
   </w:style>
-  <w:style w:type="table" w:styleId="807">
+  <w:style w:type="table" w:styleId="809">
     <w:name w:val="List Table 6 Colorful - Accent 6"/>
-    <w:basedOn w:val="709"/>
+    <w:basedOn w:val="711"/>
     <w:uiPriority w:val="99"/>
     <w:pPr>
       <w:pBdr/>
@@ -27663,9 +29735,9 @@
       </w:tcPr>
     </w:tblStylePr>
   </w:style>
-  <w:style w:type="table" w:styleId="808">
+  <w:style w:type="table" w:styleId="810">
     <w:name w:val="List Table 7 Colorful"/>
-    <w:basedOn w:val="709"/>
+    <w:basedOn w:val="711"/>
     <w:uiPriority w:val="99"/>
     <w:pPr>
       <w:pBdr/>
@@ -27919,9 +29991,9 @@
       </w:tcPr>
     </w:tblStylePr>
   </w:style>
-  <w:style w:type="table" w:styleId="809">
+  <w:style w:type="table" w:styleId="811">
     <w:name w:val="List Table 7 Colorful - Accent 1"/>
-    <w:basedOn w:val="709"/>
+    <w:basedOn w:val="711"/>
     <w:uiPriority w:val="99"/>
     <w:pPr>
       <w:pBdr/>
@@ -28175,9 +30247,9 @@
       </w:tcPr>
     </w:tblStylePr>
   </w:style>
-  <w:style w:type="table" w:styleId="810">
+  <w:style w:type="table" w:styleId="812">
     <w:name w:val="List Table 7 Colorful - Accent 2"/>
-    <w:basedOn w:val="709"/>
+    <w:basedOn w:val="711"/>
     <w:uiPriority w:val="99"/>
     <w:pPr>
       <w:pBdr/>
@@ -28431,9 +30503,9 @@
       </w:tcPr>
     </w:tblStylePr>
   </w:style>
-  <w:style w:type="table" w:styleId="811">
+  <w:style w:type="table" w:styleId="813">
     <w:name w:val="List Table 7 Colorful - Accent 3"/>
-    <w:basedOn w:val="709"/>
+    <w:basedOn w:val="711"/>
     <w:uiPriority w:val="99"/>
     <w:pPr>
       <w:pBdr/>
@@ -28687,9 +30759,9 @@
       </w:tcPr>
     </w:tblStylePr>
   </w:style>
-  <w:style w:type="table" w:styleId="812">
+  <w:style w:type="table" w:styleId="814">
     <w:name w:val="List Table 7 Colorful - Accent 4"/>
-    <w:basedOn w:val="709"/>
+    <w:basedOn w:val="711"/>
     <w:uiPriority w:val="99"/>
     <w:pPr>
       <w:pBdr/>
@@ -28943,9 +31015,9 @@
       </w:tcPr>
     </w:tblStylePr>
   </w:style>
-  <w:style w:type="table" w:styleId="813">
+  <w:style w:type="table" w:styleId="815">
     <w:name w:val="List Table 7 Colorful - Accent 5"/>
-    <w:basedOn w:val="709"/>
+    <w:basedOn w:val="711"/>
     <w:uiPriority w:val="99"/>
     <w:pPr>
       <w:pBdr/>
@@ -29199,9 +31271,9 @@
       </w:tcPr>
     </w:tblStylePr>
   </w:style>
-  <w:style w:type="table" w:styleId="814">
+  <w:style w:type="table" w:styleId="816">
     <w:name w:val="List Table 7 Colorful - Accent 6"/>
-    <w:basedOn w:val="709"/>
+    <w:basedOn w:val="711"/>
     <w:uiPriority w:val="99"/>
     <w:pPr>
       <w:pBdr/>
@@ -29455,9 +31527,9 @@
       </w:tcPr>
     </w:tblStylePr>
   </w:style>
-  <w:style w:type="table" w:styleId="815">
+  <w:style w:type="table" w:styleId="817">
     <w:name w:val="Lined - Accent"/>
-    <w:basedOn w:val="709"/>
+    <w:basedOn w:val="711"/>
     <w:uiPriority w:val="99"/>
     <w:pPr>
       <w:pBdr/>
@@ -29692,9 +31764,9 @@
       </w:tcPr>
     </w:tblStylePr>
   </w:style>
-  <w:style w:type="table" w:styleId="816">
+  <w:style w:type="table" w:styleId="818">
     <w:name w:val="Lined - Accent 1"/>
-    <w:basedOn w:val="709"/>
+    <w:basedOn w:val="711"/>
     <w:uiPriority w:val="99"/>
     <w:pPr>
       <w:pBdr/>
@@ -29929,9 +32001,9 @@
       </w:tcPr>
     </w:tblStylePr>
   </w:style>
-  <w:style w:type="table" w:styleId="817">
+  <w:style w:type="table" w:styleId="819">
     <w:name w:val="Lined - Accent 2"/>
-    <w:basedOn w:val="709"/>
+    <w:basedOn w:val="711"/>
     <w:uiPriority w:val="99"/>
     <w:pPr>
       <w:pBdr/>
@@ -30166,9 +32238,9 @@
       </w:tcPr>
     </w:tblStylePr>
   </w:style>
-  <w:style w:type="table" w:styleId="818">
+  <w:style w:type="table" w:styleId="820">
     <w:name w:val="Lined - Accent 3"/>
-    <w:basedOn w:val="709"/>
+    <w:basedOn w:val="711"/>
     <w:uiPriority w:val="99"/>
     <w:pPr>
       <w:pBdr/>
@@ -30403,9 +32475,9 @@
       </w:tcPr>
     </w:tblStylePr>
   </w:style>
-  <w:style w:type="table" w:styleId="819">
+  <w:style w:type="table" w:styleId="821">
     <w:name w:val="Lined - Accent 4"/>
-    <w:basedOn w:val="709"/>
+    <w:basedOn w:val="711"/>
     <w:uiPriority w:val="99"/>
     <w:pPr>
       <w:pBdr/>
@@ -30640,9 +32712,9 @@
       </w:tcPr>
     </w:tblStylePr>
   </w:style>
-  <w:style w:type="table" w:styleId="820">
+  <w:style w:type="table" w:styleId="822">
     <w:name w:val="Lined - Accent 5"/>
-    <w:basedOn w:val="709"/>
+    <w:basedOn w:val="711"/>
     <w:uiPriority w:val="99"/>
     <w:pPr>
       <w:pBdr/>
@@ -30877,9 +32949,9 @@
       </w:tcPr>
     </w:tblStylePr>
   </w:style>
-  <w:style w:type="table" w:styleId="821">
+  <w:style w:type="table" w:styleId="823">
     <w:name w:val="Lined - Accent 6"/>
-    <w:basedOn w:val="709"/>
+    <w:basedOn w:val="711"/>
     <w:uiPriority w:val="99"/>
     <w:pPr>
       <w:pBdr/>
@@ -31114,9 +33186,9 @@
       </w:tcPr>
     </w:tblStylePr>
   </w:style>
-  <w:style w:type="table" w:styleId="822">
+  <w:style w:type="table" w:styleId="824">
     <w:name w:val="Bordered &amp; Lined - Accent"/>
-    <w:basedOn w:val="709"/>
+    <w:basedOn w:val="711"/>
     <w:uiPriority w:val="99"/>
     <w:pPr>
       <w:pBdr/>
@@ -31358,9 +33430,9 @@
       </w:tcPr>
     </w:tblStylePr>
   </w:style>
-  <w:style w:type="table" w:styleId="823">
+  <w:style w:type="table" w:styleId="825">
     <w:name w:val="Bordered &amp; Lined - Accent 1"/>
-    <w:basedOn w:val="709"/>
+    <w:basedOn w:val="711"/>
     <w:uiPriority w:val="99"/>
     <w:pPr>
       <w:pBdr/>
@@ -31602,9 +33674,9 @@
       </w:tcPr>
     </w:tblStylePr>
   </w:style>
-  <w:style w:type="table" w:styleId="824">
+  <w:style w:type="table" w:styleId="826">
     <w:name w:val="Bordered &amp; Lined - Accent 2"/>
-    <w:basedOn w:val="709"/>
+    <w:basedOn w:val="711"/>
     <w:uiPriority w:val="99"/>
     <w:pPr>
       <w:pBdr/>
@@ -31846,9 +33918,9 @@
       </w:tcPr>
     </w:tblStylePr>
   </w:style>
-  <w:style w:type="table" w:styleId="825">
+  <w:style w:type="table" w:styleId="827">
     <w:name w:val="Bordered &amp; Lined - Accent 3"/>
-    <w:basedOn w:val="709"/>
+    <w:basedOn w:val="711"/>
     <w:uiPriority w:val="99"/>
     <w:pPr>
       <w:pBdr/>
@@ -32090,9 +34162,9 @@
       </w:tcPr>
     </w:tblStylePr>
   </w:style>
-  <w:style w:type="table" w:styleId="826">
+  <w:style w:type="table" w:styleId="828">
     <w:name w:val="Bordered &amp; Lined - Accent 4"/>
-    <w:basedOn w:val="709"/>
+    <w:basedOn w:val="711"/>
     <w:uiPriority w:val="99"/>
     <w:pPr>
       <w:pBdr/>
@@ -32334,9 +34406,9 @@
       </w:tcPr>
     </w:tblStylePr>
   </w:style>
-  <w:style w:type="table" w:styleId="827">
+  <w:style w:type="table" w:styleId="829">
     <w:name w:val="Bordered &amp; Lined - Accent 5"/>
-    <w:basedOn w:val="709"/>
+    <w:basedOn w:val="711"/>
     <w:uiPriority w:val="99"/>
     <w:pPr>
       <w:pBdr/>
@@ -32578,9 +34650,9 @@
       </w:tcPr>
     </w:tblStylePr>
   </w:style>
-  <w:style w:type="table" w:styleId="828">
+  <w:style w:type="table" w:styleId="830">
     <w:name w:val="Bordered &amp; Lined - Accent 6"/>
-    <w:basedOn w:val="709"/>
+    <w:basedOn w:val="711"/>
     <w:uiPriority w:val="99"/>
     <w:pPr>
       <w:pBdr/>
@@ -32822,9 +34894,9 @@
       </w:tcPr>
     </w:tblStylePr>
   </w:style>
-  <w:style w:type="table" w:styleId="829">
+  <w:style w:type="table" w:styleId="831">
     <w:name w:val="Bordered"/>
-    <w:basedOn w:val="709"/>
+    <w:basedOn w:val="711"/>
     <w:uiPriority w:val="99"/>
     <w:pPr>
       <w:pBdr/>
@@ -33053,9 +35125,9 @@
       </w:tcPr>
     </w:tblStylePr>
   </w:style>
-  <w:style w:type="table" w:styleId="830">
+  <w:style w:type="table" w:styleId="832">
     <w:name w:val="Bordered - Accent 1"/>
-    <w:basedOn w:val="709"/>
+    <w:basedOn w:val="711"/>
     <w:uiPriority w:val="99"/>
     <w:pPr>
       <w:pBdr/>
@@ -33284,9 +35356,9 @@
       </w:tcPr>
     </w:tblStylePr>
   </w:style>
-  <w:style w:type="table" w:styleId="831">
+  <w:style w:type="table" w:styleId="833">
     <w:name w:val="Bordered - Accent 2"/>
-    <w:basedOn w:val="709"/>
+    <w:basedOn w:val="711"/>
     <w:uiPriority w:val="99"/>
     <w:pPr>
       <w:pBdr/>
@@ -33515,9 +35587,9 @@
       </w:tcPr>
     </w:tblStylePr>
   </w:style>
-  <w:style w:type="table" w:styleId="832">
+  <w:style w:type="table" w:styleId="834">
     <w:name w:val="Bordered - Accent 3"/>
-    <w:basedOn w:val="709"/>
+    <w:basedOn w:val="711"/>
     <w:uiPriority w:val="99"/>
     <w:pPr>
       <w:pBdr/>
@@ -33746,9 +35818,9 @@
       </w:tcPr>
     </w:tblStylePr>
   </w:style>
-  <w:style w:type="table" w:styleId="833">
+  <w:style w:type="table" w:styleId="835">
     <w:name w:val="Bordered - Accent 4"/>
-    <w:basedOn w:val="709"/>
+    <w:basedOn w:val="711"/>
     <w:uiPriority w:val="99"/>
     <w:pPr>
       <w:pBdr/>
@@ -33977,9 +36049,9 @@
       </w:tcPr>
     </w:tblStylePr>
   </w:style>
-  <w:style w:type="table" w:styleId="834">
+  <w:style w:type="table" w:styleId="836">
     <w:name w:val="Bordered - Accent 5"/>
-    <w:basedOn w:val="709"/>
+    <w:basedOn w:val="711"/>
     <w:uiPriority w:val="99"/>
     <w:pPr>
       <w:pBdr/>
@@ -34208,9 +36280,9 @@
       </w:tcPr>
     </w:tblStylePr>
   </w:style>
-  <w:style w:type="table" w:styleId="835">
+  <w:style w:type="table" w:styleId="837">
     <w:name w:val="Bordered - Accent 6"/>
-    <w:basedOn w:val="709"/>
+    <w:basedOn w:val="711"/>
     <w:uiPriority w:val="99"/>
     <w:pPr>
       <w:pBdr/>
@@ -34439,11 +36511,11 @@
       </w:tcPr>
     </w:tblStylePr>
   </w:style>
-  <w:style w:type="paragraph" w:styleId="836">
+  <w:style w:type="paragraph" w:styleId="838">
     <w:name w:val="Heading 1"/>
-    <w:basedOn w:val="897"/>
-    <w:next w:val="897"/>
-    <w:link w:val="847"/>
+    <w:basedOn w:val="899"/>
+    <w:next w:val="899"/>
+    <w:link w:val="849"/>
     <w:uiPriority w:val="9"/>
     <w:qFormat/>
     <w:pPr>
@@ -34461,11 +36533,11 @@
       <w:szCs w:val="40"/>
     </w:rPr>
   </w:style>
-  <w:style w:type="paragraph" w:styleId="837">
+  <w:style w:type="paragraph" w:styleId="839">
     <w:name w:val="Heading 2"/>
-    <w:basedOn w:val="897"/>
-    <w:next w:val="897"/>
-    <w:link w:val="848"/>
+    <w:basedOn w:val="899"/>
+    <w:next w:val="899"/>
+    <w:link w:val="850"/>
     <w:uiPriority w:val="9"/>
     <w:unhideWhenUsed/>
     <w:qFormat/>
@@ -34484,11 +36556,11 @@
       <w:szCs w:val="32"/>
     </w:rPr>
   </w:style>
-  <w:style w:type="paragraph" w:styleId="838">
+  <w:style w:type="paragraph" w:styleId="840">
     <w:name w:val="Heading 3"/>
-    <w:basedOn w:val="897"/>
-    <w:next w:val="897"/>
-    <w:link w:val="849"/>
+    <w:basedOn w:val="899"/>
+    <w:next w:val="899"/>
+    <w:link w:val="851"/>
     <w:uiPriority w:val="9"/>
     <w:unhideWhenUsed/>
     <w:qFormat/>
@@ -34507,11 +36579,11 @@
       <w:szCs w:val="28"/>
     </w:rPr>
   </w:style>
-  <w:style w:type="paragraph" w:styleId="839">
+  <w:style w:type="paragraph" w:styleId="841">
     <w:name w:val="Heading 4"/>
-    <w:basedOn w:val="897"/>
-    <w:next w:val="897"/>
-    <w:link w:val="850"/>
+    <w:basedOn w:val="899"/>
+    <w:next w:val="899"/>
+    <w:link w:val="852"/>
     <w:uiPriority w:val="9"/>
     <w:unhideWhenUsed/>
     <w:qFormat/>
@@ -34530,11 +36602,11 @@
       <w:color w:val="0f4761" w:themeColor="accent1" w:themeShade="BF"/>
     </w:rPr>
   </w:style>
-  <w:style w:type="paragraph" w:styleId="840">
+  <w:style w:type="paragraph" w:styleId="842">
     <w:name w:val="Heading 5"/>
-    <w:basedOn w:val="897"/>
-    <w:next w:val="897"/>
-    <w:link w:val="851"/>
+    <w:basedOn w:val="899"/>
+    <w:next w:val="899"/>
+    <w:link w:val="853"/>
     <w:uiPriority w:val="9"/>
     <w:unhideWhenUsed/>
     <w:qFormat/>
@@ -34551,11 +36623,11 @@
       <w:color w:val="0f4761" w:themeColor="accent1" w:themeShade="BF"/>
     </w:rPr>
   </w:style>
-  <w:style w:type="paragraph" w:styleId="841">
+  <w:style w:type="paragraph" w:styleId="843">
     <w:name w:val="Heading 6"/>
-    <w:basedOn w:val="897"/>
-    <w:next w:val="897"/>
-    <w:link w:val="852"/>
+    <w:basedOn w:val="899"/>
+    <w:next w:val="899"/>
+    <w:link w:val="854"/>
     <w:uiPriority w:val="9"/>
     <w:unhideWhenUsed/>
     <w:qFormat/>
@@ -34574,11 +36646,11 @@
       <w:color w:val="595959" w:themeColor="text1" w:themeTint="A6"/>
     </w:rPr>
   </w:style>
-  <w:style w:type="paragraph" w:styleId="842">
+  <w:style w:type="paragraph" w:styleId="844">
     <w:name w:val="Heading 7"/>
-    <w:basedOn w:val="897"/>
-    <w:next w:val="897"/>
-    <w:link w:val="853"/>
+    <w:basedOn w:val="899"/>
+    <w:next w:val="899"/>
+    <w:link w:val="855"/>
     <w:uiPriority w:val="9"/>
     <w:unhideWhenUsed/>
     <w:qFormat/>
@@ -34595,11 +36667,11 @@
       <w:color w:val="595959" w:themeColor="text1" w:themeTint="A6"/>
     </w:rPr>
   </w:style>
-  <w:style w:type="paragraph" w:styleId="843">
+  <w:style w:type="paragraph" w:styleId="845">
     <w:name w:val="Heading 8"/>
-    <w:basedOn w:val="897"/>
-    <w:next w:val="897"/>
-    <w:link w:val="854"/>
+    <w:basedOn w:val="899"/>
+    <w:next w:val="899"/>
+    <w:link w:val="856"/>
     <w:uiPriority w:val="9"/>
     <w:unhideWhenUsed/>
     <w:qFormat/>
@@ -34618,11 +36690,11 @@
       <w:color w:val="272727" w:themeColor="text1" w:themeTint="D8"/>
     </w:rPr>
   </w:style>
-  <w:style w:type="paragraph" w:styleId="844">
+  <w:style w:type="paragraph" w:styleId="846">
     <w:name w:val="Heading 9"/>
-    <w:basedOn w:val="897"/>
-    <w:next w:val="897"/>
-    <w:link w:val="855"/>
+    <w:basedOn w:val="899"/>
+    <w:next w:val="899"/>
+    <w:link w:val="857"/>
     <w:uiPriority w:val="9"/>
     <w:unhideWhenUsed/>
     <w:qFormat/>
@@ -34641,7 +36713,7 @@
       <w:color w:val="272727" w:themeColor="text1" w:themeTint="D8"/>
     </w:rPr>
   </w:style>
-  <w:style w:type="character" w:styleId="845" w:default="1">
+  <w:style w:type="character" w:styleId="847" w:default="1">
     <w:name w:val="Default Paragraph Font"/>
     <w:uiPriority w:val="1"/>
     <w:semiHidden/>
@@ -34652,7 +36724,7 @@
       <w:ind/>
     </w:pPr>
   </w:style>
-  <w:style w:type="numbering" w:styleId="846" w:default="1">
+  <w:style w:type="numbering" w:styleId="848" w:default="1">
     <w:name w:val="No List"/>
     <w:uiPriority w:val="99"/>
     <w:semiHidden/>
@@ -34663,10 +36735,10 @@
       <w:ind/>
     </w:pPr>
   </w:style>
-  <w:style w:type="character" w:styleId="847">
+  <w:style w:type="character" w:styleId="849">
     <w:name w:val="Heading 1 Char"/>
-    <w:basedOn w:val="845"/>
-    <w:link w:val="836"/>
+    <w:basedOn w:val="847"/>
+    <w:link w:val="838"/>
     <w:uiPriority w:val="9"/>
     <w:pPr>
       <w:pBdr/>
@@ -34680,10 +36752,10 @@
       <w:szCs w:val="40"/>
     </w:rPr>
   </w:style>
-  <w:style w:type="character" w:styleId="848">
+  <w:style w:type="character" w:styleId="850">
     <w:name w:val="Heading 2 Char"/>
-    <w:basedOn w:val="845"/>
-    <w:link w:val="837"/>
+    <w:basedOn w:val="847"/>
+    <w:link w:val="839"/>
     <w:uiPriority w:val="9"/>
     <w:pPr>
       <w:pBdr/>
@@ -34697,10 +36769,10 @@
       <w:szCs w:val="32"/>
     </w:rPr>
   </w:style>
-  <w:style w:type="character" w:styleId="849">
+  <w:style w:type="character" w:styleId="851">
     <w:name w:val="Heading 3 Char"/>
-    <w:basedOn w:val="845"/>
-    <w:link w:val="838"/>
+    <w:basedOn w:val="847"/>
+    <w:link w:val="840"/>
     <w:uiPriority w:val="9"/>
     <w:pPr>
       <w:pBdr/>
@@ -34714,10 +36786,10 @@
       <w:szCs w:val="28"/>
     </w:rPr>
   </w:style>
-  <w:style w:type="character" w:styleId="850">
+  <w:style w:type="character" w:styleId="852">
     <w:name w:val="Heading 4 Char"/>
-    <w:basedOn w:val="845"/>
-    <w:link w:val="839"/>
+    <w:basedOn w:val="847"/>
+    <w:link w:val="841"/>
     <w:uiPriority w:val="9"/>
     <w:pPr>
       <w:pBdr/>
@@ -34731,10 +36803,10 @@
       <w:color w:val="0f4761" w:themeColor="accent1" w:themeShade="BF"/>
     </w:rPr>
   </w:style>
-  <w:style w:type="character" w:styleId="851">
+  <w:style w:type="character" w:styleId="853">
     <w:name w:val="Heading 5 Char"/>
-    <w:basedOn w:val="845"/>
-    <w:link w:val="840"/>
+    <w:basedOn w:val="847"/>
+    <w:link w:val="842"/>
     <w:uiPriority w:val="9"/>
     <w:pPr>
       <w:pBdr/>
@@ -34746,10 +36818,10 @@
       <w:color w:val="0f4761" w:themeColor="accent1" w:themeShade="BF"/>
     </w:rPr>
   </w:style>
-  <w:style w:type="character" w:styleId="852">
+  <w:style w:type="character" w:styleId="854">
     <w:name w:val="Heading 6 Char"/>
-    <w:basedOn w:val="845"/>
-    <w:link w:val="841"/>
+    <w:basedOn w:val="847"/>
+    <w:link w:val="843"/>
     <w:uiPriority w:val="9"/>
     <w:pPr>
       <w:pBdr/>
@@ -34763,10 +36835,10 @@
       <w:color w:val="595959" w:themeColor="text1" w:themeTint="A6"/>
     </w:rPr>
   </w:style>
-  <w:style w:type="character" w:styleId="853">
+  <w:style w:type="character" w:styleId="855">
     <w:name w:val="Heading 7 Char"/>
-    <w:basedOn w:val="845"/>
-    <w:link w:val="842"/>
+    <w:basedOn w:val="847"/>
+    <w:link w:val="844"/>
     <w:uiPriority w:val="9"/>
     <w:pPr>
       <w:pBdr/>
@@ -34778,10 +36850,10 @@
       <w:color w:val="595959" w:themeColor="text1" w:themeTint="A6"/>
     </w:rPr>
   </w:style>
-  <w:style w:type="character" w:styleId="854">
+  <w:style w:type="character" w:styleId="856">
     <w:name w:val="Heading 8 Char"/>
-    <w:basedOn w:val="845"/>
-    <w:link w:val="843"/>
+    <w:basedOn w:val="847"/>
+    <w:link w:val="845"/>
     <w:uiPriority w:val="9"/>
     <w:pPr>
       <w:pBdr/>
@@ -34795,10 +36867,10 @@
       <w:color w:val="272727" w:themeColor="text1" w:themeTint="D8"/>
     </w:rPr>
   </w:style>
-  <w:style w:type="character" w:styleId="855">
+  <w:style w:type="character" w:styleId="857">
     <w:name w:val="Heading 9 Char"/>
-    <w:basedOn w:val="845"/>
-    <w:link w:val="844"/>
+    <w:basedOn w:val="847"/>
+    <w:link w:val="846"/>
     <w:uiPriority w:val="9"/>
     <w:pPr>
       <w:pBdr/>
@@ -34812,11 +36884,11 @@
       <w:color w:val="272727" w:themeColor="text1" w:themeTint="D8"/>
     </w:rPr>
   </w:style>
-  <w:style w:type="paragraph" w:styleId="856">
+  <w:style w:type="paragraph" w:styleId="858">
     <w:name w:val="Title"/>
-    <w:basedOn w:val="897"/>
-    <w:next w:val="897"/>
-    <w:link w:val="857"/>
+    <w:basedOn w:val="899"/>
+    <w:next w:val="899"/>
+    <w:link w:val="859"/>
     <w:uiPriority w:val="10"/>
     <w:qFormat/>
     <w:pPr>
@@ -34832,10 +36904,10 @@
       <w:szCs w:val="56"/>
     </w:rPr>
   </w:style>
-  <w:style w:type="character" w:styleId="857">
+  <w:style w:type="character" w:styleId="859">
     <w:name w:val="Title Char"/>
-    <w:basedOn w:val="845"/>
-    <w:link w:val="856"/>
+    <w:basedOn w:val="847"/>
+    <w:link w:val="858"/>
     <w:uiPriority w:val="10"/>
     <w:pPr>
       <w:pBdr/>
@@ -34849,11 +36921,11 @@
       <w:szCs w:val="56"/>
     </w:rPr>
   </w:style>
-  <w:style w:type="paragraph" w:styleId="858">
+  <w:style w:type="paragraph" w:styleId="860">
     <w:name w:val="Subtitle"/>
-    <w:basedOn w:val="897"/>
-    <w:next w:val="897"/>
-    <w:link w:val="859"/>
+    <w:basedOn w:val="899"/>
+    <w:next w:val="899"/>
+    <w:link w:val="861"/>
     <w:uiPriority w:val="11"/>
     <w:qFormat/>
     <w:pPr>
@@ -34871,10 +36943,10 @@
       <w:szCs w:val="28"/>
     </w:rPr>
   </w:style>
-  <w:style w:type="character" w:styleId="859">
+  <w:style w:type="character" w:styleId="861">
     <w:name w:val="Subtitle Char"/>
-    <w:basedOn w:val="845"/>
-    <w:link w:val="858"/>
+    <w:basedOn w:val="847"/>
+    <w:link w:val="860"/>
     <w:uiPriority w:val="11"/>
     <w:pPr>
       <w:pBdr/>
@@ -34888,11 +36960,11 @@
       <w:szCs w:val="28"/>
     </w:rPr>
   </w:style>
-  <w:style w:type="paragraph" w:styleId="860">
+  <w:style w:type="paragraph" w:styleId="862">
     <w:name w:val="Quote"/>
-    <w:basedOn w:val="897"/>
-    <w:next w:val="897"/>
-    <w:link w:val="861"/>
+    <w:basedOn w:val="899"/>
+    <w:next w:val="899"/>
+    <w:link w:val="863"/>
     <w:uiPriority w:val="29"/>
     <w:qFormat/>
     <w:pPr>
@@ -34907,10 +36979,10 @@
       <w:color w:val="404040" w:themeColor="text1" w:themeTint="BF"/>
     </w:rPr>
   </w:style>
-  <w:style w:type="character" w:styleId="861">
+  <w:style w:type="character" w:styleId="863">
     <w:name w:val="Quote Char"/>
-    <w:basedOn w:val="845"/>
-    <w:link w:val="860"/>
+    <w:basedOn w:val="847"/>
+    <w:link w:val="862"/>
     <w:uiPriority w:val="29"/>
     <w:pPr>
       <w:pBdr/>
@@ -34923,9 +36995,9 @@
       <w:color w:val="404040" w:themeColor="text1" w:themeTint="BF"/>
     </w:rPr>
   </w:style>
-  <w:style w:type="paragraph" w:styleId="862">
+  <w:style w:type="paragraph" w:styleId="864">
     <w:name w:val="List Paragraph"/>
-    <w:basedOn w:val="897"/>
+    <w:basedOn w:val="899"/>
     <w:uiPriority w:val="34"/>
     <w:qFormat/>
     <w:pPr>
@@ -34935,9 +37007,9 @@
       <w:contextualSpacing w:val="true"/>
     </w:pPr>
   </w:style>
-  <w:style w:type="character" w:styleId="863">
+  <w:style w:type="character" w:styleId="865">
     <w:name w:val="Intense Emphasis"/>
-    <w:basedOn w:val="845"/>
+    <w:basedOn w:val="847"/>
     <w:uiPriority w:val="21"/>
     <w:qFormat/>
     <w:pPr>
@@ -34951,11 +37023,11 @@
       <w:color w:val="0f4761" w:themeColor="accent1" w:themeShade="BF"/>
     </w:rPr>
   </w:style>
-  <w:style w:type="paragraph" w:styleId="864">
+  <w:style w:type="paragraph" w:styleId="866">
     <w:name w:val="Intense Quote"/>
-    <w:basedOn w:val="897"/>
-    <w:next w:val="897"/>
-    <w:link w:val="865"/>
+    <w:basedOn w:val="899"/>
+    <w:next w:val="899"/>
+    <w:link w:val="867"/>
     <w:uiPriority w:val="30"/>
     <w:qFormat/>
     <w:pPr>
@@ -34973,10 +37045,10 @@
       <w:color w:val="0f4761" w:themeColor="accent1" w:themeShade="BF"/>
     </w:rPr>
   </w:style>
-  <w:style w:type="character" w:styleId="865">
+  <w:style w:type="character" w:styleId="867">
     <w:name w:val="Intense Quote Char"/>
-    <w:basedOn w:val="845"/>
-    <w:link w:val="864"/>
+    <w:basedOn w:val="847"/>
+    <w:link w:val="866"/>
     <w:uiPriority w:val="30"/>
     <w:pPr>
       <w:pBdr/>
@@ -34989,9 +37061,9 @@
       <w:color w:val="0f4761" w:themeColor="accent1" w:themeShade="BF"/>
     </w:rPr>
   </w:style>
-  <w:style w:type="character" w:styleId="866">
+  <w:style w:type="character" w:styleId="868">
     <w:name w:val="Intense Reference"/>
-    <w:basedOn w:val="845"/>
+    <w:basedOn w:val="847"/>
     <w:uiPriority w:val="32"/>
     <w:qFormat/>
     <w:pPr>
@@ -35007,9 +37079,9 @@
       <w:spacing w:val="5"/>
     </w:rPr>
   </w:style>
-  <w:style w:type="paragraph" w:styleId="867">
+  <w:style w:type="paragraph" w:styleId="869">
     <w:name w:val="No Spacing"/>
-    <w:basedOn w:val="897"/>
+    <w:basedOn w:val="899"/>
     <w:uiPriority w:val="1"/>
     <w:qFormat/>
     <w:pPr>
@@ -35018,9 +37090,9 @@
       <w:ind/>
     </w:pPr>
   </w:style>
-  <w:style w:type="character" w:styleId="868">
+  <w:style w:type="character" w:styleId="870">
     <w:name w:val="Subtle Emphasis"/>
-    <w:basedOn w:val="845"/>
+    <w:basedOn w:val="847"/>
     <w:uiPriority w:val="19"/>
     <w:qFormat/>
     <w:pPr>
@@ -35034,9 +37106,9 @@
       <w:color w:val="404040" w:themeColor="text1" w:themeTint="BF"/>
     </w:rPr>
   </w:style>
-  <w:style w:type="character" w:styleId="869">
+  <w:style w:type="character" w:styleId="871">
     <w:name w:val="Emphasis"/>
-    <w:basedOn w:val="845"/>
+    <w:basedOn w:val="847"/>
     <w:uiPriority w:val="20"/>
     <w:qFormat/>
     <w:pPr>
@@ -35049,9 +37121,9 @@
       <w:iCs/>
     </w:rPr>
   </w:style>
-  <w:style w:type="character" w:styleId="870">
+  <w:style w:type="character" w:styleId="872">
     <w:name w:val="Strong"/>
-    <w:basedOn w:val="845"/>
+    <w:basedOn w:val="847"/>
     <w:uiPriority w:val="22"/>
     <w:qFormat/>
     <w:pPr>
@@ -35064,9 +37136,9 @@
       <w:bCs/>
     </w:rPr>
   </w:style>
-  <w:style w:type="character" w:styleId="871">
+  <w:style w:type="character" w:styleId="873">
     <w:name w:val="Subtle Reference"/>
-    <w:basedOn w:val="845"/>
+    <w:basedOn w:val="847"/>
     <w:uiPriority w:val="31"/>
     <w:qFormat/>
     <w:pPr>
@@ -35079,9 +37151,9 @@
       <w:color w:val="5a5a5a" w:themeColor="text1" w:themeTint="A5"/>
     </w:rPr>
   </w:style>
-  <w:style w:type="character" w:styleId="872">
+  <w:style w:type="character" w:styleId="874">
     <w:name w:val="Book Title"/>
-    <w:basedOn w:val="845"/>
+    <w:basedOn w:val="847"/>
     <w:uiPriority w:val="33"/>
     <w:qFormat/>
     <w:pPr>
@@ -35097,36 +37169,9 @@
       <w:spacing w:val="5"/>
     </w:rPr>
   </w:style>
-  <w:style w:type="paragraph" w:styleId="873">
+  <w:style w:type="paragraph" w:styleId="875">
     <w:name w:val="Header"/>
-    <w:basedOn w:val="897"/>
-    <w:link w:val="874"/>
-    <w:uiPriority w:val="99"/>
-    <w:unhideWhenUsed/>
-    <w:pPr>
-      <w:pBdr/>
-      <w:tabs>
-        <w:tab w:val="center" w:leader="none" w:pos="4844"/>
-        <w:tab w:val="right" w:leader="none" w:pos="9689"/>
-      </w:tabs>
-      <w:spacing w:after="0" w:line="240" w:lineRule="auto"/>
-      <w:ind/>
-    </w:pPr>
-  </w:style>
-  <w:style w:type="character" w:styleId="874">
-    <w:name w:val="Header Char"/>
-    <w:basedOn w:val="845"/>
-    <w:link w:val="873"/>
-    <w:uiPriority w:val="99"/>
-    <w:pPr>
-      <w:pBdr/>
-      <w:spacing/>
-      <w:ind/>
-    </w:pPr>
-  </w:style>
-  <w:style w:type="paragraph" w:styleId="875">
-    <w:name w:val="Footer"/>
-    <w:basedOn w:val="897"/>
+    <w:basedOn w:val="899"/>
     <w:link w:val="876"/>
     <w:uiPriority w:val="99"/>
     <w:unhideWhenUsed/>
@@ -35141,8 +37186,8 @@
     </w:pPr>
   </w:style>
   <w:style w:type="character" w:styleId="876">
-    <w:name w:val="Footer Char"/>
-    <w:basedOn w:val="845"/>
+    <w:name w:val="Header Char"/>
+    <w:basedOn w:val="847"/>
     <w:link w:val="875"/>
     <w:uiPriority w:val="99"/>
     <w:pPr>
@@ -35152,9 +37197,36 @@
     </w:pPr>
   </w:style>
   <w:style w:type="paragraph" w:styleId="877">
+    <w:name w:val="Footer"/>
+    <w:basedOn w:val="899"/>
+    <w:link w:val="878"/>
+    <w:uiPriority w:val="99"/>
+    <w:unhideWhenUsed/>
+    <w:pPr>
+      <w:pBdr/>
+      <w:tabs>
+        <w:tab w:val="center" w:leader="none" w:pos="4844"/>
+        <w:tab w:val="right" w:leader="none" w:pos="9689"/>
+      </w:tabs>
+      <w:spacing w:after="0" w:line="240" w:lineRule="auto"/>
+      <w:ind/>
+    </w:pPr>
+  </w:style>
+  <w:style w:type="character" w:styleId="878">
+    <w:name w:val="Footer Char"/>
+    <w:basedOn w:val="847"/>
+    <w:link w:val="877"/>
+    <w:uiPriority w:val="99"/>
+    <w:pPr>
+      <w:pBdr/>
+      <w:spacing/>
+      <w:ind/>
+    </w:pPr>
+  </w:style>
+  <w:style w:type="paragraph" w:styleId="879">
     <w:name w:val="footnote text"/>
-    <w:basedOn w:val="897"/>
-    <w:link w:val="878"/>
+    <w:basedOn w:val="899"/>
+    <w:link w:val="880"/>
     <w:uiPriority w:val="99"/>
     <w:semiHidden/>
     <w:unhideWhenUsed/>
@@ -35168,10 +37240,10 @@
       <w:szCs w:val="20"/>
     </w:rPr>
   </w:style>
-  <w:style w:type="character" w:styleId="878">
+  <w:style w:type="character" w:styleId="880">
     <w:name w:val="Footnote Text Char"/>
-    <w:basedOn w:val="845"/>
-    <w:link w:val="877"/>
+    <w:basedOn w:val="847"/>
+    <w:link w:val="879"/>
     <w:uiPriority w:val="99"/>
     <w:semiHidden/>
     <w:pPr>
@@ -35184,9 +37256,9 @@
       <w:szCs w:val="20"/>
     </w:rPr>
   </w:style>
-  <w:style w:type="character" w:styleId="879">
+  <w:style w:type="character" w:styleId="881">
     <w:name w:val="footnote reference"/>
-    <w:basedOn w:val="845"/>
+    <w:basedOn w:val="847"/>
     <w:uiPriority w:val="99"/>
     <w:semiHidden/>
     <w:unhideWhenUsed/>
@@ -35199,10 +37271,10 @@
       <w:vertAlign w:val="superscript"/>
     </w:rPr>
   </w:style>
-  <w:style w:type="paragraph" w:styleId="880">
+  <w:style w:type="paragraph" w:styleId="882">
     <w:name w:val="endnote text"/>
-    <w:basedOn w:val="897"/>
-    <w:link w:val="881"/>
+    <w:basedOn w:val="899"/>
+    <w:link w:val="883"/>
     <w:uiPriority w:val="99"/>
     <w:semiHidden/>
     <w:unhideWhenUsed/>
@@ -35216,10 +37288,10 @@
       <w:szCs w:val="20"/>
     </w:rPr>
   </w:style>
-  <w:style w:type="character" w:styleId="881">
+  <w:style w:type="character" w:styleId="883">
     <w:name w:val="Endnote Text Char"/>
-    <w:basedOn w:val="845"/>
-    <w:link w:val="880"/>
+    <w:basedOn w:val="847"/>
+    <w:link w:val="882"/>
     <w:uiPriority w:val="99"/>
     <w:semiHidden/>
     <w:pPr>
@@ -35232,9 +37304,9 @@
       <w:szCs w:val="20"/>
     </w:rPr>
   </w:style>
-  <w:style w:type="character" w:styleId="882">
+  <w:style w:type="character" w:styleId="884">
     <w:name w:val="endnote reference"/>
-    <w:basedOn w:val="845"/>
+    <w:basedOn w:val="847"/>
     <w:uiPriority w:val="99"/>
     <w:semiHidden/>
     <w:unhideWhenUsed/>
@@ -35247,9 +37319,9 @@
       <w:vertAlign w:val="superscript"/>
     </w:rPr>
   </w:style>
-  <w:style w:type="character" w:styleId="883">
+  <w:style w:type="character" w:styleId="885">
     <w:name w:val="Hyperlink"/>
-    <w:basedOn w:val="845"/>
+    <w:basedOn w:val="847"/>
     <w:uiPriority w:val="99"/>
     <w:unhideWhenUsed/>
     <w:pPr>
@@ -35262,9 +37334,9 @@
       <w:u w:val="single"/>
     </w:rPr>
   </w:style>
-  <w:style w:type="character" w:styleId="884">
+  <w:style w:type="character" w:styleId="886">
     <w:name w:val="FollowedHyperlink"/>
-    <w:basedOn w:val="845"/>
+    <w:basedOn w:val="847"/>
     <w:uiPriority w:val="99"/>
     <w:semiHidden/>
     <w:unhideWhenUsed/>
@@ -35278,10 +37350,10 @@
       <w:u w:val="single"/>
     </w:rPr>
   </w:style>
-  <w:style w:type="paragraph" w:styleId="885">
+  <w:style w:type="paragraph" w:styleId="887">
     <w:name w:val="toc 1"/>
-    <w:basedOn w:val="897"/>
-    <w:next w:val="897"/>
+    <w:basedOn w:val="899"/>
+    <w:next w:val="899"/>
     <w:uiPriority w:val="39"/>
     <w:unhideWhenUsed/>
     <w:pPr>
@@ -35290,10 +37362,10 @@
       <w:ind/>
     </w:pPr>
   </w:style>
-  <w:style w:type="paragraph" w:styleId="886">
+  <w:style w:type="paragraph" w:styleId="888">
     <w:name w:val="toc 2"/>
-    <w:basedOn w:val="897"/>
-    <w:next w:val="897"/>
+    <w:basedOn w:val="899"/>
+    <w:next w:val="899"/>
     <w:uiPriority w:val="39"/>
     <w:unhideWhenUsed/>
     <w:pPr>
@@ -35302,10 +37374,10 @@
       <w:ind w:left="220"/>
     </w:pPr>
   </w:style>
-  <w:style w:type="paragraph" w:styleId="887">
+  <w:style w:type="paragraph" w:styleId="889">
     <w:name w:val="toc 3"/>
-    <w:basedOn w:val="897"/>
-    <w:next w:val="897"/>
+    <w:basedOn w:val="899"/>
+    <w:next w:val="899"/>
     <w:uiPriority w:val="39"/>
     <w:unhideWhenUsed/>
     <w:pPr>
@@ -35314,10 +37386,10 @@
       <w:ind w:left="440"/>
     </w:pPr>
   </w:style>
-  <w:style w:type="paragraph" w:styleId="888">
+  <w:style w:type="paragraph" w:styleId="890">
     <w:name w:val="toc 4"/>
-    <w:basedOn w:val="897"/>
-    <w:next w:val="897"/>
+    <w:basedOn w:val="899"/>
+    <w:next w:val="899"/>
     <w:uiPriority w:val="39"/>
     <w:unhideWhenUsed/>
     <w:pPr>
@@ -35326,10 +37398,10 @@
       <w:ind w:left="660"/>
     </w:pPr>
   </w:style>
-  <w:style w:type="paragraph" w:styleId="889">
+  <w:style w:type="paragraph" w:styleId="891">
     <w:name w:val="toc 5"/>
-    <w:basedOn w:val="897"/>
-    <w:next w:val="897"/>
+    <w:basedOn w:val="899"/>
+    <w:next w:val="899"/>
     <w:uiPriority w:val="39"/>
     <w:unhideWhenUsed/>
     <w:pPr>
@@ -35338,10 +37410,10 @@
       <w:ind w:left="880"/>
     </w:pPr>
   </w:style>
-  <w:style w:type="paragraph" w:styleId="890">
+  <w:style w:type="paragraph" w:styleId="892">
     <w:name w:val="toc 6"/>
-    <w:basedOn w:val="897"/>
-    <w:next w:val="897"/>
+    <w:basedOn w:val="899"/>
+    <w:next w:val="899"/>
     <w:uiPriority w:val="39"/>
     <w:unhideWhenUsed/>
     <w:pPr>
@@ -35350,10 +37422,10 @@
       <w:ind w:left="1100"/>
     </w:pPr>
   </w:style>
-  <w:style w:type="paragraph" w:styleId="891">
+  <w:style w:type="paragraph" w:styleId="893">
     <w:name w:val="toc 7"/>
-    <w:basedOn w:val="897"/>
-    <w:next w:val="897"/>
+    <w:basedOn w:val="899"/>
+    <w:next w:val="899"/>
     <w:uiPriority w:val="39"/>
     <w:unhideWhenUsed/>
     <w:pPr>
@@ -35362,10 +37434,10 @@
       <w:ind w:left="1320"/>
     </w:pPr>
   </w:style>
-  <w:style w:type="paragraph" w:styleId="892">
+  <w:style w:type="paragraph" w:styleId="894">
     <w:name w:val="toc 8"/>
-    <w:basedOn w:val="897"/>
-    <w:next w:val="897"/>
+    <w:basedOn w:val="899"/>
+    <w:next w:val="899"/>
     <w:uiPriority w:val="39"/>
     <w:unhideWhenUsed/>
     <w:pPr>
@@ -35374,10 +37446,10 @@
       <w:ind w:left="1540"/>
     </w:pPr>
   </w:style>
-  <w:style w:type="paragraph" w:styleId="893">
+  <w:style w:type="paragraph" w:styleId="895">
     <w:name w:val="toc 9"/>
-    <w:basedOn w:val="897"/>
-    <w:next w:val="897"/>
+    <w:basedOn w:val="899"/>
+    <w:next w:val="899"/>
     <w:uiPriority w:val="39"/>
     <w:unhideWhenUsed/>
     <w:pPr>
@@ -35386,9 +37458,9 @@
       <w:ind w:left="1760"/>
     </w:pPr>
   </w:style>
-  <w:style w:type="character" w:styleId="894">
+  <w:style w:type="character" w:styleId="896">
     <w:name w:val="Placeholder Text"/>
-    <w:basedOn w:val="845"/>
+    <w:basedOn w:val="847"/>
     <w:uiPriority w:val="99"/>
     <w:semiHidden/>
     <w:pPr>
@@ -35400,7 +37472,7 @@
       <w:color w:val="666666"/>
     </w:rPr>
   </w:style>
-  <w:style w:type="paragraph" w:styleId="895">
+  <w:style w:type="paragraph" w:styleId="897">
     <w:name w:val="TOC Heading"/>
     <w:uiPriority w:val="39"/>
     <w:unhideWhenUsed/>
@@ -35410,10 +37482,10 @@
       <w:ind/>
     </w:pPr>
   </w:style>
-  <w:style w:type="paragraph" w:styleId="896">
+  <w:style w:type="paragraph" w:styleId="898">
     <w:name w:val="table of figures"/>
-    <w:basedOn w:val="897"/>
-    <w:next w:val="897"/>
+    <w:basedOn w:val="899"/>
+    <w:next w:val="899"/>
     <w:uiPriority w:val="99"/>
     <w:unhideWhenUsed/>
     <w:pPr>
@@ -35422,7 +37494,7 @@
       <w:ind/>
     </w:pPr>
   </w:style>
-  <w:style w:type="paragraph" w:styleId="897" w:default="1">
+  <w:style w:type="paragraph" w:styleId="899" w:default="1">
     <w:name w:val="Normal"/>
     <w:qFormat/>
     <w:pPr>
@@ -35441,7 +37513,7 @@
       <w:lang w:val="nl-NL" w:eastAsia="zh-CN" w:bidi="hi-IN"/>
     </w:rPr>
   </w:style>
-  <w:style w:type="character" w:styleId="898">
+  <w:style w:type="character" w:styleId="900">
     <w:name w:val="Internetkoppeling"/>
     <w:pPr>
       <w:pBdr/>
@@ -35453,7 +37525,7 @@
       <w:u w:val="single"/>
     </w:rPr>
   </w:style>
-  <w:style w:type="character" w:styleId="899">
+  <w:style w:type="character" w:styleId="901">
     <w:name w:val="Bezochte internetkoppeling"/>
     <w:pPr>
       <w:pBdr/>
@@ -35465,7 +37537,7 @@
       <w:u w:val="single"/>
     </w:rPr>
   </w:style>
-  <w:style w:type="character" w:styleId="900">
+  <w:style w:type="character" w:styleId="902">
     <w:name w:val="Opsommingstekens"/>
     <w:qFormat/>
     <w:pPr>
@@ -35477,10 +37549,10 @@
       <w:rFonts w:ascii="OpenSymbol" w:hAnsi="OpenSymbol" w:eastAsia="OpenSymbol" w:cs="OpenSymbol"/>
     </w:rPr>
   </w:style>
-  <w:style w:type="paragraph" w:styleId="901">
+  <w:style w:type="paragraph" w:styleId="903">
     <w:name w:val="Kop"/>
-    <w:basedOn w:val="897"/>
-    <w:next w:val="902"/>
+    <w:basedOn w:val="899"/>
+    <w:next w:val="904"/>
     <w:qFormat/>
     <w:pPr>
       <w:keepNext w:val="true"/>
@@ -35494,18 +37566,18 @@
       <w:szCs w:val="28"/>
     </w:rPr>
   </w:style>
-  <w:style w:type="paragraph" w:styleId="902">
+  <w:style w:type="paragraph" w:styleId="904">
     <w:name w:val="Body Text"/>
-    <w:basedOn w:val="897"/>
+    <w:basedOn w:val="899"/>
     <w:pPr>
       <w:pBdr/>
       <w:spacing w:after="140" w:before="0" w:line="276" w:lineRule="auto"/>
       <w:ind/>
     </w:pPr>
   </w:style>
-  <w:style w:type="paragraph" w:styleId="903">
+  <w:style w:type="paragraph" w:styleId="905">
     <w:name w:val="List"/>
-    <w:basedOn w:val="902"/>
+    <w:basedOn w:val="904"/>
     <w:pPr>
       <w:pBdr/>
       <w:spacing/>
@@ -35515,9 +37587,9 @@
       <w:rFonts w:cs="Lohit Devanagari"/>
     </w:rPr>
   </w:style>
-  <w:style w:type="paragraph" w:styleId="904">
+  <w:style w:type="paragraph" w:styleId="906">
     <w:name w:val="Caption"/>
-    <w:basedOn w:val="897"/>
+    <w:basedOn w:val="899"/>
     <w:qFormat/>
     <w:pPr>
       <w:suppressLineNumbers w:val="true"/>
@@ -35533,9 +37605,9 @@
       <w:szCs w:val="24"/>
     </w:rPr>
   </w:style>
-  <w:style w:type="paragraph" w:styleId="905">
+  <w:style w:type="paragraph" w:styleId="907">
     <w:name w:val="Index"/>
-    <w:basedOn w:val="897"/>
+    <w:basedOn w:val="899"/>
     <w:qFormat/>
     <w:pPr>
       <w:suppressLineNumbers w:val="true"/>
@@ -35547,9 +37619,9 @@
       <w:rFonts w:cs="Lohit Devanagari"/>
     </w:rPr>
   </w:style>
-  <w:style w:type="paragraph" w:styleId="906">
+  <w:style w:type="paragraph" w:styleId="908">
     <w:name w:val="Object zonder vulling"/>
-    <w:basedOn w:val="897"/>
+    <w:basedOn w:val="899"/>
     <w:qFormat/>
     <w:pPr>
       <w:pBdr/>
@@ -35566,9 +37638,9 @@
       <w:u w:val="none"/>
     </w:rPr>
   </w:style>
-  <w:style w:type="paragraph" w:styleId="907">
+  <w:style w:type="paragraph" w:styleId="909">
     <w:name w:val="Object zonder vulling en geen lijn"/>
-    <w:basedOn w:val="897"/>
+    <w:basedOn w:val="899"/>
     <w:qFormat/>
     <w:pPr>
       <w:pBdr/>
@@ -35585,9 +37657,9 @@
       <w:u w:val="none"/>
     </w:rPr>
   </w:style>
-  <w:style w:type="paragraph" w:styleId="908">
+  <w:style w:type="paragraph" w:styleId="910">
     <w:name w:val="A4"/>
-    <w:basedOn w:val="909"/>
+    <w:basedOn w:val="911"/>
     <w:qFormat/>
     <w:pPr>
       <w:pBdr/>
@@ -35599,9 +37671,9 @@
       <w:sz w:val="36"/>
     </w:rPr>
   </w:style>
-  <w:style w:type="paragraph" w:styleId="909">
+  <w:style w:type="paragraph" w:styleId="911">
     <w:name w:val="Tekst"/>
-    <w:basedOn w:val="904"/>
+    <w:basedOn w:val="906"/>
     <w:qFormat/>
     <w:pPr>
       <w:pBdr/>
@@ -35609,9 +37681,9 @@
       <w:ind/>
     </w:pPr>
   </w:style>
-  <w:style w:type="paragraph" w:styleId="910">
+  <w:style w:type="paragraph" w:styleId="912">
     <w:name w:val="Titel A4"/>
-    <w:basedOn w:val="908"/>
+    <w:basedOn w:val="910"/>
     <w:qFormat/>
     <w:pPr>
       <w:pBdr/>
@@ -35623,9 +37695,9 @@
       <w:sz w:val="87"/>
     </w:rPr>
   </w:style>
-  <w:style w:type="paragraph" w:styleId="911">
+  <w:style w:type="paragraph" w:styleId="913">
     <w:name w:val="Kop A4"/>
-    <w:basedOn w:val="908"/>
+    <w:basedOn w:val="910"/>
     <w:qFormat/>
     <w:pPr>
       <w:pBdr/>
@@ -35637,9 +37709,9 @@
       <w:sz w:val="48"/>
     </w:rPr>
   </w:style>
-  <w:style w:type="paragraph" w:styleId="912">
+  <w:style w:type="paragraph" w:styleId="914">
     <w:name w:val="Tekst A4"/>
-    <w:basedOn w:val="908"/>
+    <w:basedOn w:val="910"/>
     <w:qFormat/>
     <w:pPr>
       <w:pBdr/>
@@ -35651,9 +37723,9 @@
       <w:sz w:val="36"/>
     </w:rPr>
   </w:style>
-  <w:style w:type="paragraph" w:styleId="913">
+  <w:style w:type="paragraph" w:styleId="915">
     <w:name w:val="A0"/>
-    <w:basedOn w:val="909"/>
+    <w:basedOn w:val="911"/>
     <w:qFormat/>
     <w:pPr>
       <w:pBdr/>
@@ -35665,9 +37737,9 @@
       <w:sz w:val="95"/>
     </w:rPr>
   </w:style>
-  <w:style w:type="paragraph" w:styleId="914">
+  <w:style w:type="paragraph" w:styleId="916">
     <w:name w:val="Titel A0"/>
-    <w:basedOn w:val="913"/>
+    <w:basedOn w:val="915"/>
     <w:qFormat/>
     <w:pPr>
       <w:pBdr/>
@@ -35679,9 +37751,9 @@
       <w:sz w:val="191"/>
     </w:rPr>
   </w:style>
-  <w:style w:type="paragraph" w:styleId="915">
+  <w:style w:type="paragraph" w:styleId="917">
     <w:name w:val="Kop A0"/>
-    <w:basedOn w:val="913"/>
+    <w:basedOn w:val="915"/>
     <w:qFormat/>
     <w:pPr>
       <w:pBdr/>
@@ -35693,9 +37765,9 @@
       <w:sz w:val="143"/>
     </w:rPr>
   </w:style>
-  <w:style w:type="paragraph" w:styleId="916">
+  <w:style w:type="paragraph" w:styleId="918">
     <w:name w:val="Tekst A0"/>
-    <w:basedOn w:val="913"/>
+    <w:basedOn w:val="915"/>
     <w:qFormat/>
     <w:pPr>
       <w:pBdr/>
@@ -35707,34 +37779,9 @@
       <w:sz w:val="95"/>
     </w:rPr>
   </w:style>
-  <w:style w:type="paragraph" w:styleId="917">
+  <w:style w:type="paragraph" w:styleId="919">
     <w:name w:val="Vormen"/>
-    <w:basedOn w:val="918"/>
-    <w:qFormat/>
-    <w:pPr>
-      <w:pBdr/>
-      <w:spacing/>
-      <w:ind/>
-    </w:pPr>
-    <w:rPr>
-      <w:rFonts w:ascii="Liberation Sans" w:hAnsi="Liberation Sans"/>
-      <w:b/>
-      <w:sz w:val="28"/>
-    </w:rPr>
-  </w:style>
-  <w:style w:type="paragraph" w:styleId="918">
-    <w:name w:val="Afbeelding"/>
-    <w:basedOn w:val="904"/>
-    <w:qFormat/>
-    <w:pPr>
-      <w:pBdr/>
-      <w:spacing/>
-      <w:ind/>
-    </w:pPr>
-  </w:style>
-  <w:style w:type="paragraph" w:styleId="919">
-    <w:name w:val="Gevuld"/>
-    <w:basedOn w:val="917"/>
+    <w:basedOn w:val="920"/>
     <w:qFormat/>
     <w:pPr>
       <w:pBdr/>
@@ -35748,7 +37795,17 @@
     </w:rPr>
   </w:style>
   <w:style w:type="paragraph" w:styleId="920">
-    <w:name w:val="Blauw gevuld"/>
+    <w:name w:val="Afbeelding"/>
+    <w:basedOn w:val="906"/>
+    <w:qFormat/>
+    <w:pPr>
+      <w:pBdr/>
+      <w:spacing/>
+      <w:ind/>
+    </w:pPr>
+  </w:style>
+  <w:style w:type="paragraph" w:styleId="921">
+    <w:name w:val="Gevuld"/>
     <w:basedOn w:val="919"/>
     <w:qFormat/>
     <w:pPr>
@@ -35759,29 +37816,12 @@
     <w:rPr>
       <w:rFonts w:ascii="Liberation Sans" w:hAnsi="Liberation Sans"/>
       <w:b/>
-      <w:color w:val="ffffff"/>
-      <w:sz w:val="28"/>
-    </w:rPr>
-  </w:style>
-  <w:style w:type="paragraph" w:styleId="921">
-    <w:name w:val="Groen gevuld"/>
-    <w:basedOn w:val="919"/>
-    <w:qFormat/>
-    <w:pPr>
-      <w:pBdr/>
-      <w:spacing/>
-      <w:ind/>
-    </w:pPr>
-    <w:rPr>
-      <w:rFonts w:ascii="Liberation Sans" w:hAnsi="Liberation Sans"/>
-      <w:b/>
-      <w:color w:val="ffffff"/>
       <w:sz w:val="28"/>
     </w:rPr>
   </w:style>
   <w:style w:type="paragraph" w:styleId="922">
-    <w:name w:val="Rood gevuld"/>
-    <w:basedOn w:val="919"/>
+    <w:name w:val="Blauw gevuld"/>
+    <w:basedOn w:val="921"/>
     <w:qFormat/>
     <w:pPr>
       <w:pBdr/>
@@ -35796,8 +37836,8 @@
     </w:rPr>
   </w:style>
   <w:style w:type="paragraph" w:styleId="923">
-    <w:name w:val="Geel gevuld"/>
-    <w:basedOn w:val="919"/>
+    <w:name w:val="Groen gevuld"/>
+    <w:basedOn w:val="921"/>
     <w:qFormat/>
     <w:pPr>
       <w:pBdr/>
@@ -35812,8 +37852,40 @@
     </w:rPr>
   </w:style>
   <w:style w:type="paragraph" w:styleId="924">
+    <w:name w:val="Rood gevuld"/>
+    <w:basedOn w:val="921"/>
+    <w:qFormat/>
+    <w:pPr>
+      <w:pBdr/>
+      <w:spacing/>
+      <w:ind/>
+    </w:pPr>
+    <w:rPr>
+      <w:rFonts w:ascii="Liberation Sans" w:hAnsi="Liberation Sans"/>
+      <w:b/>
+      <w:color w:val="ffffff"/>
+      <w:sz w:val="28"/>
+    </w:rPr>
+  </w:style>
+  <w:style w:type="paragraph" w:styleId="925">
+    <w:name w:val="Geel gevuld"/>
+    <w:basedOn w:val="921"/>
+    <w:qFormat/>
+    <w:pPr>
+      <w:pBdr/>
+      <w:spacing/>
+      <w:ind/>
+    </w:pPr>
+    <w:rPr>
+      <w:rFonts w:ascii="Liberation Sans" w:hAnsi="Liberation Sans"/>
+      <w:b/>
+      <w:color w:val="ffffff"/>
+      <w:sz w:val="28"/>
+    </w:rPr>
+  </w:style>
+  <w:style w:type="paragraph" w:styleId="926">
     <w:name w:val="Omlijnd"/>
-    <w:basedOn w:val="917"/>
+    <w:basedOn w:val="919"/>
     <w:qFormat/>
     <w:pPr>
       <w:pBdr/>
@@ -35826,9 +37898,9 @@
       <w:sz w:val="28"/>
     </w:rPr>
   </w:style>
-  <w:style w:type="paragraph" w:styleId="925">
+  <w:style w:type="paragraph" w:styleId="927">
     <w:name w:val="Blauw omlijnd"/>
-    <w:basedOn w:val="924"/>
+    <w:basedOn w:val="926"/>
     <w:qFormat/>
     <w:pPr>
       <w:pBdr/>
@@ -35842,9 +37914,9 @@
       <w:sz w:val="28"/>
     </w:rPr>
   </w:style>
-  <w:style w:type="paragraph" w:styleId="926">
+  <w:style w:type="paragraph" w:styleId="928">
     <w:name w:val="Groen omlijnd"/>
-    <w:basedOn w:val="924"/>
+    <w:basedOn w:val="926"/>
     <w:qFormat/>
     <w:pPr>
       <w:pBdr/>
@@ -35858,9 +37930,9 @@
       <w:sz w:val="28"/>
     </w:rPr>
   </w:style>
-  <w:style w:type="paragraph" w:styleId="927">
+  <w:style w:type="paragraph" w:styleId="929">
     <w:name w:val="Rood omlijnd"/>
-    <w:basedOn w:val="924"/>
+    <w:basedOn w:val="926"/>
     <w:qFormat/>
     <w:pPr>
       <w:pBdr/>
@@ -35874,9 +37946,9 @@
       <w:sz w:val="28"/>
     </w:rPr>
   </w:style>
-  <w:style w:type="paragraph" w:styleId="928">
+  <w:style w:type="paragraph" w:styleId="930">
     <w:name w:val="Geel omlijnd"/>
-    <w:basedOn w:val="924"/>
+    <w:basedOn w:val="926"/>
     <w:qFormat/>
     <w:pPr>
       <w:pBdr/>
@@ -35890,37 +37962,9 @@
       <w:sz w:val="28"/>
     </w:rPr>
   </w:style>
-  <w:style w:type="paragraph" w:styleId="929">
+  <w:style w:type="paragraph" w:styleId="931">
     <w:name w:val="Lijnen"/>
-    <w:basedOn w:val="918"/>
-    <w:qFormat/>
-    <w:pPr>
-      <w:pBdr/>
-      <w:spacing/>
-      <w:ind/>
-    </w:pPr>
-    <w:rPr>
-      <w:rFonts w:ascii="Liberation Sans" w:hAnsi="Liberation Sans"/>
-      <w:sz w:val="36"/>
-    </w:rPr>
-  </w:style>
-  <w:style w:type="paragraph" w:styleId="930">
-    <w:name w:val="Pijllijn"/>
-    <w:basedOn w:val="929"/>
-    <w:qFormat/>
-    <w:pPr>
-      <w:pBdr/>
-      <w:spacing/>
-      <w:ind/>
-    </w:pPr>
-    <w:rPr>
-      <w:rFonts w:ascii="Liberation Sans" w:hAnsi="Liberation Sans"/>
-      <w:sz w:val="36"/>
-    </w:rPr>
-  </w:style>
-  <w:style w:type="paragraph" w:styleId="931">
-    <w:name w:val="Gestreepte lijn"/>
-    <w:basedOn w:val="929"/>
+    <w:basedOn w:val="920"/>
     <w:qFormat/>
     <w:pPr>
       <w:pBdr/>
@@ -35933,6 +37977,34 @@
     </w:rPr>
   </w:style>
   <w:style w:type="paragraph" w:styleId="932">
+    <w:name w:val="Pijllijn"/>
+    <w:basedOn w:val="931"/>
+    <w:qFormat/>
+    <w:pPr>
+      <w:pBdr/>
+      <w:spacing/>
+      <w:ind/>
+    </w:pPr>
+    <w:rPr>
+      <w:rFonts w:ascii="Liberation Sans" w:hAnsi="Liberation Sans"/>
+      <w:sz w:val="36"/>
+    </w:rPr>
+  </w:style>
+  <w:style w:type="paragraph" w:styleId="933">
+    <w:name w:val="Gestreepte lijn"/>
+    <w:basedOn w:val="931"/>
+    <w:qFormat/>
+    <w:pPr>
+      <w:pBdr/>
+      <w:spacing/>
+      <w:ind/>
+    </w:pPr>
+    <w:rPr>
+      <w:rFonts w:ascii="Liberation Sans" w:hAnsi="Liberation Sans"/>
+      <w:sz w:val="36"/>
+    </w:rPr>
+  </w:style>
+  <w:style w:type="paragraph" w:styleId="934">
     <w:name w:val="Blank Slide~LT~Gliederung 1"/>
     <w:qFormat/>
     <w:pPr>
@@ -35956,9 +38028,9 @@
       <w:lang w:val="nl-NL" w:eastAsia="zh-CN" w:bidi="hi-IN"/>
     </w:rPr>
   </w:style>
-  <w:style w:type="paragraph" w:styleId="933">
+  <w:style w:type="paragraph" w:styleId="935">
     <w:name w:val="Blank Slide~LT~Gliederung 2"/>
-    <w:basedOn w:val="932"/>
+    <w:basedOn w:val="934"/>
     <w:qFormat/>
     <w:pPr>
       <w:pBdr/>
@@ -35976,9 +38048,9 @@
       <w:u w:val="none"/>
     </w:rPr>
   </w:style>
-  <w:style w:type="paragraph" w:styleId="934">
+  <w:style w:type="paragraph" w:styleId="936">
     <w:name w:val="Blank Slide~LT~Gliederung 3"/>
-    <w:basedOn w:val="933"/>
+    <w:basedOn w:val="935"/>
     <w:qFormat/>
     <w:pPr>
       <w:pBdr/>
@@ -35996,9 +38068,9 @@
       <w:u w:val="none"/>
     </w:rPr>
   </w:style>
-  <w:style w:type="paragraph" w:styleId="935">
+  <w:style w:type="paragraph" w:styleId="937">
     <w:name w:val="Blank Slide~LT~Gliederung 4"/>
-    <w:basedOn w:val="934"/>
+    <w:basedOn w:val="936"/>
     <w:qFormat/>
     <w:pPr>
       <w:pBdr/>
@@ -36016,48 +38088,8 @@
       <w:u w:val="none"/>
     </w:rPr>
   </w:style>
-  <w:style w:type="paragraph" w:styleId="936">
+  <w:style w:type="paragraph" w:styleId="938">
     <w:name w:val="Blank Slide~LT~Gliederung 5"/>
-    <w:basedOn w:val="935"/>
-    <w:qFormat/>
-    <w:pPr>
-      <w:pBdr/>
-      <w:spacing w:after="0" w:before="57"/>
-      <w:ind/>
-    </w:pPr>
-    <w:rPr>
-      <w:rFonts w:ascii="Lohit Devanagari" w:hAnsi="Lohit Devanagari"/>
-      <w:b w:val="0"/>
-      <w:i w:val="0"/>
-      <w:strike w:val="0"/>
-      <w:color w:val="auto"/>
-      <w:spacing w:val="0"/>
-      <w:sz w:val="40"/>
-      <w:u w:val="none"/>
-    </w:rPr>
-  </w:style>
-  <w:style w:type="paragraph" w:styleId="937">
-    <w:name w:val="Blank Slide~LT~Gliederung 6"/>
-    <w:basedOn w:val="936"/>
-    <w:qFormat/>
-    <w:pPr>
-      <w:pBdr/>
-      <w:spacing w:after="0" w:before="57"/>
-      <w:ind/>
-    </w:pPr>
-    <w:rPr>
-      <w:rFonts w:ascii="Lohit Devanagari" w:hAnsi="Lohit Devanagari"/>
-      <w:b w:val="0"/>
-      <w:i w:val="0"/>
-      <w:strike w:val="0"/>
-      <w:color w:val="auto"/>
-      <w:spacing w:val="0"/>
-      <w:sz w:val="40"/>
-      <w:u w:val="none"/>
-    </w:rPr>
-  </w:style>
-  <w:style w:type="paragraph" w:styleId="938">
-    <w:name w:val="Blank Slide~LT~Gliederung 7"/>
     <w:basedOn w:val="937"/>
     <w:qFormat/>
     <w:pPr>
@@ -36077,7 +38109,7 @@
     </w:rPr>
   </w:style>
   <w:style w:type="paragraph" w:styleId="939">
-    <w:name w:val="Blank Slide~LT~Gliederung 8"/>
+    <w:name w:val="Blank Slide~LT~Gliederung 6"/>
     <w:basedOn w:val="938"/>
     <w:qFormat/>
     <w:pPr>
@@ -36097,7 +38129,7 @@
     </w:rPr>
   </w:style>
   <w:style w:type="paragraph" w:styleId="940">
-    <w:name w:val="Blank Slide~LT~Gliederung 9"/>
+    <w:name w:val="Blank Slide~LT~Gliederung 7"/>
     <w:basedOn w:val="939"/>
     <w:qFormat/>
     <w:pPr>
@@ -36117,6 +38149,46 @@
     </w:rPr>
   </w:style>
   <w:style w:type="paragraph" w:styleId="941">
+    <w:name w:val="Blank Slide~LT~Gliederung 8"/>
+    <w:basedOn w:val="940"/>
+    <w:qFormat/>
+    <w:pPr>
+      <w:pBdr/>
+      <w:spacing w:after="0" w:before="57"/>
+      <w:ind/>
+    </w:pPr>
+    <w:rPr>
+      <w:rFonts w:ascii="Lohit Devanagari" w:hAnsi="Lohit Devanagari"/>
+      <w:b w:val="0"/>
+      <w:i w:val="0"/>
+      <w:strike w:val="0"/>
+      <w:color w:val="auto"/>
+      <w:spacing w:val="0"/>
+      <w:sz w:val="40"/>
+      <w:u w:val="none"/>
+    </w:rPr>
+  </w:style>
+  <w:style w:type="paragraph" w:styleId="942">
+    <w:name w:val="Blank Slide~LT~Gliederung 9"/>
+    <w:basedOn w:val="941"/>
+    <w:qFormat/>
+    <w:pPr>
+      <w:pBdr/>
+      <w:spacing w:after="0" w:before="57"/>
+      <w:ind/>
+    </w:pPr>
+    <w:rPr>
+      <w:rFonts w:ascii="Lohit Devanagari" w:hAnsi="Lohit Devanagari"/>
+      <w:b w:val="0"/>
+      <w:i w:val="0"/>
+      <w:strike w:val="0"/>
+      <w:color w:val="auto"/>
+      <w:spacing w:val="0"/>
+      <w:sz w:val="40"/>
+      <w:u w:val="none"/>
+    </w:rPr>
+  </w:style>
+  <w:style w:type="paragraph" w:styleId="943">
     <w:name w:val="Blank Slide~LT~Titel"/>
     <w:qFormat/>
     <w:pPr>
@@ -36140,7 +38212,7 @@
       <w:lang w:val="nl-NL" w:eastAsia="zh-CN" w:bidi="hi-IN"/>
     </w:rPr>
   </w:style>
-  <w:style w:type="paragraph" w:styleId="942">
+  <w:style w:type="paragraph" w:styleId="944">
     <w:name w:val="Blank Slide~LT~Untertitel"/>
     <w:qFormat/>
     <w:pPr>
@@ -36163,7 +38235,7 @@
       <w:lang w:val="nl-NL" w:eastAsia="zh-CN" w:bidi="hi-IN"/>
     </w:rPr>
   </w:style>
-  <w:style w:type="paragraph" w:styleId="943">
+  <w:style w:type="paragraph" w:styleId="945">
     <w:name w:val="Blank Slide~LT~Notizen"/>
     <w:qFormat/>
     <w:pPr>
@@ -36186,7 +38258,7 @@
       <w:lang w:val="nl-NL" w:eastAsia="zh-CN" w:bidi="hi-IN"/>
     </w:rPr>
   </w:style>
-  <w:style w:type="paragraph" w:styleId="944">
+  <w:style w:type="paragraph" w:styleId="946">
     <w:name w:val="Blank Slide~LT~Hintergrundobjekte"/>
     <w:qFormat/>
     <w:pPr>
@@ -36205,7 +38277,7 @@
       <w:lang w:val="nl-NL" w:eastAsia="zh-CN" w:bidi="hi-IN"/>
     </w:rPr>
   </w:style>
-  <w:style w:type="paragraph" w:styleId="945">
+  <w:style w:type="paragraph" w:styleId="947">
     <w:name w:val="Blank Slide~LT~Hintergrund"/>
     <w:qFormat/>
     <w:pPr>
@@ -36224,7 +38296,7 @@
       <w:lang w:val="nl-NL" w:eastAsia="zh-CN" w:bidi="hi-IN"/>
     </w:rPr>
   </w:style>
-  <w:style w:type="paragraph" w:styleId="946">
+  <w:style w:type="paragraph" w:styleId="948">
     <w:name w:val="default"/>
     <w:qFormat/>
     <w:pPr>
@@ -36243,39 +38315,9 @@
       <w:lang w:val="nl-NL" w:eastAsia="zh-CN" w:bidi="hi-IN"/>
     </w:rPr>
   </w:style>
-  <w:style w:type="paragraph" w:styleId="947">
+  <w:style w:type="paragraph" w:styleId="949">
     <w:name w:val="gray1"/>
-    <w:basedOn w:val="946"/>
-    <w:qFormat/>
-    <w:pPr>
-      <w:pBdr/>
-      <w:spacing w:after="0" w:before="0" w:line="200" w:lineRule="atLeast"/>
-      <w:ind/>
-    </w:pPr>
-    <w:rPr>
-      <w:rFonts w:ascii="Lohit Devanagari" w:hAnsi="Lohit Devanagari"/>
-      <w:color w:val="auto"/>
-      <w:sz w:val="36"/>
-    </w:rPr>
-  </w:style>
-  <w:style w:type="paragraph" w:styleId="948">
-    <w:name w:val="gray2"/>
-    <w:basedOn w:val="946"/>
-    <w:qFormat/>
-    <w:pPr>
-      <w:pBdr/>
-      <w:spacing w:after="0" w:before="0" w:line="200" w:lineRule="atLeast"/>
-      <w:ind/>
-    </w:pPr>
-    <w:rPr>
-      <w:rFonts w:ascii="Lohit Devanagari" w:hAnsi="Lohit Devanagari"/>
-      <w:color w:val="auto"/>
-      <w:sz w:val="36"/>
-    </w:rPr>
-  </w:style>
-  <w:style w:type="paragraph" w:styleId="949">
-    <w:name w:val="gray3"/>
-    <w:basedOn w:val="946"/>
+    <w:basedOn w:val="948"/>
     <w:qFormat/>
     <w:pPr>
       <w:pBdr/>
@@ -36289,8 +38331,8 @@
     </w:rPr>
   </w:style>
   <w:style w:type="paragraph" w:styleId="950">
-    <w:name w:val="bw1"/>
-    <w:basedOn w:val="946"/>
+    <w:name w:val="gray2"/>
+    <w:basedOn w:val="948"/>
     <w:qFormat/>
     <w:pPr>
       <w:pBdr/>
@@ -36304,8 +38346,8 @@
     </w:rPr>
   </w:style>
   <w:style w:type="paragraph" w:styleId="951">
-    <w:name w:val="bw2"/>
-    <w:basedOn w:val="946"/>
+    <w:name w:val="gray3"/>
+    <w:basedOn w:val="948"/>
     <w:qFormat/>
     <w:pPr>
       <w:pBdr/>
@@ -36319,8 +38361,8 @@
     </w:rPr>
   </w:style>
   <w:style w:type="paragraph" w:styleId="952">
-    <w:name w:val="bw3"/>
-    <w:basedOn w:val="946"/>
+    <w:name w:val="bw1"/>
+    <w:basedOn w:val="948"/>
     <w:qFormat/>
     <w:pPr>
       <w:pBdr/>
@@ -36334,8 +38376,8 @@
     </w:rPr>
   </w:style>
   <w:style w:type="paragraph" w:styleId="953">
-    <w:name w:val="orange1"/>
-    <w:basedOn w:val="946"/>
+    <w:name w:val="bw2"/>
+    <w:basedOn w:val="948"/>
     <w:qFormat/>
     <w:pPr>
       <w:pBdr/>
@@ -36349,8 +38391,8 @@
     </w:rPr>
   </w:style>
   <w:style w:type="paragraph" w:styleId="954">
-    <w:name w:val="orange2"/>
-    <w:basedOn w:val="946"/>
+    <w:name w:val="bw3"/>
+    <w:basedOn w:val="948"/>
     <w:qFormat/>
     <w:pPr>
       <w:pBdr/>
@@ -36364,8 +38406,8 @@
     </w:rPr>
   </w:style>
   <w:style w:type="paragraph" w:styleId="955">
-    <w:name w:val="orange3"/>
-    <w:basedOn w:val="946"/>
+    <w:name w:val="orange1"/>
+    <w:basedOn w:val="948"/>
     <w:qFormat/>
     <w:pPr>
       <w:pBdr/>
@@ -36379,8 +38421,8 @@
     </w:rPr>
   </w:style>
   <w:style w:type="paragraph" w:styleId="956">
-    <w:name w:val="turquoise1"/>
-    <w:basedOn w:val="946"/>
+    <w:name w:val="orange2"/>
+    <w:basedOn w:val="948"/>
     <w:qFormat/>
     <w:pPr>
       <w:pBdr/>
@@ -36394,8 +38436,8 @@
     </w:rPr>
   </w:style>
   <w:style w:type="paragraph" w:styleId="957">
-    <w:name w:val="turquoise2"/>
-    <w:basedOn w:val="946"/>
+    <w:name w:val="orange3"/>
+    <w:basedOn w:val="948"/>
     <w:qFormat/>
     <w:pPr>
       <w:pBdr/>
@@ -36409,8 +38451,8 @@
     </w:rPr>
   </w:style>
   <w:style w:type="paragraph" w:styleId="958">
-    <w:name w:val="turquoise3"/>
-    <w:basedOn w:val="946"/>
+    <w:name w:val="turquoise1"/>
+    <w:basedOn w:val="948"/>
     <w:qFormat/>
     <w:pPr>
       <w:pBdr/>
@@ -36424,8 +38466,8 @@
     </w:rPr>
   </w:style>
   <w:style w:type="paragraph" w:styleId="959">
-    <w:name w:val="blue1"/>
-    <w:basedOn w:val="946"/>
+    <w:name w:val="turquoise2"/>
+    <w:basedOn w:val="948"/>
     <w:qFormat/>
     <w:pPr>
       <w:pBdr/>
@@ -36439,8 +38481,8 @@
     </w:rPr>
   </w:style>
   <w:style w:type="paragraph" w:styleId="960">
-    <w:name w:val="blue2"/>
-    <w:basedOn w:val="946"/>
+    <w:name w:val="turquoise3"/>
+    <w:basedOn w:val="948"/>
     <w:qFormat/>
     <w:pPr>
       <w:pBdr/>
@@ -36454,8 +38496,8 @@
     </w:rPr>
   </w:style>
   <w:style w:type="paragraph" w:styleId="961">
-    <w:name w:val="blue3"/>
-    <w:basedOn w:val="946"/>
+    <w:name w:val="blue1"/>
+    <w:basedOn w:val="948"/>
     <w:qFormat/>
     <w:pPr>
       <w:pBdr/>
@@ -36469,8 +38511,8 @@
     </w:rPr>
   </w:style>
   <w:style w:type="paragraph" w:styleId="962">
-    <w:name w:val="sun1"/>
-    <w:basedOn w:val="946"/>
+    <w:name w:val="blue2"/>
+    <w:basedOn w:val="948"/>
     <w:qFormat/>
     <w:pPr>
       <w:pBdr/>
@@ -36484,8 +38526,8 @@
     </w:rPr>
   </w:style>
   <w:style w:type="paragraph" w:styleId="963">
-    <w:name w:val="sun2"/>
-    <w:basedOn w:val="946"/>
+    <w:name w:val="blue3"/>
+    <w:basedOn w:val="948"/>
     <w:qFormat/>
     <w:pPr>
       <w:pBdr/>
@@ -36499,8 +38541,8 @@
     </w:rPr>
   </w:style>
   <w:style w:type="paragraph" w:styleId="964">
-    <w:name w:val="sun3"/>
-    <w:basedOn w:val="946"/>
+    <w:name w:val="sun1"/>
+    <w:basedOn w:val="948"/>
     <w:qFormat/>
     <w:pPr>
       <w:pBdr/>
@@ -36514,8 +38556,8 @@
     </w:rPr>
   </w:style>
   <w:style w:type="paragraph" w:styleId="965">
-    <w:name w:val="earth1"/>
-    <w:basedOn w:val="946"/>
+    <w:name w:val="sun2"/>
+    <w:basedOn w:val="948"/>
     <w:qFormat/>
     <w:pPr>
       <w:pBdr/>
@@ -36529,8 +38571,8 @@
     </w:rPr>
   </w:style>
   <w:style w:type="paragraph" w:styleId="966">
-    <w:name w:val="earth2"/>
-    <w:basedOn w:val="946"/>
+    <w:name w:val="sun3"/>
+    <w:basedOn w:val="948"/>
     <w:qFormat/>
     <w:pPr>
       <w:pBdr/>
@@ -36544,8 +38586,8 @@
     </w:rPr>
   </w:style>
   <w:style w:type="paragraph" w:styleId="967">
-    <w:name w:val="earth3"/>
-    <w:basedOn w:val="946"/>
+    <w:name w:val="earth1"/>
+    <w:basedOn w:val="948"/>
     <w:qFormat/>
     <w:pPr>
       <w:pBdr/>
@@ -36559,8 +38601,8 @@
     </w:rPr>
   </w:style>
   <w:style w:type="paragraph" w:styleId="968">
-    <w:name w:val="green1"/>
-    <w:basedOn w:val="946"/>
+    <w:name w:val="earth2"/>
+    <w:basedOn w:val="948"/>
     <w:qFormat/>
     <w:pPr>
       <w:pBdr/>
@@ -36574,8 +38616,8 @@
     </w:rPr>
   </w:style>
   <w:style w:type="paragraph" w:styleId="969">
-    <w:name w:val="green2"/>
-    <w:basedOn w:val="946"/>
+    <w:name w:val="earth3"/>
+    <w:basedOn w:val="948"/>
     <w:qFormat/>
     <w:pPr>
       <w:pBdr/>
@@ -36589,8 +38631,8 @@
     </w:rPr>
   </w:style>
   <w:style w:type="paragraph" w:styleId="970">
-    <w:name w:val="green3"/>
-    <w:basedOn w:val="946"/>
+    <w:name w:val="green1"/>
+    <w:basedOn w:val="948"/>
     <w:qFormat/>
     <w:pPr>
       <w:pBdr/>
@@ -36604,8 +38646,8 @@
     </w:rPr>
   </w:style>
   <w:style w:type="paragraph" w:styleId="971">
-    <w:name w:val="seetang1"/>
-    <w:basedOn w:val="946"/>
+    <w:name w:val="green2"/>
+    <w:basedOn w:val="948"/>
     <w:qFormat/>
     <w:pPr>
       <w:pBdr/>
@@ -36619,8 +38661,8 @@
     </w:rPr>
   </w:style>
   <w:style w:type="paragraph" w:styleId="972">
-    <w:name w:val="seetang2"/>
-    <w:basedOn w:val="946"/>
+    <w:name w:val="green3"/>
+    <w:basedOn w:val="948"/>
     <w:qFormat/>
     <w:pPr>
       <w:pBdr/>
@@ -36634,8 +38676,8 @@
     </w:rPr>
   </w:style>
   <w:style w:type="paragraph" w:styleId="973">
-    <w:name w:val="seetang3"/>
-    <w:basedOn w:val="946"/>
+    <w:name w:val="seetang1"/>
+    <w:basedOn w:val="948"/>
     <w:qFormat/>
     <w:pPr>
       <w:pBdr/>
@@ -36649,8 +38691,8 @@
     </w:rPr>
   </w:style>
   <w:style w:type="paragraph" w:styleId="974">
-    <w:name w:val="lightblue1"/>
-    <w:basedOn w:val="946"/>
+    <w:name w:val="seetang2"/>
+    <w:basedOn w:val="948"/>
     <w:qFormat/>
     <w:pPr>
       <w:pBdr/>
@@ -36664,8 +38706,8 @@
     </w:rPr>
   </w:style>
   <w:style w:type="paragraph" w:styleId="975">
-    <w:name w:val="lightblue2"/>
-    <w:basedOn w:val="946"/>
+    <w:name w:val="seetang3"/>
+    <w:basedOn w:val="948"/>
     <w:qFormat/>
     <w:pPr>
       <w:pBdr/>
@@ -36679,8 +38721,8 @@
     </w:rPr>
   </w:style>
   <w:style w:type="paragraph" w:styleId="976">
-    <w:name w:val="lightblue3"/>
-    <w:basedOn w:val="946"/>
+    <w:name w:val="lightblue1"/>
+    <w:basedOn w:val="948"/>
     <w:qFormat/>
     <w:pPr>
       <w:pBdr/>
@@ -36694,8 +38736,8 @@
     </w:rPr>
   </w:style>
   <w:style w:type="paragraph" w:styleId="977">
-    <w:name w:val="yellow1"/>
-    <w:basedOn w:val="946"/>
+    <w:name w:val="lightblue2"/>
+    <w:basedOn w:val="948"/>
     <w:qFormat/>
     <w:pPr>
       <w:pBdr/>
@@ -36709,8 +38751,8 @@
     </w:rPr>
   </w:style>
   <w:style w:type="paragraph" w:styleId="978">
-    <w:name w:val="yellow2"/>
-    <w:basedOn w:val="946"/>
+    <w:name w:val="lightblue3"/>
+    <w:basedOn w:val="948"/>
     <w:qFormat/>
     <w:pPr>
       <w:pBdr/>
@@ -36724,8 +38766,8 @@
     </w:rPr>
   </w:style>
   <w:style w:type="paragraph" w:styleId="979">
-    <w:name w:val="yellow3"/>
-    <w:basedOn w:val="946"/>
+    <w:name w:val="yellow1"/>
+    <w:basedOn w:val="948"/>
     <w:qFormat/>
     <w:pPr>
       <w:pBdr/>
@@ -36739,6 +38781,36 @@
     </w:rPr>
   </w:style>
   <w:style w:type="paragraph" w:styleId="980">
+    <w:name w:val="yellow2"/>
+    <w:basedOn w:val="948"/>
+    <w:qFormat/>
+    <w:pPr>
+      <w:pBdr/>
+      <w:spacing w:after="0" w:before="0" w:line="200" w:lineRule="atLeast"/>
+      <w:ind/>
+    </w:pPr>
+    <w:rPr>
+      <w:rFonts w:ascii="Lohit Devanagari" w:hAnsi="Lohit Devanagari"/>
+      <w:color w:val="auto"/>
+      <w:sz w:val="36"/>
+    </w:rPr>
+  </w:style>
+  <w:style w:type="paragraph" w:styleId="981">
+    <w:name w:val="yellow3"/>
+    <w:basedOn w:val="948"/>
+    <w:qFormat/>
+    <w:pPr>
+      <w:pBdr/>
+      <w:spacing w:after="0" w:before="0" w:line="200" w:lineRule="atLeast"/>
+      <w:ind/>
+    </w:pPr>
+    <w:rPr>
+      <w:rFonts w:ascii="Lohit Devanagari" w:hAnsi="Lohit Devanagari"/>
+      <w:color w:val="auto"/>
+      <w:sz w:val="36"/>
+    </w:rPr>
+  </w:style>
+  <w:style w:type="paragraph" w:styleId="982">
     <w:name w:val="Achtergrondobjecten"/>
     <w:qFormat/>
     <w:pPr>
@@ -36757,7 +38829,7 @@
       <w:lang w:val="nl-NL" w:eastAsia="zh-CN" w:bidi="hi-IN"/>
     </w:rPr>
   </w:style>
-  <w:style w:type="paragraph" w:styleId="981">
+  <w:style w:type="paragraph" w:styleId="983">
     <w:name w:val="Vlak"/>
     <w:qFormat/>
     <w:pPr>
@@ -36776,7 +38848,7 @@
       <w:lang w:val="nl-NL" w:eastAsia="zh-CN" w:bidi="hi-IN"/>
     </w:rPr>
   </w:style>
-  <w:style w:type="paragraph" w:styleId="982">
+  <w:style w:type="paragraph" w:styleId="984">
     <w:name w:val="Notities"/>
     <w:qFormat/>
     <w:pPr>
@@ -36799,7 +38871,7 @@
       <w:lang w:val="nl-NL" w:eastAsia="zh-CN" w:bidi="hi-IN"/>
     </w:rPr>
   </w:style>
-  <w:style w:type="paragraph" w:styleId="983">
+  <w:style w:type="paragraph" w:styleId="985">
     <w:name w:val="Overzicht 1"/>
     <w:qFormat/>
     <w:pPr>
@@ -36823,9 +38895,9 @@
       <w:lang w:val="nl-NL" w:eastAsia="zh-CN" w:bidi="hi-IN"/>
     </w:rPr>
   </w:style>
-  <w:style w:type="paragraph" w:styleId="984">
+  <w:style w:type="paragraph" w:styleId="986">
     <w:name w:val="Overzicht 2"/>
-    <w:basedOn w:val="983"/>
+    <w:basedOn w:val="985"/>
     <w:qFormat/>
     <w:pPr>
       <w:pBdr/>
@@ -36843,9 +38915,9 @@
       <w:u w:val="none"/>
     </w:rPr>
   </w:style>
-  <w:style w:type="paragraph" w:styleId="985">
+  <w:style w:type="paragraph" w:styleId="987">
     <w:name w:val="Overzicht 3"/>
-    <w:basedOn w:val="984"/>
+    <w:basedOn w:val="986"/>
     <w:qFormat/>
     <w:pPr>
       <w:pBdr/>
@@ -36863,9 +38935,9 @@
       <w:u w:val="none"/>
     </w:rPr>
   </w:style>
-  <w:style w:type="paragraph" w:styleId="986">
+  <w:style w:type="paragraph" w:styleId="988">
     <w:name w:val="Overzicht 4"/>
-    <w:basedOn w:val="985"/>
+    <w:basedOn w:val="987"/>
     <w:qFormat/>
     <w:pPr>
       <w:pBdr/>
@@ -36883,48 +38955,8 @@
       <w:u w:val="none"/>
     </w:rPr>
   </w:style>
-  <w:style w:type="paragraph" w:styleId="987">
+  <w:style w:type="paragraph" w:styleId="989">
     <w:name w:val="Overzicht 5"/>
-    <w:basedOn w:val="986"/>
-    <w:qFormat/>
-    <w:pPr>
-      <w:pBdr/>
-      <w:spacing w:after="0" w:before="57"/>
-      <w:ind/>
-    </w:pPr>
-    <w:rPr>
-      <w:rFonts w:ascii="Lohit Devanagari" w:hAnsi="Lohit Devanagari"/>
-      <w:b w:val="0"/>
-      <w:i w:val="0"/>
-      <w:strike w:val="0"/>
-      <w:color w:val="auto"/>
-      <w:spacing w:val="0"/>
-      <w:sz w:val="40"/>
-      <w:u w:val="none"/>
-    </w:rPr>
-  </w:style>
-  <w:style w:type="paragraph" w:styleId="988">
-    <w:name w:val="Overzicht 6"/>
-    <w:basedOn w:val="987"/>
-    <w:qFormat/>
-    <w:pPr>
-      <w:pBdr/>
-      <w:spacing w:after="0" w:before="57"/>
-      <w:ind/>
-    </w:pPr>
-    <w:rPr>
-      <w:rFonts w:ascii="Lohit Devanagari" w:hAnsi="Lohit Devanagari"/>
-      <w:b w:val="0"/>
-      <w:i w:val="0"/>
-      <w:strike w:val="0"/>
-      <w:color w:val="auto"/>
-      <w:spacing w:val="0"/>
-      <w:sz w:val="40"/>
-      <w:u w:val="none"/>
-    </w:rPr>
-  </w:style>
-  <w:style w:type="paragraph" w:styleId="989">
-    <w:name w:val="Overzicht 7"/>
     <w:basedOn w:val="988"/>
     <w:qFormat/>
     <w:pPr>
@@ -36944,7 +38976,7 @@
     </w:rPr>
   </w:style>
   <w:style w:type="paragraph" w:styleId="990">
-    <w:name w:val="Overzicht 8"/>
+    <w:name w:val="Overzicht 6"/>
     <w:basedOn w:val="989"/>
     <w:qFormat/>
     <w:pPr>
@@ -36964,7 +38996,7 @@
     </w:rPr>
   </w:style>
   <w:style w:type="paragraph" w:styleId="991">
-    <w:name w:val="Overzicht 9"/>
+    <w:name w:val="Overzicht 7"/>
     <w:basedOn w:val="990"/>
     <w:qFormat/>
     <w:pPr>
@@ -36984,6 +39016,46 @@
     </w:rPr>
   </w:style>
   <w:style w:type="paragraph" w:styleId="992">
+    <w:name w:val="Overzicht 8"/>
+    <w:basedOn w:val="991"/>
+    <w:qFormat/>
+    <w:pPr>
+      <w:pBdr/>
+      <w:spacing w:after="0" w:before="57"/>
+      <w:ind/>
+    </w:pPr>
+    <w:rPr>
+      <w:rFonts w:ascii="Lohit Devanagari" w:hAnsi="Lohit Devanagari"/>
+      <w:b w:val="0"/>
+      <w:i w:val="0"/>
+      <w:strike w:val="0"/>
+      <w:color w:val="auto"/>
+      <w:spacing w:val="0"/>
+      <w:sz w:val="40"/>
+      <w:u w:val="none"/>
+    </w:rPr>
+  </w:style>
+  <w:style w:type="paragraph" w:styleId="993">
+    <w:name w:val="Overzicht 9"/>
+    <w:basedOn w:val="992"/>
+    <w:qFormat/>
+    <w:pPr>
+      <w:pBdr/>
+      <w:spacing w:after="0" w:before="57"/>
+      <w:ind/>
+    </w:pPr>
+    <w:rPr>
+      <w:rFonts w:ascii="Lohit Devanagari" w:hAnsi="Lohit Devanagari"/>
+      <w:b w:val="0"/>
+      <w:i w:val="0"/>
+      <w:strike w:val="0"/>
+      <w:color w:val="auto"/>
+      <w:spacing w:val="0"/>
+      <w:sz w:val="40"/>
+      <w:u w:val="none"/>
+    </w:rPr>
+  </w:style>
+  <w:style w:type="paragraph" w:styleId="994">
     <w:name w:val="Standaard~LT~Gliederung 1"/>
     <w:qFormat/>
     <w:pPr>
@@ -37007,9 +39079,9 @@
       <w:lang w:val="nl-NL" w:eastAsia="zh-CN" w:bidi="hi-IN"/>
     </w:rPr>
   </w:style>
-  <w:style w:type="paragraph" w:styleId="993">
+  <w:style w:type="paragraph" w:styleId="995">
     <w:name w:val="Standaard~LT~Gliederung 2"/>
-    <w:basedOn w:val="992"/>
+    <w:basedOn w:val="994"/>
     <w:qFormat/>
     <w:pPr>
       <w:pBdr/>
@@ -37027,9 +39099,9 @@
       <w:u w:val="none"/>
     </w:rPr>
   </w:style>
-  <w:style w:type="paragraph" w:styleId="994">
+  <w:style w:type="paragraph" w:styleId="996">
     <w:name w:val="Standaard~LT~Gliederung 3"/>
-    <w:basedOn w:val="993"/>
+    <w:basedOn w:val="995"/>
     <w:qFormat/>
     <w:pPr>
       <w:pBdr/>
@@ -37047,9 +39119,9 @@
       <w:u w:val="none"/>
     </w:rPr>
   </w:style>
-  <w:style w:type="paragraph" w:styleId="995">
+  <w:style w:type="paragraph" w:styleId="997">
     <w:name w:val="Standaard~LT~Gliederung 4"/>
-    <w:basedOn w:val="994"/>
+    <w:basedOn w:val="996"/>
     <w:qFormat/>
     <w:pPr>
       <w:pBdr/>
@@ -37067,48 +39139,8 @@
       <w:u w:val="none"/>
     </w:rPr>
   </w:style>
-  <w:style w:type="paragraph" w:styleId="996">
+  <w:style w:type="paragraph" w:styleId="998">
     <w:name w:val="Standaard~LT~Gliederung 5"/>
-    <w:basedOn w:val="995"/>
-    <w:qFormat/>
-    <w:pPr>
-      <w:pBdr/>
-      <w:spacing w:after="0" w:before="57"/>
-      <w:ind/>
-    </w:pPr>
-    <w:rPr>
-      <w:rFonts w:ascii="Lohit Devanagari" w:hAnsi="Lohit Devanagari"/>
-      <w:b w:val="0"/>
-      <w:i w:val="0"/>
-      <w:strike w:val="0"/>
-      <w:color w:val="auto"/>
-      <w:spacing w:val="0"/>
-      <w:sz w:val="40"/>
-      <w:u w:val="none"/>
-    </w:rPr>
-  </w:style>
-  <w:style w:type="paragraph" w:styleId="997">
-    <w:name w:val="Standaard~LT~Gliederung 6"/>
-    <w:basedOn w:val="996"/>
-    <w:qFormat/>
-    <w:pPr>
-      <w:pBdr/>
-      <w:spacing w:after="0" w:before="57"/>
-      <w:ind/>
-    </w:pPr>
-    <w:rPr>
-      <w:rFonts w:ascii="Lohit Devanagari" w:hAnsi="Lohit Devanagari"/>
-      <w:b w:val="0"/>
-      <w:i w:val="0"/>
-      <w:strike w:val="0"/>
-      <w:color w:val="auto"/>
-      <w:spacing w:val="0"/>
-      <w:sz w:val="40"/>
-      <w:u w:val="none"/>
-    </w:rPr>
-  </w:style>
-  <w:style w:type="paragraph" w:styleId="998">
-    <w:name w:val="Standaard~LT~Gliederung 7"/>
     <w:basedOn w:val="997"/>
     <w:qFormat/>
     <w:pPr>
@@ -37128,7 +39160,7 @@
     </w:rPr>
   </w:style>
   <w:style w:type="paragraph" w:styleId="999">
-    <w:name w:val="Standaard~LT~Gliederung 8"/>
+    <w:name w:val="Standaard~LT~Gliederung 6"/>
     <w:basedOn w:val="998"/>
     <w:qFormat/>
     <w:pPr>
@@ -37148,7 +39180,7 @@
     </w:rPr>
   </w:style>
   <w:style w:type="paragraph" w:styleId="1000">
-    <w:name w:val="Standaard~LT~Gliederung 9"/>
+    <w:name w:val="Standaard~LT~Gliederung 7"/>
     <w:basedOn w:val="999"/>
     <w:qFormat/>
     <w:pPr>
@@ -37168,6 +39200,46 @@
     </w:rPr>
   </w:style>
   <w:style w:type="paragraph" w:styleId="1001">
+    <w:name w:val="Standaard~LT~Gliederung 8"/>
+    <w:basedOn w:val="1000"/>
+    <w:qFormat/>
+    <w:pPr>
+      <w:pBdr/>
+      <w:spacing w:after="0" w:before="57"/>
+      <w:ind/>
+    </w:pPr>
+    <w:rPr>
+      <w:rFonts w:ascii="Lohit Devanagari" w:hAnsi="Lohit Devanagari"/>
+      <w:b w:val="0"/>
+      <w:i w:val="0"/>
+      <w:strike w:val="0"/>
+      <w:color w:val="auto"/>
+      <w:spacing w:val="0"/>
+      <w:sz w:val="40"/>
+      <w:u w:val="none"/>
+    </w:rPr>
+  </w:style>
+  <w:style w:type="paragraph" w:styleId="1002">
+    <w:name w:val="Standaard~LT~Gliederung 9"/>
+    <w:basedOn w:val="1001"/>
+    <w:qFormat/>
+    <w:pPr>
+      <w:pBdr/>
+      <w:spacing w:after="0" w:before="57"/>
+      <w:ind/>
+    </w:pPr>
+    <w:rPr>
+      <w:rFonts w:ascii="Lohit Devanagari" w:hAnsi="Lohit Devanagari"/>
+      <w:b w:val="0"/>
+      <w:i w:val="0"/>
+      <w:strike w:val="0"/>
+      <w:color w:val="auto"/>
+      <w:spacing w:val="0"/>
+      <w:sz w:val="40"/>
+      <w:u w:val="none"/>
+    </w:rPr>
+  </w:style>
+  <w:style w:type="paragraph" w:styleId="1003">
     <w:name w:val="Standaard~LT~Titel"/>
     <w:qFormat/>
     <w:pPr>
@@ -37191,7 +39263,7 @@
       <w:lang w:val="nl-NL" w:eastAsia="zh-CN" w:bidi="hi-IN"/>
     </w:rPr>
   </w:style>
-  <w:style w:type="paragraph" w:styleId="1002">
+  <w:style w:type="paragraph" w:styleId="1004">
     <w:name w:val="Standaard~LT~Untertitel"/>
     <w:qFormat/>
     <w:pPr>
@@ -37214,7 +39286,7 @@
       <w:lang w:val="nl-NL" w:eastAsia="zh-CN" w:bidi="hi-IN"/>
     </w:rPr>
   </w:style>
-  <w:style w:type="paragraph" w:styleId="1003">
+  <w:style w:type="paragraph" w:styleId="1005">
     <w:name w:val="Standaard~LT~Notizen"/>
     <w:qFormat/>
     <w:pPr>
@@ -37237,7 +39309,7 @@
       <w:lang w:val="nl-NL" w:eastAsia="zh-CN" w:bidi="hi-IN"/>
     </w:rPr>
   </w:style>
-  <w:style w:type="paragraph" w:styleId="1004">
+  <w:style w:type="paragraph" w:styleId="1006">
     <w:name w:val="Standaard~LT~Hintergrundobjekte"/>
     <w:qFormat/>
     <w:pPr>
@@ -37256,7 +39328,7 @@
       <w:lang w:val="nl-NL" w:eastAsia="zh-CN" w:bidi="hi-IN"/>
     </w:rPr>
   </w:style>
-  <w:style w:type="paragraph" w:styleId="1005">
+  <w:style w:type="paragraph" w:styleId="1007">
     <w:name w:val="Standaard~LT~Hintergrund"/>
     <w:qFormat/>
     <w:pPr>
@@ -37275,7 +39347,7 @@
       <w:lang w:val="nl-NL" w:eastAsia="zh-CN" w:bidi="hi-IN"/>
     </w:rPr>
   </w:style>
-  <w:style w:type="paragraph" w:styleId="1006">
+  <w:style w:type="paragraph" w:styleId="1008">
     <w:name w:val="Standaard 1~LT~Gliederung 1"/>
     <w:qFormat/>
     <w:pPr>
@@ -37299,9 +39371,9 @@
       <w:lang w:val="nl-NL" w:eastAsia="zh-CN" w:bidi="hi-IN"/>
     </w:rPr>
   </w:style>
-  <w:style w:type="paragraph" w:styleId="1007">
+  <w:style w:type="paragraph" w:styleId="1009">
     <w:name w:val="Standaard 1~LT~Gliederung 2"/>
-    <w:basedOn w:val="1006"/>
+    <w:basedOn w:val="1008"/>
     <w:qFormat/>
     <w:pPr>
       <w:pBdr/>
@@ -37319,9 +39391,9 @@
       <w:u w:val="none"/>
     </w:rPr>
   </w:style>
-  <w:style w:type="paragraph" w:styleId="1008">
+  <w:style w:type="paragraph" w:styleId="1010">
     <w:name w:val="Standaard 1~LT~Gliederung 3"/>
-    <w:basedOn w:val="1007"/>
+    <w:basedOn w:val="1009"/>
     <w:qFormat/>
     <w:pPr>
       <w:pBdr/>
@@ -37339,9 +39411,9 @@
       <w:u w:val="none"/>
     </w:rPr>
   </w:style>
-  <w:style w:type="paragraph" w:styleId="1009">
+  <w:style w:type="paragraph" w:styleId="1011">
     <w:name w:val="Standaard 1~LT~Gliederung 4"/>
-    <w:basedOn w:val="1008"/>
+    <w:basedOn w:val="1010"/>
     <w:qFormat/>
     <w:pPr>
       <w:pBdr/>
@@ -37359,48 +39431,8 @@
       <w:u w:val="none"/>
     </w:rPr>
   </w:style>
-  <w:style w:type="paragraph" w:styleId="1010">
+  <w:style w:type="paragraph" w:styleId="1012">
     <w:name w:val="Standaard 1~LT~Gliederung 5"/>
-    <w:basedOn w:val="1009"/>
-    <w:qFormat/>
-    <w:pPr>
-      <w:pBdr/>
-      <w:spacing w:after="0" w:before="57"/>
-      <w:ind/>
-    </w:pPr>
-    <w:rPr>
-      <w:rFonts w:ascii="Lohit Devanagari" w:hAnsi="Lohit Devanagari"/>
-      <w:b w:val="0"/>
-      <w:i w:val="0"/>
-      <w:strike w:val="0"/>
-      <w:color w:val="auto"/>
-      <w:spacing w:val="0"/>
-      <w:sz w:val="40"/>
-      <w:u w:val="none"/>
-    </w:rPr>
-  </w:style>
-  <w:style w:type="paragraph" w:styleId="1011">
-    <w:name w:val="Standaard 1~LT~Gliederung 6"/>
-    <w:basedOn w:val="1010"/>
-    <w:qFormat/>
-    <w:pPr>
-      <w:pBdr/>
-      <w:spacing w:after="0" w:before="57"/>
-      <w:ind/>
-    </w:pPr>
-    <w:rPr>
-      <w:rFonts w:ascii="Lohit Devanagari" w:hAnsi="Lohit Devanagari"/>
-      <w:b w:val="0"/>
-      <w:i w:val="0"/>
-      <w:strike w:val="0"/>
-      <w:color w:val="auto"/>
-      <w:spacing w:val="0"/>
-      <w:sz w:val="40"/>
-      <w:u w:val="none"/>
-    </w:rPr>
-  </w:style>
-  <w:style w:type="paragraph" w:styleId="1012">
-    <w:name w:val="Standaard 1~LT~Gliederung 7"/>
     <w:basedOn w:val="1011"/>
     <w:qFormat/>
     <w:pPr>
@@ -37420,7 +39452,7 @@
     </w:rPr>
   </w:style>
   <w:style w:type="paragraph" w:styleId="1013">
-    <w:name w:val="Standaard 1~LT~Gliederung 8"/>
+    <w:name w:val="Standaard 1~LT~Gliederung 6"/>
     <w:basedOn w:val="1012"/>
     <w:qFormat/>
     <w:pPr>
@@ -37440,7 +39472,7 @@
     </w:rPr>
   </w:style>
   <w:style w:type="paragraph" w:styleId="1014">
-    <w:name w:val="Standaard 1~LT~Gliederung 9"/>
+    <w:name w:val="Standaard 1~LT~Gliederung 7"/>
     <w:basedOn w:val="1013"/>
     <w:qFormat/>
     <w:pPr>
@@ -37460,6 +39492,46 @@
     </w:rPr>
   </w:style>
   <w:style w:type="paragraph" w:styleId="1015">
+    <w:name w:val="Standaard 1~LT~Gliederung 8"/>
+    <w:basedOn w:val="1014"/>
+    <w:qFormat/>
+    <w:pPr>
+      <w:pBdr/>
+      <w:spacing w:after="0" w:before="57"/>
+      <w:ind/>
+    </w:pPr>
+    <w:rPr>
+      <w:rFonts w:ascii="Lohit Devanagari" w:hAnsi="Lohit Devanagari"/>
+      <w:b w:val="0"/>
+      <w:i w:val="0"/>
+      <w:strike w:val="0"/>
+      <w:color w:val="auto"/>
+      <w:spacing w:val="0"/>
+      <w:sz w:val="40"/>
+      <w:u w:val="none"/>
+    </w:rPr>
+  </w:style>
+  <w:style w:type="paragraph" w:styleId="1016">
+    <w:name w:val="Standaard 1~LT~Gliederung 9"/>
+    <w:basedOn w:val="1015"/>
+    <w:qFormat/>
+    <w:pPr>
+      <w:pBdr/>
+      <w:spacing w:after="0" w:before="57"/>
+      <w:ind/>
+    </w:pPr>
+    <w:rPr>
+      <w:rFonts w:ascii="Lohit Devanagari" w:hAnsi="Lohit Devanagari"/>
+      <w:b w:val="0"/>
+      <w:i w:val="0"/>
+      <w:strike w:val="0"/>
+      <w:color w:val="auto"/>
+      <w:spacing w:val="0"/>
+      <w:sz w:val="40"/>
+      <w:u w:val="none"/>
+    </w:rPr>
+  </w:style>
+  <w:style w:type="paragraph" w:styleId="1017">
     <w:name w:val="Standaard 1~LT~Titel"/>
     <w:qFormat/>
     <w:pPr>
@@ -37483,7 +39555,7 @@
       <w:lang w:val="nl-NL" w:eastAsia="zh-CN" w:bidi="hi-IN"/>
     </w:rPr>
   </w:style>
-  <w:style w:type="paragraph" w:styleId="1016">
+  <w:style w:type="paragraph" w:styleId="1018">
     <w:name w:val="Standaard 1~LT~Untertitel"/>
     <w:qFormat/>
     <w:pPr>
@@ -37506,7 +39578,7 @@
       <w:lang w:val="nl-NL" w:eastAsia="zh-CN" w:bidi="hi-IN"/>
     </w:rPr>
   </w:style>
-  <w:style w:type="paragraph" w:styleId="1017">
+  <w:style w:type="paragraph" w:styleId="1019">
     <w:name w:val="Standaard 1~LT~Notizen"/>
     <w:qFormat/>
     <w:pPr>
@@ -37529,7 +39601,7 @@
       <w:lang w:val="nl-NL" w:eastAsia="zh-CN" w:bidi="hi-IN"/>
     </w:rPr>
   </w:style>
-  <w:style w:type="paragraph" w:styleId="1018">
+  <w:style w:type="paragraph" w:styleId="1020">
     <w:name w:val="Standaard 1~LT~Hintergrundobjekte"/>
     <w:qFormat/>
     <w:pPr>
@@ -37548,7 +39620,7 @@
       <w:lang w:val="nl-NL" w:eastAsia="zh-CN" w:bidi="hi-IN"/>
     </w:rPr>
   </w:style>
-  <w:style w:type="paragraph" w:styleId="1019">
+  <w:style w:type="paragraph" w:styleId="1021">
     <w:name w:val="Standaard 1~LT~Hintergrund"/>
     <w:qFormat/>
     <w:pPr>
